--- a/docs/软件设计.docx
+++ b/docs/软件设计.docx
@@ -1602,7 +1602,20 @@
           <w:rStyle w:val="VerbatimChar"/>
           <w:rFonts w:hint="eastAsia"/>
         </w:rPr>
-        <w:t xml:space="preserve">传感器经前置放大后的信号）^[3,4,5]^</w:t>
+        <w:t xml:space="preserve">传感器经前置放大后的信号）→</w:t>
+      </w:r>
+      <w:r>
+        <w:rPr>
+          <w:rStyle w:val="VerbatimChar"/>
+        </w:rPr>
+        <w:t xml:space="preserve"> </w:t>
+      </w:r>
+      <w:r>
+        <w:rPr>
+          <w:rStyle w:val="VerbatimChar"/>
+          <w:rFonts w:hint="eastAsia"/>
+        </w:rPr>
+        <w:t xml:space="preserve">数字陷波(50/60Hz)</w:t>
       </w:r>
       <w:r>
         <w:rPr>
@@ -1615,7 +1628,23 @@
           <w:rStyle w:val="VerbatimChar"/>
           <w:rFonts w:hint="eastAsia"/>
         </w:rPr>
-        <w:t xml:space="preserve">数字陷波(50/60Hz)</w:t>
+        <w:t xml:space="preserve">环形缓冲区(512点)</w:t>
+      </w:r>
+      <w:r>
+        <w:br/>
+      </w:r>
+      <w:r>
+        <w:rPr>
+          <w:rStyle w:val="VerbatimChar"/>
+        </w:rPr>
+        <w:t xml:space="preserve">    → </w:t>
+      </w:r>
+      <w:r>
+        <w:rPr>
+          <w:rStyle w:val="VerbatimChar"/>
+          <w:rFonts w:hint="eastAsia"/>
+        </w:rPr>
+        <w:t xml:space="preserve">256点快照</w:t>
       </w:r>
       <w:r>
         <w:rPr>
@@ -1628,7 +1657,33 @@
           <w:rStyle w:val="VerbatimChar"/>
           <w:rFonts w:hint="eastAsia"/>
         </w:rPr>
-        <w:t xml:space="preserve">环形缓冲区(512点)</w:t>
+        <w:t xml:space="preserve">RMS计算(AC耦合)</w:t>
+      </w:r>
+      <w:r>
+        <w:rPr>
+          <w:rStyle w:val="VerbatimChar"/>
+        </w:rPr>
+        <w:t xml:space="preserve"> → </w:t>
+      </w:r>
+      <w:r>
+        <w:rPr>
+          <w:rStyle w:val="VerbatimChar"/>
+          <w:rFonts w:hint="eastAsia"/>
+        </w:rPr>
+        <w:t xml:space="preserve">FFT+功率谱</w:t>
+      </w:r>
+      <w:r>
+        <w:rPr>
+          <w:rStyle w:val="VerbatimChar"/>
+        </w:rPr>
+        <w:t xml:space="preserve"> → </w:t>
+      </w:r>
+      <w:r>
+        <w:rPr>
+          <w:rStyle w:val="VerbatimChar"/>
+          <w:rFonts w:hint="eastAsia"/>
+        </w:rPr>
+        <w:t xml:space="preserve">MDF计算(20~250Hz)</w:t>
       </w:r>
       <w:r>
         <w:br/>
@@ -1644,7 +1699,7 @@
           <w:rStyle w:val="VerbatimChar"/>
           <w:rFonts w:hint="eastAsia"/>
         </w:rPr>
-        <w:t xml:space="preserve">256点快照</w:t>
+        <w:t xml:space="preserve">激活度计算</w:t>
       </w:r>
       <w:r>
         <w:rPr>
@@ -1657,7 +1712,7 @@
           <w:rStyle w:val="VerbatimChar"/>
           <w:rFonts w:hint="eastAsia"/>
         </w:rPr>
-        <w:t xml:space="preserve">RMS计算(AC耦合)</w:t>
+        <w:t xml:space="preserve">疲劳度计算(双锚点+EMA)</w:t>
       </w:r>
       <w:r>
         <w:rPr>
@@ -1670,67 +1725,32 @@
           <w:rStyle w:val="VerbatimChar"/>
           <w:rFonts w:hint="eastAsia"/>
         </w:rPr>
-        <w:t xml:space="preserve">FFT+功率谱</w:t>
-      </w:r>
-      <w:r>
-        <w:rPr>
-          <w:rStyle w:val="VerbatimChar"/>
-        </w:rPr>
-        <w:t xml:space="preserve"> → </w:t>
-      </w:r>
-      <w:r>
-        <w:rPr>
-          <w:rStyle w:val="VerbatimChar"/>
-          <w:rFonts w:hint="eastAsia"/>
-        </w:rPr>
-        <w:t xml:space="preserve">MDF计算(20~250Hz)</w:t>
-      </w:r>
-      <w:r>
-        <w:br/>
-      </w:r>
-      <w:r>
-        <w:rPr>
-          <w:rStyle w:val="VerbatimChar"/>
-        </w:rPr>
-        <w:t xml:space="preserve">    → </w:t>
-      </w:r>
-      <w:r>
-        <w:rPr>
-          <w:rStyle w:val="VerbatimChar"/>
-          <w:rFonts w:hint="eastAsia"/>
-        </w:rPr>
-        <w:t xml:space="preserve">激活度计算</w:t>
-      </w:r>
-      <w:r>
-        <w:rPr>
-          <w:rStyle w:val="VerbatimChar"/>
-        </w:rPr>
-        <w:t xml:space="preserve"> → </w:t>
-      </w:r>
-      <w:r>
-        <w:rPr>
-          <w:rStyle w:val="VerbatimChar"/>
-          <w:rFonts w:hint="eastAsia"/>
-        </w:rPr>
-        <w:t xml:space="preserve">疲劳度计算(双锚点+EMA)</w:t>
-      </w:r>
-      <w:r>
-        <w:rPr>
-          <w:rStyle w:val="VerbatimChar"/>
-        </w:rPr>
-        <w:t xml:space="preserve"> → </w:t>
-      </w:r>
-      <w:r>
-        <w:rPr>
-          <w:rStyle w:val="VerbatimChar"/>
-          <w:rFonts w:hint="eastAsia"/>
-        </w:rPr>
         <w:t xml:space="preserve">信号质量评估</w:t>
       </w:r>
     </w:p>
     <w:p>
       <w:pPr>
         <w:pStyle w:val="FirstParagraph"/>
+      </w:pPr>
+      <w:r>
+        <w:rPr>
+          <w:rFonts w:hint="eastAsia"/>
+        </w:rPr>
+        <w:t xml:space="preserve">信号处理链路各模块设计参考相关文献</w:t>
+      </w:r>
+      <w:r>
+        <w:rPr>
+          <w:vertAlign w:val="superscript"/>
+        </w:rPr>
+        <w:t xml:space="preserve">[3,4,5]</w:t>
+      </w:r>
+      <w:r>
+        <w:t xml:space="preserve">。</w:t>
+      </w:r>
+    </w:p>
+    <w:p>
+      <w:pPr>
+        <w:pStyle w:val="BodyText"/>
       </w:pPr>
       <w:r>
         <w:rPr>

--- a/docs/软件设计.docx
+++ b/docs/软件设计.docx
@@ -47,7 +47,7 @@
         <w:rPr>
           <w:rFonts w:hint="eastAsia"/>
         </w:rPr>
-        <w:t xml:space="preserve">更新：2026-07-14</w:t>
+        <w:t>更新：2026-08-02</w:t>
       </w:r>
     </w:p>
     <w:p>
@@ -58,7 +58,7 @@
         <w:rPr>
           <w:rFonts w:hint="eastAsia"/>
         </w:rPr>
-        <w:t xml:space="preserve">课题名称：基于个性化自适应模型的肌电传感器疲劳预警腕带</w:t>
+        <w:t xml:space="preserve">课题名称：基于表面肌电的个性化弯举疲劳预警臂带</w:t>
       </w:r>
     </w:p>
     <w:p>
@@ -1827,13 +1827,37 @@
         <w:rPr>
           <w:vertAlign w:val="superscript"/>
         </w:rPr>
-        <w:t xml:space="preserve">[6,7,9,11,12]</w:t>
-      </w:r>
-      <w:r>
-        <w:rPr>
-          <w:rFonts w:hint="eastAsia"/>
-        </w:rPr>
-        <w:t xml:space="preserve">实现。</w:t>
+        <w:t xml:space="preserve">[9,10,12,14,15]</w:t>
+      </w:r>
+      <w:r>
+        <w:rPr>
+          <w:rFonts w:hint="eastAsia"/>
+        </w:rPr>
+        <w:t xml:space="preserve">实现；何彦等</w:t>
+      </w:r>
+      <w:r>
+        <w:rPr>
+          <w:vertAlign w:val="superscript"/>
+        </w:rPr>
+        <w:t xml:space="preserve">[8]</w:t>
+      </w:r>
+      <w:r>
+        <w:t xml:space="preserve"> </w:t>
+      </w:r>
+      <w:r>
+        <w:rPr>
+          <w:rFonts w:hint="eastAsia"/>
+        </w:rPr>
+        <w:t xml:space="preserve">在健身穿戴产品中基于</w:t>
+      </w:r>
+      <w:r>
+        <w:t xml:space="preserve"> MDF/MNF </w:t>
+      </w:r>
+      <w:r>
+        <w:rPr>
+          <w:rFonts w:hint="eastAsia"/>
+        </w:rPr>
+        <w:t xml:space="preserve">构建”激活—过渡—力竭”三态疲劳模型，与本系统的激活度/疲劳度状态划分一致。</w:t>
       </w:r>
     </w:p>
     <w:bookmarkEnd w:id="16"/>

--- a/docs/软件设计.docx
+++ b/docs/软件设计.docx
@@ -47,7 +47,7 @@
         <w:rPr>
           <w:rFonts w:hint="eastAsia"/>
         </w:rPr>
-        <w:t>更新：2026-08-02</w:t>
+        <w:t xml:space="preserve">更新：2026-08-02</w:t>
       </w:r>
     </w:p>
     <w:p>

--- a/docs/软件设计.docx
+++ b/docs/软件设计.docx
@@ -6,6 +6,7 @@
     <w:p>
       <w:pPr>
         <w:pStyle w:val="Heading1"/>
+        <w:spacing w:line="360" w:lineRule="auto"/>
         <w:jc w:val="center"/>
       </w:pPr>
       <w:r>
@@ -20,12 +21,14 @@
     <w:p>
       <w:pPr>
         <w:pStyle w:val="FirstParagraph"/>
-      </w:pPr>
-      <w:r>
-        <w:rPr>
-          <w:rFonts w:hint="eastAsia"/>
+        <w:spacing w:line="360" w:lineRule="auto"/>
+      </w:pPr>
+      <w:r>
+        <w:rPr>
+          <w:rFonts w:hint="eastAsia" w:ascii="Times New Roman" w:hAnsi="Times New Roman" w:eastAsia="宋体"/>
           <w:b/>
           <w:bCs/>
+          <w:sz w:val="24"/>
         </w:rPr>
         <w:t xml:space="preserve">基于微信云开发的肌电疲劳监测系统软件架构</w:t>
       </w:r>
@@ -33,19 +36,26 @@
     <w:p>
       <w:pPr>
         <w:pStyle w:val="BlockText"/>
-      </w:pPr>
-      <w:r>
-        <w:rPr>
-          <w:rFonts w:hint="eastAsia"/>
+        <w:spacing w:line="360" w:lineRule="auto"/>
+      </w:pPr>
+      <w:r>
+        <w:rPr>
+          <w:rFonts w:hint="eastAsia" w:ascii="Times New Roman" w:hAnsi="Times New Roman" w:eastAsia="宋体"/>
+          <w:sz w:val="24"/>
         </w:rPr>
         <w:t xml:space="preserve">版本：V1.0</w:t>
       </w:r>
       <w:r>
+        <w:rPr>
+          <w:rFonts w:ascii="Times New Roman" w:hAnsi="Times New Roman" w:eastAsia="宋体"/>
+          <w:sz w:val="24"/>
+        </w:rPr>
         <w:t xml:space="preserve"> | </w:t>
       </w:r>
       <w:r>
         <w:rPr>
-          <w:rFonts w:hint="eastAsia"/>
+          <w:rFonts w:hint="eastAsia" w:ascii="Times New Roman" w:hAnsi="Times New Roman" w:eastAsia="宋体"/>
+          <w:sz w:val="24"/>
         </w:rPr>
         <w:t xml:space="preserve">更新：2026-08-02</w:t>
       </w:r>
@@ -53,10 +63,12 @@
     <w:p>
       <w:pPr>
         <w:pStyle w:val="BlockText"/>
-      </w:pPr>
-      <w:r>
-        <w:rPr>
-          <w:rFonts w:hint="eastAsia"/>
+        <w:spacing w:line="360" w:lineRule="auto"/>
+      </w:pPr>
+      <w:r>
+        <w:rPr>
+          <w:rFonts w:hint="eastAsia" w:ascii="Times New Roman" w:hAnsi="Times New Roman" w:eastAsia="宋体"/>
+          <w:sz w:val="24"/>
         </w:rPr>
         <w:t xml:space="preserve">课题名称：基于表面肌电的个性化弯举疲劳预警臂带</w:t>
       </w:r>
@@ -87,10 +99,12 @@
           <w:ilvl w:val="0"/>
           <w:numId w:val="1001"/>
         </w:numPr>
-      </w:pPr>
-      <w:r>
-        <w:rPr>
-          <w:rFonts w:hint="eastAsia"/>
+        <w:spacing w:line="360" w:lineRule="auto"/>
+      </w:pPr>
+      <w:r>
+        <w:rPr>
+          <w:rFonts w:hint="eastAsia" w:ascii="Times New Roman" w:hAnsi="Times New Roman" w:eastAsia="宋体"/>
+          <w:sz w:val="24"/>
         </w:rPr>
         <w:t xml:space="preserve">系统概述</w:t>
       </w:r>
@@ -102,10 +116,12 @@
           <w:ilvl w:val="0"/>
           <w:numId w:val="1001"/>
         </w:numPr>
-      </w:pPr>
-      <w:r>
-        <w:rPr>
-          <w:rFonts w:hint="eastAsia"/>
+        <w:spacing w:line="360" w:lineRule="auto"/>
+      </w:pPr>
+      <w:r>
+        <w:rPr>
+          <w:rFonts w:hint="eastAsia" w:ascii="Times New Roman" w:hAnsi="Times New Roman" w:eastAsia="宋体"/>
+          <w:sz w:val="24"/>
         </w:rPr>
         <w:t xml:space="preserve">固件端设计</w:t>
       </w:r>
@@ -117,13 +133,19 @@
           <w:ilvl w:val="1"/>
           <w:numId w:val="1002"/>
         </w:numPr>
-      </w:pPr>
-      <w:r>
+        <w:spacing w:line="360" w:lineRule="auto"/>
+      </w:pPr>
+      <w:r>
+        <w:rPr>
+          <w:rFonts w:ascii="Times New Roman" w:hAnsi="Times New Roman" w:eastAsia="宋体"/>
+          <w:sz w:val="24"/>
+        </w:rPr>
         <w:t xml:space="preserve">2.1 </w:t>
       </w:r>
       <w:r>
         <w:rPr>
-          <w:rFonts w:hint="eastAsia"/>
+          <w:rFonts w:hint="eastAsia" w:ascii="Times New Roman" w:hAnsi="Times New Roman" w:eastAsia="宋体"/>
+          <w:sz w:val="24"/>
         </w:rPr>
         <w:t xml:space="preserve">模块架构</w:t>
       </w:r>
@@ -135,13 +157,19 @@
           <w:ilvl w:val="1"/>
           <w:numId w:val="1002"/>
         </w:numPr>
-      </w:pPr>
-      <w:r>
+        <w:spacing w:line="360" w:lineRule="auto"/>
+      </w:pPr>
+      <w:r>
+        <w:rPr>
+          <w:rFonts w:ascii="Times New Roman" w:hAnsi="Times New Roman" w:eastAsia="宋体"/>
+          <w:sz w:val="24"/>
+        </w:rPr>
         <w:t xml:space="preserve">2.2 </w:t>
       </w:r>
       <w:r>
         <w:rPr>
-          <w:rFonts w:hint="eastAsia"/>
+          <w:rFonts w:hint="eastAsia" w:ascii="Times New Roman" w:hAnsi="Times New Roman" w:eastAsia="宋体"/>
+          <w:sz w:val="24"/>
         </w:rPr>
         <w:t xml:space="preserve">启动流程</w:t>
       </w:r>
@@ -153,13 +181,19 @@
           <w:ilvl w:val="1"/>
           <w:numId w:val="1002"/>
         </w:numPr>
-      </w:pPr>
-      <w:r>
+        <w:spacing w:line="360" w:lineRule="auto"/>
+      </w:pPr>
+      <w:r>
+        <w:rPr>
+          <w:rFonts w:ascii="Times New Roman" w:hAnsi="Times New Roman" w:eastAsia="宋体"/>
+          <w:sz w:val="24"/>
+        </w:rPr>
         <w:t xml:space="preserve">2.3 </w:t>
       </w:r>
       <w:r>
         <w:rPr>
-          <w:rFonts w:hint="eastAsia"/>
+          <w:rFonts w:hint="eastAsia" w:ascii="Times New Roman" w:hAnsi="Times New Roman" w:eastAsia="宋体"/>
+          <w:sz w:val="24"/>
         </w:rPr>
         <w:t xml:space="preserve">信号处理流程</w:t>
       </w:r>
@@ -171,13 +205,19 @@
           <w:ilvl w:val="1"/>
           <w:numId w:val="1002"/>
         </w:numPr>
-      </w:pPr>
-      <w:r>
+        <w:spacing w:line="360" w:lineRule="auto"/>
+      </w:pPr>
+      <w:r>
+        <w:rPr>
+          <w:rFonts w:ascii="Times New Roman" w:hAnsi="Times New Roman" w:eastAsia="宋体"/>
+          <w:sz w:val="24"/>
+        </w:rPr>
         <w:t xml:space="preserve">2.4 </w:t>
       </w:r>
       <w:r>
         <w:rPr>
-          <w:rFonts w:hint="eastAsia"/>
+          <w:rFonts w:hint="eastAsia" w:ascii="Times New Roman" w:hAnsi="Times New Roman" w:eastAsia="宋体"/>
+          <w:sz w:val="24"/>
         </w:rPr>
         <w:t xml:space="preserve">数据上传流程</w:t>
       </w:r>
@@ -189,13 +229,19 @@
           <w:ilvl w:val="1"/>
           <w:numId w:val="1002"/>
         </w:numPr>
-      </w:pPr>
-      <w:r>
+        <w:spacing w:line="360" w:lineRule="auto"/>
+      </w:pPr>
+      <w:r>
+        <w:rPr>
+          <w:rFonts w:ascii="Times New Roman" w:hAnsi="Times New Roman" w:eastAsia="宋体"/>
+          <w:sz w:val="24"/>
+        </w:rPr>
         <w:t xml:space="preserve">2.5 BLE </w:t>
       </w:r>
       <w:r>
         <w:rPr>
-          <w:rFonts w:hint="eastAsia"/>
+          <w:rFonts w:hint="eastAsia" w:ascii="Times New Roman" w:hAnsi="Times New Roman" w:eastAsia="宋体"/>
+          <w:sz w:val="24"/>
         </w:rPr>
         <w:t xml:space="preserve">配网流程</w:t>
       </w:r>
@@ -207,10 +253,12 @@
           <w:ilvl w:val="0"/>
           <w:numId w:val="1001"/>
         </w:numPr>
-      </w:pPr>
-      <w:r>
-        <w:rPr>
-          <w:rFonts w:hint="eastAsia"/>
+        <w:spacing w:line="360" w:lineRule="auto"/>
+      </w:pPr>
+      <w:r>
+        <w:rPr>
+          <w:rFonts w:hint="eastAsia" w:ascii="Times New Roman" w:hAnsi="Times New Roman" w:eastAsia="宋体"/>
+          <w:sz w:val="24"/>
         </w:rPr>
         <w:t xml:space="preserve">云端设计</w:t>
       </w:r>
@@ -222,13 +270,19 @@
           <w:ilvl w:val="1"/>
           <w:numId w:val="1003"/>
         </w:numPr>
-      </w:pPr>
-      <w:r>
+        <w:spacing w:line="360" w:lineRule="auto"/>
+      </w:pPr>
+      <w:r>
+        <w:rPr>
+          <w:rFonts w:ascii="Times New Roman" w:hAnsi="Times New Roman" w:eastAsia="宋体"/>
+          <w:sz w:val="24"/>
+        </w:rPr>
         <w:t xml:space="preserve">3.1 </w:t>
       </w:r>
       <w:r>
         <w:rPr>
-          <w:rFonts w:hint="eastAsia"/>
+          <w:rFonts w:hint="eastAsia" w:ascii="Times New Roman" w:hAnsi="Times New Roman" w:eastAsia="宋体"/>
+          <w:sz w:val="24"/>
         </w:rPr>
         <w:t xml:space="preserve">云函数设计</w:t>
       </w:r>
@@ -240,13 +294,19 @@
           <w:ilvl w:val="1"/>
           <w:numId w:val="1003"/>
         </w:numPr>
-      </w:pPr>
-      <w:r>
+        <w:spacing w:line="360" w:lineRule="auto"/>
+      </w:pPr>
+      <w:r>
+        <w:rPr>
+          <w:rFonts w:ascii="Times New Roman" w:hAnsi="Times New Roman" w:eastAsia="宋体"/>
+          <w:sz w:val="24"/>
+        </w:rPr>
         <w:t xml:space="preserve">3.2 </w:t>
       </w:r>
       <w:r>
         <w:rPr>
-          <w:rFonts w:hint="eastAsia"/>
+          <w:rFonts w:hint="eastAsia" w:ascii="Times New Roman" w:hAnsi="Times New Roman" w:eastAsia="宋体"/>
+          <w:sz w:val="24"/>
         </w:rPr>
         <w:t xml:space="preserve">数据库设计</w:t>
       </w:r>
@@ -258,13 +318,19 @@
           <w:ilvl w:val="1"/>
           <w:numId w:val="1003"/>
         </w:numPr>
-      </w:pPr>
-      <w:r>
+        <w:spacing w:line="360" w:lineRule="auto"/>
+      </w:pPr>
+      <w:r>
+        <w:rPr>
+          <w:rFonts w:ascii="Times New Roman" w:hAnsi="Times New Roman" w:eastAsia="宋体"/>
+          <w:sz w:val="24"/>
+        </w:rPr>
         <w:t xml:space="preserve">3.3 HTTP </w:t>
       </w:r>
       <w:r>
         <w:rPr>
-          <w:rFonts w:hint="eastAsia"/>
+          <w:rFonts w:hint="eastAsia" w:ascii="Times New Roman" w:hAnsi="Times New Roman" w:eastAsia="宋体"/>
+          <w:sz w:val="24"/>
         </w:rPr>
         <w:t xml:space="preserve">触发器</w:t>
       </w:r>
@@ -276,10 +342,12 @@
           <w:ilvl w:val="0"/>
           <w:numId w:val="1001"/>
         </w:numPr>
-      </w:pPr>
-      <w:r>
-        <w:rPr>
-          <w:rFonts w:hint="eastAsia"/>
+        <w:spacing w:line="360" w:lineRule="auto"/>
+      </w:pPr>
+      <w:r>
+        <w:rPr>
+          <w:rFonts w:hint="eastAsia" w:ascii="Times New Roman" w:hAnsi="Times New Roman" w:eastAsia="宋体"/>
+          <w:sz w:val="24"/>
         </w:rPr>
         <w:t xml:space="preserve">小程序端设计</w:t>
       </w:r>
@@ -291,13 +359,19 @@
           <w:ilvl w:val="1"/>
           <w:numId w:val="1004"/>
         </w:numPr>
-      </w:pPr>
-      <w:r>
+        <w:spacing w:line="360" w:lineRule="auto"/>
+      </w:pPr>
+      <w:r>
+        <w:rPr>
+          <w:rFonts w:ascii="Times New Roman" w:hAnsi="Times New Roman" w:eastAsia="宋体"/>
+          <w:sz w:val="24"/>
+        </w:rPr>
         <w:t xml:space="preserve">4.1 </w:t>
       </w:r>
       <w:r>
         <w:rPr>
-          <w:rFonts w:hint="eastAsia"/>
+          <w:rFonts w:hint="eastAsia" w:ascii="Times New Roman" w:hAnsi="Times New Roman" w:eastAsia="宋体"/>
+          <w:sz w:val="24"/>
         </w:rPr>
         <w:t xml:space="preserve">页面结构</w:t>
       </w:r>
@@ -309,13 +383,19 @@
           <w:ilvl w:val="1"/>
           <w:numId w:val="1004"/>
         </w:numPr>
-      </w:pPr>
-      <w:r>
+        <w:spacing w:line="360" w:lineRule="auto"/>
+      </w:pPr>
+      <w:r>
+        <w:rPr>
+          <w:rFonts w:ascii="Times New Roman" w:hAnsi="Times New Roman" w:eastAsia="宋体"/>
+          <w:sz w:val="24"/>
+        </w:rPr>
         <w:t xml:space="preserve">4.2 </w:t>
       </w:r>
       <w:r>
         <w:rPr>
-          <w:rFonts w:hint="eastAsia"/>
+          <w:rFonts w:hint="eastAsia" w:ascii="Times New Roman" w:hAnsi="Times New Roman" w:eastAsia="宋体"/>
+          <w:sz w:val="24"/>
         </w:rPr>
         <w:t xml:space="preserve">肌电校准流程</w:t>
       </w:r>
@@ -327,13 +407,19 @@
           <w:ilvl w:val="1"/>
           <w:numId w:val="1004"/>
         </w:numPr>
-      </w:pPr>
-      <w:r>
+        <w:spacing w:line="360" w:lineRule="auto"/>
+      </w:pPr>
+      <w:r>
+        <w:rPr>
+          <w:rFonts w:ascii="Times New Roman" w:hAnsi="Times New Roman" w:eastAsia="宋体"/>
+          <w:sz w:val="24"/>
+        </w:rPr>
         <w:t xml:space="preserve">4.3 </w:t>
       </w:r>
       <w:r>
         <w:rPr>
-          <w:rFonts w:hint="eastAsia"/>
+          <w:rFonts w:hint="eastAsia" w:ascii="Times New Roman" w:hAnsi="Times New Roman" w:eastAsia="宋体"/>
+          <w:sz w:val="24"/>
         </w:rPr>
         <w:t xml:space="preserve">实时监测流程</w:t>
       </w:r>
@@ -345,13 +431,19 @@
           <w:ilvl w:val="1"/>
           <w:numId w:val="1004"/>
         </w:numPr>
-      </w:pPr>
-      <w:r>
+        <w:spacing w:line="360" w:lineRule="auto"/>
+      </w:pPr>
+      <w:r>
+        <w:rPr>
+          <w:rFonts w:ascii="Times New Roman" w:hAnsi="Times New Roman" w:eastAsia="宋体"/>
+          <w:sz w:val="24"/>
+        </w:rPr>
         <w:t xml:space="preserve">4.4 </w:t>
       </w:r>
       <w:r>
         <w:rPr>
-          <w:rFonts w:hint="eastAsia"/>
+          <w:rFonts w:hint="eastAsia" w:ascii="Times New Roman" w:hAnsi="Times New Roman" w:eastAsia="宋体"/>
+          <w:sz w:val="24"/>
         </w:rPr>
         <w:t xml:space="preserve">数据分析流程</w:t>
       </w:r>
@@ -363,13 +455,19 @@
           <w:ilvl w:val="1"/>
           <w:numId w:val="1004"/>
         </w:numPr>
-      </w:pPr>
-      <w:r>
+        <w:spacing w:line="360" w:lineRule="auto"/>
+      </w:pPr>
+      <w:r>
+        <w:rPr>
+          <w:rFonts w:ascii="Times New Roman" w:hAnsi="Times New Roman" w:eastAsia="宋体"/>
+          <w:sz w:val="24"/>
+        </w:rPr>
         <w:t xml:space="preserve">4.5 </w:t>
       </w:r>
       <w:r>
         <w:rPr>
-          <w:rFonts w:hint="eastAsia"/>
+          <w:rFonts w:hint="eastAsia" w:ascii="Times New Roman" w:hAnsi="Times New Roman" w:eastAsia="宋体"/>
+          <w:sz w:val="24"/>
         </w:rPr>
         <w:t xml:space="preserve">网络配置流程</w:t>
       </w:r>
@@ -381,10 +479,12 @@
           <w:ilvl w:val="0"/>
           <w:numId w:val="1001"/>
         </w:numPr>
-      </w:pPr>
-      <w:r>
-        <w:rPr>
-          <w:rFonts w:hint="eastAsia"/>
+        <w:spacing w:line="360" w:lineRule="auto"/>
+      </w:pPr>
+      <w:r>
+        <w:rPr>
+          <w:rFonts w:hint="eastAsia" w:ascii="Times New Roman" w:hAnsi="Times New Roman" w:eastAsia="宋体"/>
+          <w:sz w:val="24"/>
         </w:rPr>
         <w:t xml:space="preserve">数据流向与交互</w:t>
       </w:r>
@@ -396,13 +496,19 @@
           <w:ilvl w:val="1"/>
           <w:numId w:val="1005"/>
         </w:numPr>
-      </w:pPr>
-      <w:r>
+        <w:spacing w:line="360" w:lineRule="auto"/>
+      </w:pPr>
+      <w:r>
+        <w:rPr>
+          <w:rFonts w:ascii="Times New Roman" w:hAnsi="Times New Roman" w:eastAsia="宋体"/>
+          <w:sz w:val="24"/>
+        </w:rPr>
         <w:t xml:space="preserve">5.1 </w:t>
       </w:r>
       <w:r>
         <w:rPr>
-          <w:rFonts w:hint="eastAsia"/>
+          <w:rFonts w:hint="eastAsia" w:ascii="Times New Roman" w:hAnsi="Times New Roman" w:eastAsia="宋体"/>
+          <w:sz w:val="24"/>
         </w:rPr>
         <w:t xml:space="preserve">数据流</w:t>
       </w:r>
@@ -414,13 +520,19 @@
           <w:ilvl w:val="1"/>
           <w:numId w:val="1005"/>
         </w:numPr>
-      </w:pPr>
-      <w:r>
+        <w:spacing w:line="360" w:lineRule="auto"/>
+      </w:pPr>
+      <w:r>
+        <w:rPr>
+          <w:rFonts w:ascii="Times New Roman" w:hAnsi="Times New Roman" w:eastAsia="宋体"/>
+          <w:sz w:val="24"/>
+        </w:rPr>
         <w:t xml:space="preserve">5.2 </w:t>
       </w:r>
       <w:r>
         <w:rPr>
-          <w:rFonts w:hint="eastAsia"/>
+          <w:rFonts w:hint="eastAsia" w:ascii="Times New Roman" w:hAnsi="Times New Roman" w:eastAsia="宋体"/>
+          <w:sz w:val="24"/>
         </w:rPr>
         <w:t xml:space="preserve">控制流</w:t>
       </w:r>
@@ -432,13 +544,19 @@
           <w:ilvl w:val="1"/>
           <w:numId w:val="1005"/>
         </w:numPr>
-      </w:pPr>
-      <w:r>
+        <w:spacing w:line="360" w:lineRule="auto"/>
+      </w:pPr>
+      <w:r>
+        <w:rPr>
+          <w:rFonts w:ascii="Times New Roman" w:hAnsi="Times New Roman" w:eastAsia="宋体"/>
+          <w:sz w:val="24"/>
+        </w:rPr>
         <w:t xml:space="preserve">5.3 </w:t>
       </w:r>
       <w:r>
         <w:rPr>
-          <w:rFonts w:hint="eastAsia"/>
+          <w:rFonts w:hint="eastAsia" w:ascii="Times New Roman" w:hAnsi="Times New Roman" w:eastAsia="宋体"/>
+          <w:sz w:val="24"/>
         </w:rPr>
         <w:t xml:space="preserve">配网流</w:t>
       </w:r>
@@ -450,13 +568,19 @@
           <w:ilvl w:val="1"/>
           <w:numId w:val="1005"/>
         </w:numPr>
-      </w:pPr>
-      <w:r>
+        <w:spacing w:line="360" w:lineRule="auto"/>
+      </w:pPr>
+      <w:r>
+        <w:rPr>
+          <w:rFonts w:ascii="Times New Roman" w:hAnsi="Times New Roman" w:eastAsia="宋体"/>
+          <w:sz w:val="24"/>
+        </w:rPr>
         <w:t xml:space="preserve">5.4 </w:t>
       </w:r>
       <w:r>
         <w:rPr>
-          <w:rFonts w:hint="eastAsia"/>
+          <w:rFonts w:hint="eastAsia" w:ascii="Times New Roman" w:hAnsi="Times New Roman" w:eastAsia="宋体"/>
+          <w:sz w:val="24"/>
         </w:rPr>
         <w:t xml:space="preserve">历史校准数据同步（纵向学习）</w:t>
       </w:r>
@@ -468,10 +592,12 @@
           <w:ilvl w:val="0"/>
           <w:numId w:val="1001"/>
         </w:numPr>
-      </w:pPr>
-      <w:r>
-        <w:rPr>
-          <w:rFonts w:hint="eastAsia"/>
+        <w:spacing w:line="360" w:lineRule="auto"/>
+      </w:pPr>
+      <w:r>
+        <w:rPr>
+          <w:rFonts w:hint="eastAsia" w:ascii="Times New Roman" w:hAnsi="Times New Roman" w:eastAsia="宋体"/>
+          <w:sz w:val="24"/>
         </w:rPr>
         <w:t xml:space="preserve">关键参数</w:t>
       </w:r>
@@ -502,10 +628,12 @@
     <w:p>
       <w:pPr>
         <w:pStyle w:val="FirstParagraph"/>
-      </w:pPr>
-      <w:r>
-        <w:rPr>
-          <w:rFonts w:hint="eastAsia"/>
+        <w:spacing w:line="360" w:lineRule="auto"/>
+      </w:pPr>
+      <w:r>
+        <w:rPr>
+          <w:rFonts w:hint="eastAsia" w:ascii="Times New Roman" w:hAnsi="Times New Roman" w:eastAsia="宋体"/>
+          <w:sz w:val="24"/>
         </w:rPr>
         <w:t xml:space="preserve">本系统采用「固件-云端-小程序」三层架构，通过微信云开发平台实现数据的采集、存储与展示。</w:t>
       </w:r>
@@ -560,6 +688,7 @@
     <w:p>
       <w:pPr>
         <w:pStyle w:val="ImageCaption"/>
+        <w:spacing w:line="360" w:lineRule="auto"/>
         <w:jc w:val="center"/>
       </w:pPr>
       <w:r>
@@ -573,12 +702,14 @@
     <w:p>
       <w:pPr>
         <w:pStyle w:val="BodyText"/>
-      </w:pPr>
-      <w:r>
-        <w:rPr>
-          <w:rFonts w:hint="eastAsia"/>
+        <w:spacing w:line="360" w:lineRule="auto"/>
+      </w:pPr>
+      <w:r>
+        <w:rPr>
+          <w:rFonts w:hint="eastAsia" w:ascii="Times New Roman" w:hAnsi="Times New Roman" w:eastAsia="宋体"/>
           <w:b/>
           <w:bCs/>
+          <w:sz w:val="24"/>
         </w:rPr>
         <w:t xml:space="preserve">核心设计原则：</w:t>
       </w:r>
@@ -590,18 +721,21 @@
           <w:ilvl w:val="0"/>
           <w:numId w:val="1006"/>
         </w:numPr>
-      </w:pPr>
-      <w:r>
-        <w:rPr>
-          <w:rFonts w:hint="eastAsia"/>
+        <w:spacing w:line="360" w:lineRule="auto"/>
+      </w:pPr>
+      <w:r>
+        <w:rPr>
+          <w:rFonts w:hint="eastAsia" w:ascii="Times New Roman" w:hAnsi="Times New Roman" w:eastAsia="宋体"/>
           <w:b/>
           <w:bCs/>
+          <w:sz w:val="24"/>
         </w:rPr>
         <w:t xml:space="preserve">数据格式统一</w:t>
       </w:r>
       <w:r>
         <w:rPr>
-          <w:rFonts w:hint="eastAsia"/>
+          <w:rFonts w:hint="eastAsia" w:ascii="Times New Roman" w:hAnsi="Times New Roman" w:eastAsia="宋体"/>
+          <w:sz w:val="24"/>
         </w:rPr>
         <w:t xml:space="preserve">：固件上传真实物理值（mV/Hz/%），小程序直接显示，无需换算</w:t>
       </w:r>
@@ -613,18 +747,21 @@
           <w:ilvl w:val="0"/>
           <w:numId w:val="1006"/>
         </w:numPr>
-      </w:pPr>
-      <w:r>
-        <w:rPr>
-          <w:rFonts w:hint="eastAsia"/>
+        <w:spacing w:line="360" w:lineRule="auto"/>
+      </w:pPr>
+      <w:r>
+        <w:rPr>
+          <w:rFonts w:hint="eastAsia" w:ascii="Times New Roman" w:hAnsi="Times New Roman" w:eastAsia="宋体"/>
           <w:b/>
           <w:bCs/>
+          <w:sz w:val="24"/>
         </w:rPr>
         <w:t xml:space="preserve">通信解耦</w:t>
       </w:r>
       <w:r>
         <w:rPr>
-          <w:rFonts w:hint="eastAsia"/>
+          <w:rFonts w:hint="eastAsia" w:ascii="Times New Roman" w:hAnsi="Times New Roman" w:eastAsia="宋体"/>
+          <w:sz w:val="24"/>
         </w:rPr>
         <w:t xml:space="preserve">：小程序不直连固件，所有交互通过云函数中转</w:t>
       </w:r>
@@ -636,18 +773,21 @@
           <w:ilvl w:val="0"/>
           <w:numId w:val="1006"/>
         </w:numPr>
-      </w:pPr>
-      <w:r>
-        <w:rPr>
-          <w:rFonts w:hint="eastAsia"/>
+        <w:spacing w:line="360" w:lineRule="auto"/>
+      </w:pPr>
+      <w:r>
+        <w:rPr>
+          <w:rFonts w:hint="eastAsia" w:ascii="Times New Roman" w:hAnsi="Times New Roman" w:eastAsia="宋体"/>
           <w:b/>
           <w:bCs/>
+          <w:sz w:val="24"/>
         </w:rPr>
         <w:t xml:space="preserve">个性化校准</w:t>
       </w:r>
       <w:r>
         <w:rPr>
-          <w:rFonts w:hint="eastAsia"/>
+          <w:rFonts w:hint="eastAsia" w:ascii="Times New Roman" w:hAnsi="Times New Roman" w:eastAsia="宋体"/>
+          <w:sz w:val="24"/>
         </w:rPr>
         <w:t xml:space="preserve">：基于用户自身的放松/收缩状态建立疲劳基线</w:t>
       </w:r>
@@ -659,27 +799,35 @@
           <w:ilvl w:val="0"/>
           <w:numId w:val="1006"/>
         </w:numPr>
-      </w:pPr>
-      <w:r>
-        <w:rPr>
-          <w:rFonts w:hint="eastAsia"/>
+        <w:spacing w:line="360" w:lineRule="auto"/>
+      </w:pPr>
+      <w:r>
+        <w:rPr>
+          <w:rFonts w:hint="eastAsia" w:ascii="Times New Roman" w:hAnsi="Times New Roman" w:eastAsia="宋体"/>
           <w:b/>
           <w:bCs/>
+          <w:sz w:val="24"/>
         </w:rPr>
         <w:t xml:space="preserve">纵向学习</w:t>
       </w:r>
       <w:r>
         <w:rPr>
-          <w:rFonts w:hint="eastAsia"/>
+          <w:rFonts w:hint="eastAsia" w:ascii="Times New Roman" w:hAnsi="Times New Roman" w:eastAsia="宋体"/>
+          <w:sz w:val="24"/>
         </w:rPr>
         <w:t xml:space="preserve">：云端存储校准历史，设备启动时从云端同步校准基线（Phase</w:t>
       </w:r>
       <w:r>
+        <w:rPr>
+          <w:rFonts w:ascii="Times New Roman" w:hAnsi="Times New Roman" w:eastAsia="宋体"/>
+          <w:sz w:val="24"/>
+        </w:rPr>
         <w:t xml:space="preserve"> </w:t>
       </w:r>
       <w:r>
         <w:rPr>
-          <w:rFonts w:hint="eastAsia"/>
+          <w:rFonts w:hint="eastAsia" w:ascii="Times New Roman" w:hAnsi="Times New Roman" w:eastAsia="宋体"/>
+          <w:sz w:val="24"/>
         </w:rPr>
         <w:t xml:space="preserve">3）</w:t>
       </w:r>
@@ -725,28 +873,40 @@
     <w:p>
       <w:pPr>
         <w:pStyle w:val="FirstParagraph"/>
-      </w:pPr>
-      <w:r>
-        <w:rPr>
-          <w:rFonts w:hint="eastAsia"/>
+        <w:spacing w:line="360" w:lineRule="auto"/>
+      </w:pPr>
+      <w:r>
+        <w:rPr>
+          <w:rFonts w:hint="eastAsia" w:ascii="Times New Roman" w:hAnsi="Times New Roman" w:eastAsia="宋体"/>
+          <w:sz w:val="24"/>
         </w:rPr>
         <w:t xml:space="preserve">固件运行在</w:t>
       </w:r>
       <w:r>
+        <w:rPr>
+          <w:rFonts w:ascii="Times New Roman" w:hAnsi="Times New Roman" w:eastAsia="宋体"/>
+          <w:sz w:val="24"/>
+        </w:rPr>
         <w:t xml:space="preserve"> Arduino UNO R4 </w:t>
       </w:r>
       <w:r>
         <w:rPr>
-          <w:rFonts w:hint="eastAsia"/>
+          <w:rFonts w:hint="eastAsia" w:ascii="Times New Roman" w:hAnsi="Times New Roman" w:eastAsia="宋体"/>
+          <w:sz w:val="24"/>
         </w:rPr>
         <w:t xml:space="preserve">WiFi（RA4M1，48MHz，32KB</w:t>
       </w:r>
       <w:r>
+        <w:rPr>
+          <w:rFonts w:ascii="Times New Roman" w:hAnsi="Times New Roman" w:eastAsia="宋体"/>
+          <w:sz w:val="24"/>
+        </w:rPr>
         <w:t xml:space="preserve"> </w:t>
       </w:r>
       <w:r>
         <w:rPr>
-          <w:rFonts w:hint="eastAsia"/>
+          <w:rFonts w:hint="eastAsia" w:ascii="Times New Roman" w:hAnsi="Times New Roman" w:eastAsia="宋体"/>
+          <w:sz w:val="24"/>
         </w:rPr>
         <w:t xml:space="preserve">RAM）上，分为以下核心模块：</w:t>
       </w:r>
@@ -754,15 +914,15 @@
     <w:tbl>
       <w:tblPr>
         <w:tblStyle w:val="Table"/>
-        <w:tblW w:type="dxa" w:w="9070"/>
+        <w:tblW w:type="dxa" w:w="8305"/>
         <w:jc w:val="center"/>
         <w:tblLayout w:type="fixed"/>
         <w:tblLook w:firstRow="1" w:lastRow="0" w:firstColumn="0" w:lastColumn="0" w:noHBand="0" w:noVBand="0" w:val="0020"/>
       </w:tblPr>
       <w:tblGrid>
-        <w:gridCol w:w="3023"/>
-        <w:gridCol w:w="3023"/>
-        <w:gridCol w:w="3024"/>
+        <w:gridCol w:w="2768"/>
+        <w:gridCol w:w="2768"/>
+        <w:gridCol w:w="2769"/>
       </w:tblGrid>
       <w:tr>
         <w:trPr>
@@ -771,7 +931,7 @@
         <w:tc>
           <w:tcPr>
             <w:shd w:val="clear" w:color="auto" w:fill="2E5A9C"/>
-            <w:tcW w:type="dxa" w:w="3023"/>
+            <w:tcW w:type="dxa" w:w="2768"/>
             <w:tcBorders>
               <w:top w:val="single" w:sz="8" w:color="2E5A9C"/>
               <w:left w:val="single" w:sz="8" w:color="2E5A9C"/>
@@ -799,7 +959,7 @@
         <w:tc>
           <w:tcPr>
             <w:shd w:val="clear" w:color="auto" w:fill="2E5A9C"/>
-            <w:tcW w:type="dxa" w:w="3023"/>
+            <w:tcW w:type="dxa" w:w="2768"/>
             <w:tcBorders>
               <w:top w:val="single" w:sz="8" w:color="2E5A9C"/>
               <w:left w:val="single" w:sz="8" w:color="2E5A9C"/>
@@ -827,7 +987,7 @@
         <w:tc>
           <w:tcPr>
             <w:shd w:val="clear" w:color="auto" w:fill="2E5A9C"/>
-            <w:tcW w:type="dxa" w:w="3024"/>
+            <w:tcW w:type="dxa" w:w="2769"/>
             <w:tcBorders>
               <w:top w:val="single" w:sz="8" w:color="2E5A9C"/>
               <w:left w:val="single" w:sz="8" w:color="2E5A9C"/>
@@ -856,7 +1016,7 @@
       <w:tr>
         <w:tc>
           <w:tcPr>
-            <w:tcW w:type="dxa" w:w="3023"/>
+            <w:tcW w:type="dxa" w:w="2768"/>
             <w:tcBorders>
               <w:top w:val="single" w:sz="4" w:color="E5E7EB"/>
               <w:left w:val="single" w:sz="4" w:color="E5E7EB"/>
@@ -881,7 +1041,7 @@
         </w:tc>
         <w:tc>
           <w:tcPr>
-            <w:tcW w:type="dxa" w:w="3023"/>
+            <w:tcW w:type="dxa" w:w="2768"/>
             <w:tcBorders>
               <w:top w:val="single" w:sz="4" w:color="E5E7EB"/>
               <w:left w:val="single" w:sz="4" w:color="E5E7EB"/>
@@ -906,7 +1066,7 @@
         </w:tc>
         <w:tc>
           <w:tcPr>
-            <w:tcW w:type="dxa" w:w="3024"/>
+            <w:tcW w:type="dxa" w:w="2769"/>
             <w:tcBorders>
               <w:top w:val="single" w:sz="4" w:color="E5E7EB"/>
               <w:left w:val="single" w:sz="4" w:color="E5E7EB"/>
@@ -940,7 +1100,7 @@
       <w:tr>
         <w:tc>
           <w:tcPr>
-            <w:tcW w:type="dxa" w:w="3023"/>
+            <w:tcW w:type="dxa" w:w="2768"/>
             <w:tcBorders>
               <w:top w:val="single" w:sz="4" w:color="E5E7EB"/>
               <w:left w:val="single" w:sz="4" w:color="E5E7EB"/>
@@ -965,7 +1125,7 @@
         </w:tc>
         <w:tc>
           <w:tcPr>
-            <w:tcW w:type="dxa" w:w="3023"/>
+            <w:tcW w:type="dxa" w:w="2768"/>
             <w:tcBorders>
               <w:top w:val="single" w:sz="4" w:color="E5E7EB"/>
               <w:left w:val="single" w:sz="4" w:color="E5E7EB"/>
@@ -990,7 +1150,7 @@
         </w:tc>
         <w:tc>
           <w:tcPr>
-            <w:tcW w:type="dxa" w:w="3024"/>
+            <w:tcW w:type="dxa" w:w="2769"/>
             <w:tcBorders>
               <w:top w:val="single" w:sz="4" w:color="E5E7EB"/>
               <w:left w:val="single" w:sz="4" w:color="E5E7EB"/>
@@ -1024,7 +1184,7 @@
       <w:tr>
         <w:tc>
           <w:tcPr>
-            <w:tcW w:type="dxa" w:w="3023"/>
+            <w:tcW w:type="dxa" w:w="2768"/>
             <w:tcBorders>
               <w:top w:val="single" w:sz="4" w:color="E5E7EB"/>
               <w:left w:val="single" w:sz="4" w:color="E5E7EB"/>
@@ -1049,7 +1209,7 @@
         </w:tc>
         <w:tc>
           <w:tcPr>
-            <w:tcW w:type="dxa" w:w="3023"/>
+            <w:tcW w:type="dxa" w:w="2768"/>
             <w:tcBorders>
               <w:top w:val="single" w:sz="4" w:color="E5E7EB"/>
               <w:left w:val="single" w:sz="4" w:color="E5E7EB"/>
@@ -1074,7 +1234,7 @@
         </w:tc>
         <w:tc>
           <w:tcPr>
-            <w:tcW w:type="dxa" w:w="3024"/>
+            <w:tcW w:type="dxa" w:w="2769"/>
             <w:tcBorders>
               <w:top w:val="single" w:sz="4" w:color="E5E7EB"/>
               <w:left w:val="single" w:sz="4" w:color="E5E7EB"/>
@@ -1101,7 +1261,7 @@
       <w:tr>
         <w:tc>
           <w:tcPr>
-            <w:tcW w:type="dxa" w:w="3023"/>
+            <w:tcW w:type="dxa" w:w="2768"/>
             <w:tcBorders>
               <w:top w:val="single" w:sz="4" w:color="E5E7EB"/>
               <w:left w:val="single" w:sz="4" w:color="E5E7EB"/>
@@ -1126,7 +1286,7 @@
         </w:tc>
         <w:tc>
           <w:tcPr>
-            <w:tcW w:type="dxa" w:w="3023"/>
+            <w:tcW w:type="dxa" w:w="2768"/>
             <w:tcBorders>
               <w:top w:val="single" w:sz="4" w:color="E5E7EB"/>
               <w:left w:val="single" w:sz="4" w:color="E5E7EB"/>
@@ -1151,7 +1311,7 @@
         </w:tc>
         <w:tc>
           <w:tcPr>
-            <w:tcW w:type="dxa" w:w="3024"/>
+            <w:tcW w:type="dxa" w:w="2769"/>
             <w:tcBorders>
               <w:top w:val="single" w:sz="4" w:color="E5E7EB"/>
               <w:left w:val="single" w:sz="4" w:color="E5E7EB"/>
@@ -1185,7 +1345,7 @@
       <w:tr>
         <w:tc>
           <w:tcPr>
-            <w:tcW w:type="dxa" w:w="3023"/>
+            <w:tcW w:type="dxa" w:w="2768"/>
             <w:tcBorders>
               <w:top w:val="single" w:sz="4" w:color="E5E7EB"/>
               <w:left w:val="single" w:sz="4" w:color="E5E7EB"/>
@@ -1210,7 +1370,7 @@
         </w:tc>
         <w:tc>
           <w:tcPr>
-            <w:tcW w:type="dxa" w:w="3023"/>
+            <w:tcW w:type="dxa" w:w="2768"/>
             <w:tcBorders>
               <w:top w:val="single" w:sz="4" w:color="E5E7EB"/>
               <w:left w:val="single" w:sz="4" w:color="E5E7EB"/>
@@ -1235,7 +1395,7 @@
         </w:tc>
         <w:tc>
           <w:tcPr>
-            <w:tcW w:type="dxa" w:w="3024"/>
+            <w:tcW w:type="dxa" w:w="2769"/>
             <w:tcBorders>
               <w:top w:val="single" w:sz="4" w:color="E5E7EB"/>
               <w:left w:val="single" w:sz="4" w:color="E5E7EB"/>
@@ -1286,160 +1446,203 @@
     <w:p>
       <w:pPr>
         <w:pStyle w:val="SourceCode"/>
-      </w:pPr>
-      <w:r>
-        <w:rPr>
-          <w:rStyle w:val="VerbatimChar"/>
-          <w:rFonts w:hint="eastAsia"/>
+        <w:spacing w:line="360" w:lineRule="auto"/>
+      </w:pPr>
+      <w:r>
+        <w:rPr>
+          <w:rStyle w:val="VerbatimChar"/>
+          <w:rFonts w:hint="eastAsia" w:ascii="Times New Roman" w:hAnsi="Times New Roman" w:eastAsia="宋体"/>
+          <w:sz w:val="24"/>
         </w:rPr>
         <w:t xml:space="preserve">电源上电</w:t>
       </w:r>
       <w:r>
         <w:rPr>
           <w:rStyle w:val="VerbatimChar"/>
+          <w:rFonts w:ascii="Times New Roman" w:hAnsi="Times New Roman" w:eastAsia="宋体"/>
+          <w:sz w:val="24"/>
         </w:rPr>
         <w:t xml:space="preserve"> → </w:t>
       </w:r>
       <w:r>
         <w:rPr>
           <w:rStyle w:val="VerbatimChar"/>
-          <w:rFonts w:hint="eastAsia"/>
+          <w:rFonts w:hint="eastAsia" w:ascii="Times New Roman" w:hAnsi="Times New Roman" w:eastAsia="宋体"/>
+          <w:sz w:val="24"/>
         </w:rPr>
         <w:t xml:space="preserve">串口初始化</w:t>
       </w:r>
       <w:r>
         <w:rPr>
           <w:rStyle w:val="VerbatimChar"/>
+          <w:rFonts w:ascii="Times New Roman" w:hAnsi="Times New Roman" w:eastAsia="宋体"/>
+          <w:sz w:val="24"/>
         </w:rPr>
         <w:t xml:space="preserve"> → </w:t>
       </w:r>
       <w:r>
         <w:rPr>
           <w:rStyle w:val="VerbatimChar"/>
-          <w:rFonts w:hint="eastAsia"/>
+          <w:rFonts w:hint="eastAsia" w:ascii="Times New Roman" w:hAnsi="Times New Roman" w:eastAsia="宋体"/>
+          <w:sz w:val="24"/>
         </w:rPr>
         <w:t xml:space="preserve">EEPROM加载</w:t>
       </w:r>
       <w:r>
         <w:rPr>
           <w:rStyle w:val="VerbatimChar"/>
+          <w:rFonts w:ascii="Times New Roman" w:hAnsi="Times New Roman" w:eastAsia="宋体"/>
+          <w:sz w:val="24"/>
         </w:rPr>
         <w:t xml:space="preserve"> → </w:t>
       </w:r>
       <w:r>
         <w:rPr>
           <w:rStyle w:val="VerbatimChar"/>
-          <w:rFonts w:hint="eastAsia"/>
+          <w:rFonts w:hint="eastAsia" w:ascii="Times New Roman" w:hAnsi="Times New Roman" w:eastAsia="宋体"/>
+          <w:sz w:val="24"/>
         </w:rPr>
         <w:t xml:space="preserve">BLE初始化</w:t>
       </w:r>
       <w:r>
         <w:rPr>
           <w:rStyle w:val="VerbatimChar"/>
+          <w:rFonts w:ascii="Times New Roman" w:hAnsi="Times New Roman" w:eastAsia="宋体"/>
+          <w:sz w:val="24"/>
         </w:rPr>
         <w:t xml:space="preserve"> → </w:t>
       </w:r>
       <w:r>
         <w:rPr>
           <w:rStyle w:val="VerbatimChar"/>
-          <w:rFonts w:hint="eastAsia"/>
+          <w:rFonts w:hint="eastAsia" w:ascii="Times New Roman" w:hAnsi="Times New Roman" w:eastAsia="宋体"/>
+          <w:sz w:val="24"/>
         </w:rPr>
         <w:t xml:space="preserve">WiFi连接(15s超时)</w:t>
       </w:r>
       <w:r>
+        <w:rPr>
+          <w:rFonts w:ascii="Times New Roman" w:hAnsi="Times New Roman" w:eastAsia="宋体"/>
+          <w:sz w:val="24"/>
+        </w:rPr>
         <w:br/>
       </w:r>
       <w:r>
         <w:rPr>
           <w:rStyle w:val="VerbatimChar"/>
+          <w:rFonts w:ascii="Times New Roman" w:hAnsi="Times New Roman" w:eastAsia="宋体"/>
+          <w:sz w:val="24"/>
         </w:rPr>
         <w:t xml:space="preserve">    → </w:t>
       </w:r>
       <w:r>
         <w:rPr>
           <w:rStyle w:val="VerbatimChar"/>
-          <w:rFonts w:hint="eastAsia"/>
+          <w:rFonts w:hint="eastAsia" w:ascii="Times New Roman" w:hAnsi="Times New Roman" w:eastAsia="宋体"/>
+          <w:sz w:val="24"/>
         </w:rPr>
         <w:t xml:space="preserve">NTP同步(20s超时)</w:t>
       </w:r>
       <w:r>
         <w:rPr>
           <w:rStyle w:val="VerbatimChar"/>
+          <w:rFonts w:ascii="Times New Roman" w:hAnsi="Times New Roman" w:eastAsia="宋体"/>
+          <w:sz w:val="24"/>
         </w:rPr>
         <w:t xml:space="preserve"> → </w:t>
       </w:r>
       <w:r>
         <w:rPr>
           <w:rStyle w:val="VerbatimChar"/>
-          <w:rFonts w:hint="eastAsia"/>
+          <w:rFonts w:hint="eastAsia" w:ascii="Times New Roman" w:hAnsi="Times New Roman" w:eastAsia="宋体"/>
+          <w:sz w:val="24"/>
         </w:rPr>
         <w:t xml:space="preserve">生成DeviceID</w:t>
       </w:r>
       <w:r>
         <w:rPr>
           <w:rStyle w:val="VerbatimChar"/>
+          <w:rFonts w:ascii="Times New Roman" w:hAnsi="Times New Roman" w:eastAsia="宋体"/>
+          <w:sz w:val="24"/>
         </w:rPr>
         <w:t xml:space="preserve"> → </w:t>
       </w:r>
       <w:r>
         <w:rPr>
           <w:rStyle w:val="VerbatimChar"/>
-          <w:rFonts w:hint="eastAsia"/>
+          <w:rFonts w:hint="eastAsia" w:ascii="Times New Roman" w:hAnsi="Times New Roman" w:eastAsia="宋体"/>
+          <w:sz w:val="24"/>
         </w:rPr>
         <w:t xml:space="preserve">注册回调</w:t>
       </w:r>
       <w:r>
         <w:rPr>
           <w:rStyle w:val="VerbatimChar"/>
+          <w:rFonts w:ascii="Times New Roman" w:hAnsi="Times New Roman" w:eastAsia="宋体"/>
+          <w:sz w:val="24"/>
         </w:rPr>
         <w:t xml:space="preserve"> → </w:t>
       </w:r>
       <w:r>
         <w:rPr>
           <w:rStyle w:val="VerbatimChar"/>
-          <w:rFonts w:hint="eastAsia"/>
+          <w:rFonts w:hint="eastAsia" w:ascii="Times New Roman" w:hAnsi="Times New Roman" w:eastAsia="宋体"/>
+          <w:sz w:val="24"/>
         </w:rPr>
         <w:t xml:space="preserve">启动Session</w:t>
       </w:r>
       <w:r>
+        <w:rPr>
+          <w:rFonts w:ascii="Times New Roman" w:hAnsi="Times New Roman" w:eastAsia="宋体"/>
+          <w:sz w:val="24"/>
+        </w:rPr>
         <w:br/>
       </w:r>
       <w:r>
         <w:rPr>
           <w:rStyle w:val="VerbatimChar"/>
+          <w:rFonts w:ascii="Times New Roman" w:hAnsi="Times New Roman" w:eastAsia="宋体"/>
+          <w:sz w:val="24"/>
         </w:rPr>
         <w:t xml:space="preserve">    → </w:t>
       </w:r>
       <w:r>
         <w:rPr>
           <w:rStyle w:val="VerbatimChar"/>
-          <w:rFonts w:hint="eastAsia"/>
+          <w:rFonts w:hint="eastAsia" w:ascii="Times New Roman" w:hAnsi="Times New Roman" w:eastAsia="宋体"/>
+          <w:sz w:val="24"/>
         </w:rPr>
         <w:t xml:space="preserve">加载校准参数</w:t>
       </w:r>
       <w:r>
         <w:rPr>
           <w:rStyle w:val="VerbatimChar"/>
+          <w:rFonts w:ascii="Times New Roman" w:hAnsi="Times New Roman" w:eastAsia="宋体"/>
+          <w:sz w:val="24"/>
         </w:rPr>
         <w:t xml:space="preserve"> → </w:t>
       </w:r>
       <w:r>
         <w:rPr>
           <w:rStyle w:val="VerbatimChar"/>
-          <w:rFonts w:hint="eastAsia"/>
+          <w:rFonts w:hint="eastAsia" w:ascii="Times New Roman" w:hAnsi="Times New Roman" w:eastAsia="宋体"/>
+          <w:sz w:val="24"/>
         </w:rPr>
         <w:t xml:space="preserve">启动1kHz采样定时器</w:t>
       </w:r>
       <w:r>
         <w:rPr>
           <w:rStyle w:val="VerbatimChar"/>
+          <w:rFonts w:ascii="Times New Roman" w:hAnsi="Times New Roman" w:eastAsia="宋体"/>
+          <w:sz w:val="24"/>
         </w:rPr>
         <w:t xml:space="preserve"> → </w:t>
       </w:r>
       <w:r>
         <w:rPr>
           <w:rStyle w:val="VerbatimChar"/>
-          <w:rFonts w:hint="eastAsia"/>
+          <w:rFonts w:hint="eastAsia" w:ascii="Times New Roman" w:hAnsi="Times New Roman" w:eastAsia="宋体"/>
+          <w:sz w:val="24"/>
         </w:rPr>
         <w:t xml:space="preserve">进入主循环(10Hz)</w:t>
       </w:r>
@@ -1447,12 +1650,14 @@
     <w:p>
       <w:pPr>
         <w:pStyle w:val="FirstParagraph"/>
-      </w:pPr>
-      <w:r>
-        <w:rPr>
-          <w:rFonts w:hint="eastAsia"/>
+        <w:spacing w:line="360" w:lineRule="auto"/>
+      </w:pPr>
+      <w:r>
+        <w:rPr>
+          <w:rFonts w:hint="eastAsia" w:ascii="Times New Roman" w:hAnsi="Times New Roman" w:eastAsia="宋体"/>
           <w:b/>
           <w:bCs/>
+          <w:sz w:val="24"/>
         </w:rPr>
         <w:t xml:space="preserve">关键设计：</w:t>
       </w:r>
@@ -1464,22 +1669,27 @@
           <w:ilvl w:val="0"/>
           <w:numId w:val="1007"/>
         </w:numPr>
-      </w:pPr>
-      <w:r>
-        <w:rPr>
-          <w:rFonts w:hint="eastAsia"/>
+        <w:spacing w:line="360" w:lineRule="auto"/>
+      </w:pPr>
+      <w:r>
+        <w:rPr>
+          <w:rFonts w:hint="eastAsia" w:ascii="Times New Roman" w:hAnsi="Times New Roman" w:eastAsia="宋体"/>
+          <w:sz w:val="24"/>
         </w:rPr>
         <w:t xml:space="preserve">定时器始终启动；未校准时激活度/疲劳度标记为无效（</w:t>
       </w:r>
       <w:r>
         <w:rPr>
           <w:rStyle w:val="VerbatimChar"/>
+          <w:rFonts w:ascii="Times New Roman" w:hAnsi="Times New Roman" w:eastAsia="宋体"/>
+          <w:sz w:val="24"/>
         </w:rPr>
         <w:t xml:space="preserve">calibrated=0</w:t>
       </w:r>
       <w:r>
         <w:rPr>
-          <w:rFonts w:hint="eastAsia"/>
+          <w:rFonts w:hint="eastAsia" w:ascii="Times New Roman" w:hAnsi="Times New Roman" w:eastAsia="宋体"/>
+          <w:sz w:val="24"/>
         </w:rPr>
         <w:t xml:space="preserve">）</w:t>
       </w:r>
@@ -1491,22 +1701,33 @@
           <w:ilvl w:val="0"/>
           <w:numId w:val="1007"/>
         </w:numPr>
-      </w:pPr>
-      <w:r>
+        <w:spacing w:line="360" w:lineRule="auto"/>
+      </w:pPr>
+      <w:r>
+        <w:rPr>
+          <w:rFonts w:ascii="Times New Roman" w:hAnsi="Times New Roman" w:eastAsia="宋体"/>
+          <w:sz w:val="24"/>
+        </w:rPr>
         <w:t xml:space="preserve">NTP </w:t>
       </w:r>
       <w:r>
         <w:rPr>
-          <w:rFonts w:hint="eastAsia"/>
+          <w:rFonts w:hint="eastAsia" w:ascii="Times New Roman" w:hAnsi="Times New Roman" w:eastAsia="宋体"/>
+          <w:sz w:val="24"/>
         </w:rPr>
         <w:t xml:space="preserve">同步成功后才启动</w:t>
       </w:r>
       <w:r>
+        <w:rPr>
+          <w:rFonts w:ascii="Times New Roman" w:hAnsi="Times New Roman" w:eastAsia="宋体"/>
+          <w:sz w:val="24"/>
+        </w:rPr>
         <w:t xml:space="preserve"> </w:t>
       </w:r>
       <w:r>
         <w:rPr>
-          <w:rFonts w:hint="eastAsia"/>
+          <w:rFonts w:hint="eastAsia" w:ascii="Times New Roman" w:hAnsi="Times New Roman" w:eastAsia="宋体"/>
+          <w:sz w:val="24"/>
         </w:rPr>
         <w:t xml:space="preserve">Session，确保时间戳准确</w:t>
       </w:r>
@@ -1518,22 +1739,33 @@
           <w:ilvl w:val="0"/>
           <w:numId w:val="1007"/>
         </w:numPr>
-      </w:pPr>
-      <w:r>
+        <w:spacing w:line="360" w:lineRule="auto"/>
+      </w:pPr>
+      <w:r>
+        <w:rPr>
+          <w:rFonts w:ascii="Times New Roman" w:hAnsi="Times New Roman" w:eastAsia="宋体"/>
+          <w:sz w:val="24"/>
+        </w:rPr>
         <w:t xml:space="preserve">WiFi </w:t>
       </w:r>
       <w:r>
         <w:rPr>
-          <w:rFonts w:hint="eastAsia"/>
+          <w:rFonts w:hint="eastAsia" w:ascii="Times New Roman" w:hAnsi="Times New Roman" w:eastAsia="宋体"/>
+          <w:sz w:val="24"/>
         </w:rPr>
         <w:t xml:space="preserve">连接失败时自动进入</w:t>
       </w:r>
       <w:r>
+        <w:rPr>
+          <w:rFonts w:ascii="Times New Roman" w:hAnsi="Times New Roman" w:eastAsia="宋体"/>
+          <w:sz w:val="24"/>
+        </w:rPr>
         <w:t xml:space="preserve"> BLE </w:t>
       </w:r>
       <w:r>
         <w:rPr>
-          <w:rFonts w:hint="eastAsia"/>
+          <w:rFonts w:hint="eastAsia" w:ascii="Times New Roman" w:hAnsi="Times New Roman" w:eastAsia="宋体"/>
+          <w:sz w:val="24"/>
         </w:rPr>
         <w:t xml:space="preserve">配网模式</w:t>
       </w:r>
@@ -1557,19 +1789,26 @@
     <w:p>
       <w:pPr>
         <w:pStyle w:val="FirstParagraph"/>
-      </w:pPr>
-      <w:r>
-        <w:rPr>
-          <w:rFonts w:hint="eastAsia"/>
+        <w:spacing w:line="360" w:lineRule="auto"/>
+      </w:pPr>
+      <w:r>
+        <w:rPr>
+          <w:rFonts w:hint="eastAsia" w:ascii="Times New Roman" w:hAnsi="Times New Roman" w:eastAsia="宋体"/>
+          <w:sz w:val="24"/>
         </w:rPr>
         <w:t xml:space="preserve">每</w:t>
       </w:r>
       <w:r>
+        <w:rPr>
+          <w:rFonts w:ascii="Times New Roman" w:hAnsi="Times New Roman" w:eastAsia="宋体"/>
+          <w:sz w:val="24"/>
+        </w:rPr>
         <w:t xml:space="preserve"> </w:t>
       </w:r>
       <w:r>
         <w:rPr>
-          <w:rFonts w:hint="eastAsia"/>
+          <w:rFonts w:hint="eastAsia" w:ascii="Times New Roman" w:hAnsi="Times New Roman" w:eastAsia="宋体"/>
+          <w:sz w:val="24"/>
         </w:rPr>
         <w:t xml:space="preserve">100ms（10Hz）执行一次，处理流程如下：</w:t>
       </w:r>
@@ -1577,153 +1816,195 @@
     <w:p>
       <w:pPr>
         <w:pStyle w:val="SourceCode"/>
-      </w:pPr>
-      <w:r>
-        <w:rPr>
-          <w:rStyle w:val="VerbatimChar"/>
+        <w:spacing w:line="360" w:lineRule="auto"/>
+      </w:pPr>
+      <w:r>
+        <w:rPr>
+          <w:rStyle w:val="VerbatimChar"/>
+          <w:rFonts w:ascii="Times New Roman" w:hAnsi="Times New Roman" w:eastAsia="宋体"/>
+          <w:sz w:val="24"/>
         </w:rPr>
         <w:t xml:space="preserve">1kHz ADC </w:t>
       </w:r>
       <w:r>
         <w:rPr>
           <w:rStyle w:val="VerbatimChar"/>
-          <w:rFonts w:hint="eastAsia"/>
+          <w:rFonts w:hint="eastAsia" w:ascii="Times New Roman" w:hAnsi="Times New Roman" w:eastAsia="宋体"/>
+          <w:sz w:val="24"/>
         </w:rPr>
         <w:t xml:space="preserve">采样（采集</w:t>
       </w:r>
       <w:r>
         <w:rPr>
           <w:rStyle w:val="VerbatimChar"/>
+          <w:rFonts w:ascii="Times New Roman" w:hAnsi="Times New Roman" w:eastAsia="宋体"/>
+          <w:sz w:val="24"/>
         </w:rPr>
         <w:t xml:space="preserve"> sEMG </w:t>
       </w:r>
       <w:r>
         <w:rPr>
           <w:rStyle w:val="VerbatimChar"/>
-          <w:rFonts w:hint="eastAsia"/>
+          <w:rFonts w:hint="eastAsia" w:ascii="Times New Roman" w:hAnsi="Times New Roman" w:eastAsia="宋体"/>
+          <w:sz w:val="24"/>
         </w:rPr>
         <w:t xml:space="preserve">传感器经前置放大后的信号）→</w:t>
       </w:r>
       <w:r>
         <w:rPr>
           <w:rStyle w:val="VerbatimChar"/>
+          <w:rFonts w:ascii="Times New Roman" w:hAnsi="Times New Roman" w:eastAsia="宋体"/>
+          <w:sz w:val="24"/>
         </w:rPr>
         <w:t xml:space="preserve"> </w:t>
       </w:r>
       <w:r>
         <w:rPr>
           <w:rStyle w:val="VerbatimChar"/>
-          <w:rFonts w:hint="eastAsia"/>
+          <w:rFonts w:hint="eastAsia" w:ascii="Times New Roman" w:hAnsi="Times New Roman" w:eastAsia="宋体"/>
+          <w:sz w:val="24"/>
         </w:rPr>
         <w:t xml:space="preserve">数字陷波(50/60Hz)</w:t>
       </w:r>
       <w:r>
         <w:rPr>
           <w:rStyle w:val="VerbatimChar"/>
+          <w:rFonts w:ascii="Times New Roman" w:hAnsi="Times New Roman" w:eastAsia="宋体"/>
+          <w:sz w:val="24"/>
         </w:rPr>
         <w:t xml:space="preserve"> → </w:t>
       </w:r>
       <w:r>
         <w:rPr>
           <w:rStyle w:val="VerbatimChar"/>
-          <w:rFonts w:hint="eastAsia"/>
+          <w:rFonts w:hint="eastAsia" w:ascii="Times New Roman" w:hAnsi="Times New Roman" w:eastAsia="宋体"/>
+          <w:sz w:val="24"/>
         </w:rPr>
         <w:t xml:space="preserve">环形缓冲区(512点)</w:t>
       </w:r>
       <w:r>
+        <w:rPr>
+          <w:rFonts w:ascii="Times New Roman" w:hAnsi="Times New Roman" w:eastAsia="宋体"/>
+          <w:sz w:val="24"/>
+        </w:rPr>
         <w:br/>
       </w:r>
       <w:r>
         <w:rPr>
           <w:rStyle w:val="VerbatimChar"/>
+          <w:rFonts w:ascii="Times New Roman" w:hAnsi="Times New Roman" w:eastAsia="宋体"/>
+          <w:sz w:val="24"/>
         </w:rPr>
         <w:t xml:space="preserve">    → </w:t>
       </w:r>
       <w:r>
         <w:rPr>
           <w:rStyle w:val="VerbatimChar"/>
-          <w:rFonts w:hint="eastAsia"/>
+          <w:rFonts w:hint="eastAsia" w:ascii="Times New Roman" w:hAnsi="Times New Roman" w:eastAsia="宋体"/>
+          <w:sz w:val="24"/>
         </w:rPr>
         <w:t xml:space="preserve">256点快照</w:t>
       </w:r>
       <w:r>
         <w:rPr>
           <w:rStyle w:val="VerbatimChar"/>
+          <w:rFonts w:ascii="Times New Roman" w:hAnsi="Times New Roman" w:eastAsia="宋体"/>
+          <w:sz w:val="24"/>
         </w:rPr>
         <w:t xml:space="preserve"> → </w:t>
       </w:r>
       <w:r>
         <w:rPr>
           <w:rStyle w:val="VerbatimChar"/>
-          <w:rFonts w:hint="eastAsia"/>
+          <w:rFonts w:hint="eastAsia" w:ascii="Times New Roman" w:hAnsi="Times New Roman" w:eastAsia="宋体"/>
+          <w:sz w:val="24"/>
         </w:rPr>
         <w:t xml:space="preserve">RMS计算(AC耦合)</w:t>
       </w:r>
       <w:r>
         <w:rPr>
           <w:rStyle w:val="VerbatimChar"/>
+          <w:rFonts w:ascii="Times New Roman" w:hAnsi="Times New Roman" w:eastAsia="宋体"/>
+          <w:sz w:val="24"/>
         </w:rPr>
         <w:t xml:space="preserve"> → </w:t>
       </w:r>
       <w:r>
         <w:rPr>
           <w:rStyle w:val="VerbatimChar"/>
-          <w:rFonts w:hint="eastAsia"/>
+          <w:rFonts w:hint="eastAsia" w:ascii="Times New Roman" w:hAnsi="Times New Roman" w:eastAsia="宋体"/>
+          <w:sz w:val="24"/>
         </w:rPr>
         <w:t xml:space="preserve">FFT+功率谱</w:t>
       </w:r>
       <w:r>
         <w:rPr>
           <w:rStyle w:val="VerbatimChar"/>
+          <w:rFonts w:ascii="Times New Roman" w:hAnsi="Times New Roman" w:eastAsia="宋体"/>
+          <w:sz w:val="24"/>
         </w:rPr>
         <w:t xml:space="preserve"> → </w:t>
       </w:r>
       <w:r>
         <w:rPr>
           <w:rStyle w:val="VerbatimChar"/>
-          <w:rFonts w:hint="eastAsia"/>
+          <w:rFonts w:hint="eastAsia" w:ascii="Times New Roman" w:hAnsi="Times New Roman" w:eastAsia="宋体"/>
+          <w:sz w:val="24"/>
         </w:rPr>
         <w:t xml:space="preserve">MDF计算(20~250Hz)</w:t>
       </w:r>
       <w:r>
+        <w:rPr>
+          <w:rFonts w:ascii="Times New Roman" w:hAnsi="Times New Roman" w:eastAsia="宋体"/>
+          <w:sz w:val="24"/>
+        </w:rPr>
         <w:br/>
       </w:r>
       <w:r>
         <w:rPr>
           <w:rStyle w:val="VerbatimChar"/>
+          <w:rFonts w:ascii="Times New Roman" w:hAnsi="Times New Roman" w:eastAsia="宋体"/>
+          <w:sz w:val="24"/>
         </w:rPr>
         <w:t xml:space="preserve">    → </w:t>
       </w:r>
       <w:r>
         <w:rPr>
           <w:rStyle w:val="VerbatimChar"/>
-          <w:rFonts w:hint="eastAsia"/>
+          <w:rFonts w:hint="eastAsia" w:ascii="Times New Roman" w:hAnsi="Times New Roman" w:eastAsia="宋体"/>
+          <w:sz w:val="24"/>
         </w:rPr>
         <w:t xml:space="preserve">激活度计算</w:t>
       </w:r>
       <w:r>
         <w:rPr>
           <w:rStyle w:val="VerbatimChar"/>
+          <w:rFonts w:ascii="Times New Roman" w:hAnsi="Times New Roman" w:eastAsia="宋体"/>
+          <w:sz w:val="24"/>
         </w:rPr>
         <w:t xml:space="preserve"> → </w:t>
       </w:r>
       <w:r>
         <w:rPr>
           <w:rStyle w:val="VerbatimChar"/>
-          <w:rFonts w:hint="eastAsia"/>
+          <w:rFonts w:hint="eastAsia" w:ascii="Times New Roman" w:hAnsi="Times New Roman" w:eastAsia="宋体"/>
+          <w:sz w:val="24"/>
         </w:rPr>
         <w:t xml:space="preserve">疲劳度计算(双锚点+EMA)</w:t>
       </w:r>
       <w:r>
         <w:rPr>
           <w:rStyle w:val="VerbatimChar"/>
+          <w:rFonts w:ascii="Times New Roman" w:hAnsi="Times New Roman" w:eastAsia="宋体"/>
+          <w:sz w:val="24"/>
         </w:rPr>
         <w:t xml:space="preserve"> → </w:t>
       </w:r>
       <w:r>
         <w:rPr>
           <w:rStyle w:val="VerbatimChar"/>
-          <w:rFonts w:hint="eastAsia"/>
+          <w:rFonts w:hint="eastAsia" w:ascii="Times New Roman" w:hAnsi="Times New Roman" w:eastAsia="宋体"/>
+          <w:sz w:val="24"/>
         </w:rPr>
         <w:t xml:space="preserve">信号质量评估</w:t>
       </w:r>
@@ -1731,66 +2012,93 @@
     <w:p>
       <w:pPr>
         <w:pStyle w:val="FirstParagraph"/>
-      </w:pPr>
-      <w:r>
-        <w:rPr>
-          <w:rFonts w:hint="eastAsia"/>
+        <w:spacing w:line="360" w:lineRule="auto"/>
+      </w:pPr>
+      <w:r>
+        <w:rPr>
+          <w:rFonts w:hint="eastAsia" w:ascii="Times New Roman" w:hAnsi="Times New Roman" w:eastAsia="宋体"/>
+          <w:sz w:val="24"/>
         </w:rPr>
         <w:t xml:space="preserve">信号处理链路各模块设计参考相关文献</w:t>
       </w:r>
       <w:r>
         <w:rPr>
+          <w:rFonts w:ascii="Times New Roman" w:hAnsi="Times New Roman" w:eastAsia="宋体"/>
+          <w:sz w:val="24"/>
           <w:vertAlign w:val="superscript"/>
         </w:rPr>
         <w:t xml:space="preserve">[3,4,5]</w:t>
       </w:r>
       <w:r>
+        <w:rPr>
+          <w:rFonts w:ascii="Times New Roman" w:hAnsi="Times New Roman" w:eastAsia="宋体"/>
+          <w:sz w:val="24"/>
+        </w:rPr>
         <w:t xml:space="preserve">。</w:t>
       </w:r>
     </w:p>
     <w:p>
       <w:pPr>
         <w:pStyle w:val="BodyText"/>
-      </w:pPr>
-      <w:r>
-        <w:rPr>
+        <w:spacing w:line="360" w:lineRule="auto"/>
+      </w:pPr>
+      <w:r>
+        <w:rPr>
+          <w:rFonts w:ascii="Times New Roman" w:hAnsi="Times New Roman" w:eastAsia="宋体"/>
           <w:b/>
           <w:bCs/>
+          <w:sz w:val="24"/>
         </w:rPr>
         <w:t xml:space="preserve">EMA </w:t>
       </w:r>
       <w:r>
         <w:rPr>
-          <w:rFonts w:hint="eastAsia"/>
+          <w:rFonts w:hint="eastAsia" w:ascii="Times New Roman" w:hAnsi="Times New Roman" w:eastAsia="宋体"/>
           <w:b/>
           <w:bCs/>
+          <w:sz w:val="24"/>
         </w:rPr>
         <w:t xml:space="preserve">平滑策略：</w:t>
       </w:r>
       <w:r>
+        <w:rPr>
+          <w:rFonts w:ascii="Times New Roman" w:hAnsi="Times New Roman" w:eastAsia="宋体"/>
+          <w:sz w:val="24"/>
+        </w:rPr>
         <w:t xml:space="preserve"> </w:t>
       </w:r>
       <w:r>
         <w:rPr>
-          <w:rFonts w:hint="eastAsia"/>
+          <w:rFonts w:hint="eastAsia" w:ascii="Times New Roman" w:hAnsi="Times New Roman" w:eastAsia="宋体"/>
+          <w:sz w:val="24"/>
         </w:rPr>
         <w:t xml:space="preserve">肌肉收缩时</w:t>
       </w:r>
       <w:r>
+        <w:rPr>
+          <w:rFonts w:ascii="Times New Roman" w:hAnsi="Times New Roman" w:eastAsia="宋体"/>
+          <w:sz w:val="24"/>
+        </w:rPr>
         <w:t xml:space="preserve"> </w:t>
       </w:r>
       <w:r>
         <w:rPr>
-          <w:rFonts w:hint="eastAsia"/>
+          <w:rFonts w:hint="eastAsia" w:ascii="Times New Roman" w:hAnsi="Times New Roman" w:eastAsia="宋体"/>
+          <w:sz w:val="24"/>
         </w:rPr>
         <w:t xml:space="preserve">α=0.35（快速跟踪），稳态时</w:t>
       </w:r>
       <w:r>
+        <w:rPr>
+          <w:rFonts w:ascii="Times New Roman" w:hAnsi="Times New Roman" w:eastAsia="宋体"/>
+          <w:sz w:val="24"/>
+        </w:rPr>
         <w:t xml:space="preserve"> </w:t>
       </w:r>
       <w:r>
         <w:rPr>
-          <w:rFonts w:hint="eastAsia"/>
+          <w:rFonts w:hint="eastAsia" w:ascii="Times New Roman" w:hAnsi="Times New Roman" w:eastAsia="宋体"/>
+          <w:sz w:val="24"/>
         </w:rPr>
         <w:t xml:space="preserve">α=0.15（平滑降噪）。</w:t>
       </w:r>
@@ -1798,64 +2106,91 @@
     <w:p>
       <w:pPr>
         <w:pStyle w:val="BodyText"/>
-      </w:pPr>
-      <w:r>
-        <w:rPr>
-          <w:rFonts w:hint="eastAsia"/>
+        <w:spacing w:line="360" w:lineRule="auto"/>
+      </w:pPr>
+      <w:r>
+        <w:rPr>
+          <w:rFonts w:hint="eastAsia" w:ascii="Times New Roman" w:hAnsi="Times New Roman" w:eastAsia="宋体"/>
+          <w:sz w:val="24"/>
         </w:rPr>
         <w:t xml:space="preserve">上述</w:t>
       </w:r>
       <w:r>
+        <w:rPr>
+          <w:rFonts w:ascii="Times New Roman" w:hAnsi="Times New Roman" w:eastAsia="宋体"/>
+          <w:sz w:val="24"/>
+        </w:rPr>
         <w:t xml:space="preserve"> RMS / MDF </w:t>
       </w:r>
       <w:r>
         <w:rPr>
-          <w:rFonts w:hint="eastAsia"/>
+          <w:rFonts w:hint="eastAsia" w:ascii="Times New Roman" w:hAnsi="Times New Roman" w:eastAsia="宋体"/>
+          <w:sz w:val="24"/>
         </w:rPr>
         <w:t xml:space="preserve">与疲劳度计算的核心指标定义、EMA</w:t>
       </w:r>
       <w:r>
+        <w:rPr>
+          <w:rFonts w:ascii="Times New Roman" w:hAnsi="Times New Roman" w:eastAsia="宋体"/>
+          <w:sz w:val="24"/>
+        </w:rPr>
         <w:t xml:space="preserve"> </w:t>
       </w:r>
       <w:r>
         <w:rPr>
-          <w:rFonts w:hint="eastAsia"/>
+          <w:rFonts w:hint="eastAsia" w:ascii="Times New Roman" w:hAnsi="Times New Roman" w:eastAsia="宋体"/>
+          <w:sz w:val="24"/>
         </w:rPr>
         <w:t xml:space="preserve">平滑与指数恢复模型，依据表面肌电疲劳分析的经典方法</w:t>
       </w:r>
       <w:r>
         <w:rPr>
+          <w:rFonts w:ascii="Times New Roman" w:hAnsi="Times New Roman" w:eastAsia="宋体"/>
+          <w:sz w:val="24"/>
           <w:vertAlign w:val="superscript"/>
         </w:rPr>
         <w:t xml:space="preserve">[9,10,12,14,15]</w:t>
       </w:r>
       <w:r>
         <w:rPr>
-          <w:rFonts w:hint="eastAsia"/>
+          <w:rFonts w:hint="eastAsia" w:ascii="Times New Roman" w:hAnsi="Times New Roman" w:eastAsia="宋体"/>
+          <w:sz w:val="24"/>
         </w:rPr>
         <w:t xml:space="preserve">实现；何彦等</w:t>
       </w:r>
       <w:r>
         <w:rPr>
+          <w:rFonts w:ascii="Times New Roman" w:hAnsi="Times New Roman" w:eastAsia="宋体"/>
+          <w:sz w:val="24"/>
           <w:vertAlign w:val="superscript"/>
         </w:rPr>
         <w:t xml:space="preserve">[8]</w:t>
       </w:r>
       <w:r>
+        <w:rPr>
+          <w:rFonts w:ascii="Times New Roman" w:hAnsi="Times New Roman" w:eastAsia="宋体"/>
+          <w:sz w:val="24"/>
+        </w:rPr>
         <w:t xml:space="preserve"> </w:t>
       </w:r>
       <w:r>
         <w:rPr>
-          <w:rFonts w:hint="eastAsia"/>
+          <w:rFonts w:hint="eastAsia" w:ascii="Times New Roman" w:hAnsi="Times New Roman" w:eastAsia="宋体"/>
+          <w:sz w:val="24"/>
         </w:rPr>
         <w:t xml:space="preserve">在健身穿戴产品中基于</w:t>
       </w:r>
       <w:r>
+        <w:rPr>
+          <w:rFonts w:ascii="Times New Roman" w:hAnsi="Times New Roman" w:eastAsia="宋体"/>
+          <w:sz w:val="24"/>
+        </w:rPr>
         <w:t xml:space="preserve"> MDF/MNF </w:t>
       </w:r>
       <w:r>
         <w:rPr>
-          <w:rFonts w:hint="eastAsia"/>
+          <w:rFonts w:hint="eastAsia" w:ascii="Times New Roman" w:hAnsi="Times New Roman" w:eastAsia="宋体"/>
+          <w:sz w:val="24"/>
         </w:rPr>
         <w:t xml:space="preserve">构建”激活—过渡—力竭”三态疲劳模型，与本系统的激活度/疲劳度状态划分一致。</w:t>
       </w:r>
@@ -1879,14 +2214,14 @@
     <w:tbl>
       <w:tblPr>
         <w:tblStyle w:val="Table"/>
-        <w:tblW w:type="dxa" w:w="9070"/>
+        <w:tblW w:type="dxa" w:w="8305"/>
         <w:jc w:val="center"/>
         <w:tblLayout w:type="fixed"/>
         <w:tblLook w:firstRow="1" w:lastRow="0" w:firstColumn="0" w:lastColumn="0" w:noHBand="0" w:noVBand="0" w:val="0020"/>
       </w:tblPr>
       <w:tblGrid>
-        <w:gridCol w:w="4535"/>
-        <w:gridCol w:w="4535"/>
+        <w:gridCol w:w="4152"/>
+        <w:gridCol w:w="4153"/>
       </w:tblGrid>
       <w:tr>
         <w:trPr>
@@ -1895,7 +2230,7 @@
         <w:tc>
           <w:tcPr>
             <w:shd w:val="clear" w:color="auto" w:fill="2E5A9C"/>
-            <w:tcW w:type="dxa" w:w="4534"/>
+            <w:tcW w:type="dxa" w:w="4151"/>
             <w:tcBorders>
               <w:top w:val="single" w:sz="8" w:color="2E5A9C"/>
               <w:left w:val="single" w:sz="8" w:color="2E5A9C"/>
@@ -1923,7 +2258,7 @@
         <w:tc>
           <w:tcPr>
             <w:shd w:val="clear" w:color="auto" w:fill="2E5A9C"/>
-            <w:tcW w:type="dxa" w:w="4534"/>
+            <w:tcW w:type="dxa" w:w="4152"/>
             <w:tcBorders>
               <w:top w:val="single" w:sz="8" w:color="2E5A9C"/>
               <w:left w:val="single" w:sz="8" w:color="2E5A9C"/>
@@ -1952,7 +2287,7 @@
       <w:tr>
         <w:tc>
           <w:tcPr>
-            <w:tcW w:type="dxa" w:w="4534"/>
+            <w:tcW w:type="dxa" w:w="4151"/>
             <w:tcBorders>
               <w:top w:val="single" w:sz="4" w:color="E5E7EB"/>
               <w:left w:val="single" w:sz="4" w:color="E5E7EB"/>
@@ -1977,7 +2312,7 @@
         </w:tc>
         <w:tc>
           <w:tcPr>
-            <w:tcW w:type="dxa" w:w="4534"/>
+            <w:tcW w:type="dxa" w:w="4152"/>
             <w:tcBorders>
               <w:top w:val="single" w:sz="4" w:color="E5E7EB"/>
               <w:left w:val="single" w:sz="4" w:color="E5E7EB"/>
@@ -2032,7 +2367,7 @@
       <w:tr>
         <w:tc>
           <w:tcPr>
-            <w:tcW w:type="dxa" w:w="4534"/>
+            <w:tcW w:type="dxa" w:w="4151"/>
             <w:tcBorders>
               <w:top w:val="single" w:sz="4" w:color="E5E7EB"/>
               <w:left w:val="single" w:sz="4" w:color="E5E7EB"/>
@@ -2057,7 +2392,7 @@
         </w:tc>
         <w:tc>
           <w:tcPr>
-            <w:tcW w:type="dxa" w:w="4534"/>
+            <w:tcW w:type="dxa" w:w="4152"/>
             <w:tcBorders>
               <w:top w:val="single" w:sz="4" w:color="E5E7EB"/>
               <w:left w:val="single" w:sz="4" w:color="E5E7EB"/>
@@ -2112,7 +2447,7 @@
       <w:tr>
         <w:tc>
           <w:tcPr>
-            <w:tcW w:type="dxa" w:w="4534"/>
+            <w:tcW w:type="dxa" w:w="4151"/>
             <w:tcBorders>
               <w:top w:val="single" w:sz="4" w:color="E5E7EB"/>
               <w:left w:val="single" w:sz="4" w:color="E5E7EB"/>
@@ -2137,7 +2472,7 @@
         </w:tc>
         <w:tc>
           <w:tcPr>
-            <w:tcW w:type="dxa" w:w="4534"/>
+            <w:tcW w:type="dxa" w:w="4152"/>
             <w:tcBorders>
               <w:top w:val="single" w:sz="4" w:color="E5E7EB"/>
               <w:left w:val="single" w:sz="4" w:color="E5E7EB"/>
@@ -2193,36 +2528,47 @@
     <w:p>
       <w:pPr>
         <w:pStyle w:val="BodyText"/>
-      </w:pPr>
-      <w:r>
-        <w:rPr>
-          <w:rFonts w:hint="eastAsia"/>
+        <w:spacing w:line="360" w:lineRule="auto"/>
+      </w:pPr>
+      <w:r>
+        <w:rPr>
+          <w:rFonts w:hint="eastAsia" w:ascii="Times New Roman" w:hAnsi="Times New Roman" w:eastAsia="宋体"/>
           <w:b/>
           <w:bCs/>
+          <w:sz w:val="24"/>
         </w:rPr>
         <w:t xml:space="preserve">上传格式（8</w:t>
       </w:r>
       <w:r>
         <w:rPr>
+          <w:rFonts w:ascii="Times New Roman" w:hAnsi="Times New Roman" w:eastAsia="宋体"/>
           <w:b/>
           <w:bCs/>
+          <w:sz w:val="24"/>
         </w:rPr>
         <w:t xml:space="preserve"> </w:t>
       </w:r>
       <w:r>
         <w:rPr>
-          <w:rFonts w:hint="eastAsia"/>
+          <w:rFonts w:hint="eastAsia" w:ascii="Times New Roman" w:hAnsi="Times New Roman" w:eastAsia="宋体"/>
           <w:b/>
           <w:bCs/>
+          <w:sz w:val="24"/>
         </w:rPr>
         <w:t xml:space="preserve">元素）：</w:t>
       </w:r>
       <w:r>
+        <w:rPr>
+          <w:rFonts w:ascii="Times New Roman" w:hAnsi="Times New Roman" w:eastAsia="宋体"/>
+          <w:sz w:val="24"/>
+        </w:rPr>
         <w:t xml:space="preserve"> </w:t>
       </w:r>
       <w:r>
         <w:rPr>
           <w:rStyle w:val="VerbatimChar"/>
+          <w:rFonts w:ascii="Times New Roman" w:hAnsi="Times New Roman" w:eastAsia="宋体"/>
+          <w:sz w:val="24"/>
         </w:rPr>
         <w:t xml:space="preserve">[timestamp_sec, ms, rms, activation, mdf, fatigue, quality, calibrated]</w:t>
       </w:r>
@@ -2246,147 +2592,187 @@
     <w:p>
       <w:pPr>
         <w:pStyle w:val="SourceCode"/>
-      </w:pPr>
-      <w:r>
-        <w:rPr>
-          <w:rStyle w:val="VerbatimChar"/>
-          <w:rFonts w:hint="eastAsia"/>
+        <w:spacing w:line="360" w:lineRule="auto"/>
+      </w:pPr>
+      <w:r>
+        <w:rPr>
+          <w:rStyle w:val="VerbatimChar"/>
+          <w:rFonts w:hint="eastAsia" w:ascii="Times New Roman" w:hAnsi="Times New Roman" w:eastAsia="宋体"/>
+          <w:sz w:val="24"/>
         </w:rPr>
         <w:t xml:space="preserve">小程序扫描</w:t>
       </w:r>
       <w:r>
         <w:rPr>
           <w:rStyle w:val="VerbatimChar"/>
+          <w:rFonts w:ascii="Times New Roman" w:hAnsi="Times New Roman" w:eastAsia="宋体"/>
+          <w:sz w:val="24"/>
         </w:rPr>
         <w:t xml:space="preserve"> → </w:t>
       </w:r>
       <w:r>
         <w:rPr>
           <w:rStyle w:val="VerbatimChar"/>
-          <w:rFonts w:hint="eastAsia"/>
+          <w:rFonts w:hint="eastAsia" w:ascii="Times New Roman" w:hAnsi="Times New Roman" w:eastAsia="宋体"/>
+          <w:sz w:val="24"/>
         </w:rPr>
         <w:t xml:space="preserve">连接BLE</w:t>
       </w:r>
       <w:r>
         <w:rPr>
           <w:rStyle w:val="VerbatimChar"/>
+          <w:rFonts w:ascii="Times New Roman" w:hAnsi="Times New Roman" w:eastAsia="宋体"/>
+          <w:sz w:val="24"/>
         </w:rPr>
         <w:t xml:space="preserve"> → </w:t>
       </w:r>
       <w:r>
         <w:rPr>
           <w:rStyle w:val="VerbatimChar"/>
-          <w:rFonts w:hint="eastAsia"/>
+          <w:rFonts w:hint="eastAsia" w:ascii="Times New Roman" w:hAnsi="Times New Roman" w:eastAsia="宋体"/>
+          <w:sz w:val="24"/>
         </w:rPr>
         <w:t xml:space="preserve">读取DeviceID</w:t>
       </w:r>
       <w:r>
         <w:rPr>
           <w:rStyle w:val="VerbatimChar"/>
+          <w:rFonts w:ascii="Times New Roman" w:hAnsi="Times New Roman" w:eastAsia="宋体"/>
+          <w:sz w:val="24"/>
         </w:rPr>
         <w:t xml:space="preserve"> → </w:t>
       </w:r>
       <w:r>
         <w:rPr>
           <w:rStyle w:val="VerbatimChar"/>
-          <w:rFonts w:hint="eastAsia"/>
+          <w:rFonts w:hint="eastAsia" w:ascii="Times New Roman" w:hAnsi="Times New Roman" w:eastAsia="宋体"/>
+          <w:sz w:val="24"/>
         </w:rPr>
         <w:t xml:space="preserve">订阅配网结果通知</w:t>
       </w:r>
       <w:r>
+        <w:rPr>
+          <w:rFonts w:ascii="Times New Roman" w:hAnsi="Times New Roman" w:eastAsia="宋体"/>
+          <w:sz w:val="24"/>
+        </w:rPr>
         <w:br/>
       </w:r>
       <w:r>
         <w:rPr>
           <w:rStyle w:val="VerbatimChar"/>
+          <w:rFonts w:ascii="Times New Roman" w:hAnsi="Times New Roman" w:eastAsia="宋体"/>
+          <w:sz w:val="24"/>
         </w:rPr>
         <w:t xml:space="preserve">    → </w:t>
       </w:r>
       <w:r>
         <w:rPr>
           <w:rStyle w:val="VerbatimChar"/>
-          <w:rFonts w:hint="eastAsia"/>
+          <w:rFonts w:hint="eastAsia" w:ascii="Times New Roman" w:hAnsi="Times New Roman" w:eastAsia="宋体"/>
+          <w:sz w:val="24"/>
         </w:rPr>
         <w:t xml:space="preserve">写入SSID</w:t>
       </w:r>
       <w:r>
         <w:rPr>
           <w:rStyle w:val="VerbatimChar"/>
+          <w:rFonts w:ascii="Times New Roman" w:hAnsi="Times New Roman" w:eastAsia="宋体"/>
+          <w:sz w:val="24"/>
         </w:rPr>
         <w:t xml:space="preserve"> + </w:t>
       </w:r>
       <w:r>
         <w:rPr>
           <w:rStyle w:val="VerbatimChar"/>
-          <w:rFonts w:hint="eastAsia"/>
+          <w:rFonts w:hint="eastAsia" w:ascii="Times New Roman" w:hAnsi="Times New Roman" w:eastAsia="宋体"/>
+          <w:sz w:val="24"/>
         </w:rPr>
         <w:t xml:space="preserve">密码</w:t>
       </w:r>
       <w:r>
         <w:rPr>
           <w:rStyle w:val="VerbatimChar"/>
+          <w:rFonts w:ascii="Times New Roman" w:hAnsi="Times New Roman" w:eastAsia="宋体"/>
+          <w:sz w:val="24"/>
         </w:rPr>
         <w:t xml:space="preserve"> → </w:t>
       </w:r>
       <w:r>
         <w:rPr>
           <w:rStyle w:val="VerbatimChar"/>
-          <w:rFonts w:hint="eastAsia"/>
+          <w:rFonts w:hint="eastAsia" w:ascii="Times New Roman" w:hAnsi="Times New Roman" w:eastAsia="宋体"/>
+          <w:sz w:val="24"/>
         </w:rPr>
         <w:t xml:space="preserve">固件保存EEPROM</w:t>
       </w:r>
       <w:r>
         <w:rPr>
           <w:rStyle w:val="VerbatimChar"/>
+          <w:rFonts w:ascii="Times New Roman" w:hAnsi="Times New Roman" w:eastAsia="宋体"/>
+          <w:sz w:val="24"/>
         </w:rPr>
         <w:t xml:space="preserve"> → </w:t>
       </w:r>
       <w:r>
         <w:rPr>
           <w:rStyle w:val="VerbatimChar"/>
-          <w:rFonts w:hint="eastAsia"/>
+          <w:rFonts w:hint="eastAsia" w:ascii="Times New Roman" w:hAnsi="Times New Roman" w:eastAsia="宋体"/>
+          <w:sz w:val="24"/>
         </w:rPr>
         <w:t xml:space="preserve">重启WiFi连接</w:t>
       </w:r>
       <w:r>
+        <w:rPr>
+          <w:rFonts w:ascii="Times New Roman" w:hAnsi="Times New Roman" w:eastAsia="宋体"/>
+          <w:sz w:val="24"/>
+        </w:rPr>
         <w:br/>
       </w:r>
       <w:r>
         <w:rPr>
           <w:rStyle w:val="VerbatimChar"/>
+          <w:rFonts w:ascii="Times New Roman" w:hAnsi="Times New Roman" w:eastAsia="宋体"/>
+          <w:sz w:val="24"/>
         </w:rPr>
         <w:t xml:space="preserve">    → </w:t>
       </w:r>
       <w:r>
         <w:rPr>
           <w:rStyle w:val="VerbatimChar"/>
-          <w:rFonts w:hint="eastAsia"/>
+          <w:rFonts w:hint="eastAsia" w:ascii="Times New Roman" w:hAnsi="Times New Roman" w:eastAsia="宋体"/>
+          <w:sz w:val="24"/>
         </w:rPr>
         <w:t xml:space="preserve">WiFi连接成功</w:t>
       </w:r>
       <w:r>
         <w:rPr>
           <w:rStyle w:val="VerbatimChar"/>
+          <w:rFonts w:ascii="Times New Roman" w:hAnsi="Times New Roman" w:eastAsia="宋体"/>
+          <w:sz w:val="24"/>
         </w:rPr>
         <w:t xml:space="preserve"> → </w:t>
       </w:r>
       <w:r>
         <w:rPr>
           <w:rStyle w:val="VerbatimChar"/>
-          <w:rFonts w:hint="eastAsia"/>
+          <w:rFonts w:hint="eastAsia" w:ascii="Times New Roman" w:hAnsi="Times New Roman" w:eastAsia="宋体"/>
+          <w:sz w:val="24"/>
         </w:rPr>
         <w:t xml:space="preserve">通知小程序"OK"</w:t>
       </w:r>
       <w:r>
         <w:rPr>
           <w:rStyle w:val="VerbatimChar"/>
+          <w:rFonts w:ascii="Times New Roman" w:hAnsi="Times New Roman" w:eastAsia="宋体"/>
+          <w:sz w:val="24"/>
         </w:rPr>
         <w:t xml:space="preserve"> → </w:t>
       </w:r>
       <w:r>
         <w:rPr>
           <w:rStyle w:val="VerbatimChar"/>
-          <w:rFonts w:hint="eastAsia"/>
+          <w:rFonts w:hint="eastAsia" w:ascii="Times New Roman" w:hAnsi="Times New Roman" w:eastAsia="宋体"/>
+          <w:sz w:val="24"/>
         </w:rPr>
         <w:t xml:space="preserve">通知小程序IP地址</w:t>
       </w:r>
@@ -2394,19 +2780,23 @@
     <w:p>
       <w:pPr>
         <w:pStyle w:val="FirstParagraph"/>
-      </w:pPr>
-      <w:r>
-        <w:rPr>
+        <w:spacing w:line="360" w:lineRule="auto"/>
+      </w:pPr>
+      <w:r>
+        <w:rPr>
+          <w:rFonts w:ascii="Times New Roman" w:hAnsi="Times New Roman" w:eastAsia="宋体"/>
           <w:b/>
           <w:bCs/>
+          <w:sz w:val="24"/>
         </w:rPr>
         <w:t xml:space="preserve">BLE </w:t>
       </w:r>
       <w:r>
         <w:rPr>
-          <w:rFonts w:hint="eastAsia"/>
+          <w:rFonts w:hint="eastAsia" w:ascii="Times New Roman" w:hAnsi="Times New Roman" w:eastAsia="宋体"/>
           <w:b/>
           <w:bCs/>
+          <w:sz w:val="24"/>
         </w:rPr>
         <w:t xml:space="preserve">服务与特征：</w:t>
       </w:r>
@@ -2414,15 +2804,15 @@
     <w:tbl>
       <w:tblPr>
         <w:tblStyle w:val="Table"/>
-        <w:tblW w:type="dxa" w:w="9070"/>
+        <w:tblW w:type="dxa" w:w="8305"/>
         <w:jc w:val="center"/>
         <w:tblLayout w:type="fixed"/>
         <w:tblLook w:firstRow="1" w:lastRow="0" w:firstColumn="0" w:lastColumn="0" w:noHBand="0" w:noVBand="0" w:val="0020"/>
       </w:tblPr>
       <w:tblGrid>
-        <w:gridCol w:w="3023"/>
-        <w:gridCol w:w="3023"/>
-        <w:gridCol w:w="3024"/>
+        <w:gridCol w:w="2768"/>
+        <w:gridCol w:w="2768"/>
+        <w:gridCol w:w="2769"/>
       </w:tblGrid>
       <w:tr>
         <w:trPr>
@@ -2431,7 +2821,7 @@
         <w:tc>
           <w:tcPr>
             <w:shd w:val="clear" w:color="auto" w:fill="2E5A9C"/>
-            <w:tcW w:type="dxa" w:w="3023"/>
+            <w:tcW w:type="dxa" w:w="2768"/>
             <w:tcBorders>
               <w:top w:val="single" w:sz="8" w:color="2E5A9C"/>
               <w:left w:val="single" w:sz="8" w:color="2E5A9C"/>
@@ -2459,7 +2849,7 @@
         <w:tc>
           <w:tcPr>
             <w:shd w:val="clear" w:color="auto" w:fill="2E5A9C"/>
-            <w:tcW w:type="dxa" w:w="3023"/>
+            <w:tcW w:type="dxa" w:w="2768"/>
             <w:tcBorders>
               <w:top w:val="single" w:sz="8" w:color="2E5A9C"/>
               <w:left w:val="single" w:sz="8" w:color="2E5A9C"/>
@@ -2487,7 +2877,7 @@
         <w:tc>
           <w:tcPr>
             <w:shd w:val="clear" w:color="auto" w:fill="2E5A9C"/>
-            <w:tcW w:type="dxa" w:w="3024"/>
+            <w:tcW w:type="dxa" w:w="2769"/>
             <w:tcBorders>
               <w:top w:val="single" w:sz="8" w:color="2E5A9C"/>
               <w:left w:val="single" w:sz="8" w:color="2E5A9C"/>
@@ -2516,7 +2906,7 @@
       <w:tr>
         <w:tc>
           <w:tcPr>
-            <w:tcW w:type="dxa" w:w="3023"/>
+            <w:tcW w:type="dxa" w:w="2768"/>
             <w:tcBorders>
               <w:top w:val="single" w:sz="4" w:color="E5E7EB"/>
               <w:left w:val="single" w:sz="4" w:color="E5E7EB"/>
@@ -2541,7 +2931,7 @@
         </w:tc>
         <w:tc>
           <w:tcPr>
-            <w:tcW w:type="dxa" w:w="3023"/>
+            <w:tcW w:type="dxa" w:w="2768"/>
             <w:tcBorders>
               <w:top w:val="single" w:sz="4" w:color="E5E7EB"/>
               <w:left w:val="single" w:sz="4" w:color="E5E7EB"/>
@@ -2566,7 +2956,7 @@
         </w:tc>
         <w:tc>
           <w:tcPr>
-            <w:tcW w:type="dxa" w:w="3024"/>
+            <w:tcW w:type="dxa" w:w="2769"/>
             <w:tcBorders>
               <w:top w:val="single" w:sz="4" w:color="E5E7EB"/>
               <w:left w:val="single" w:sz="4" w:color="E5E7EB"/>
@@ -2600,7 +2990,7 @@
       <w:tr>
         <w:tc>
           <w:tcPr>
-            <w:tcW w:type="dxa" w:w="3023"/>
+            <w:tcW w:type="dxa" w:w="2768"/>
             <w:tcBorders>
               <w:top w:val="single" w:sz="4" w:color="E5E7EB"/>
               <w:left w:val="single" w:sz="4" w:color="E5E7EB"/>
@@ -2625,7 +3015,7 @@
         </w:tc>
         <w:tc>
           <w:tcPr>
-            <w:tcW w:type="dxa" w:w="3023"/>
+            <w:tcW w:type="dxa" w:w="2768"/>
             <w:tcBorders>
               <w:top w:val="single" w:sz="4" w:color="E5E7EB"/>
               <w:left w:val="single" w:sz="4" w:color="E5E7EB"/>
@@ -2650,7 +3040,7 @@
         </w:tc>
         <w:tc>
           <w:tcPr>
-            <w:tcW w:type="dxa" w:w="3024"/>
+            <w:tcW w:type="dxa" w:w="2769"/>
             <w:tcBorders>
               <w:top w:val="single" w:sz="4" w:color="E5E7EB"/>
               <w:left w:val="single" w:sz="4" w:color="E5E7EB"/>
@@ -2677,7 +3067,7 @@
       <w:tr>
         <w:tc>
           <w:tcPr>
-            <w:tcW w:type="dxa" w:w="3023"/>
+            <w:tcW w:type="dxa" w:w="2768"/>
             <w:tcBorders>
               <w:top w:val="single" w:sz="4" w:color="E5E7EB"/>
               <w:left w:val="single" w:sz="4" w:color="E5E7EB"/>
@@ -2702,7 +3092,7 @@
         </w:tc>
         <w:tc>
           <w:tcPr>
-            <w:tcW w:type="dxa" w:w="3023"/>
+            <w:tcW w:type="dxa" w:w="2768"/>
             <w:tcBorders>
               <w:top w:val="single" w:sz="4" w:color="E5E7EB"/>
               <w:left w:val="single" w:sz="4" w:color="E5E7EB"/>
@@ -2727,7 +3117,7 @@
         </w:tc>
         <w:tc>
           <w:tcPr>
-            <w:tcW w:type="dxa" w:w="3024"/>
+            <w:tcW w:type="dxa" w:w="2769"/>
             <w:tcBorders>
               <w:top w:val="single" w:sz="4" w:color="E5E7EB"/>
               <w:left w:val="single" w:sz="4" w:color="E5E7EB"/>
@@ -2754,7 +3144,7 @@
       <w:tr>
         <w:tc>
           <w:tcPr>
-            <w:tcW w:type="dxa" w:w="3023"/>
+            <w:tcW w:type="dxa" w:w="2768"/>
             <w:tcBorders>
               <w:top w:val="single" w:sz="4" w:color="E5E7EB"/>
               <w:left w:val="single" w:sz="4" w:color="E5E7EB"/>
@@ -2779,7 +3169,7 @@
         </w:tc>
         <w:tc>
           <w:tcPr>
-            <w:tcW w:type="dxa" w:w="3023"/>
+            <w:tcW w:type="dxa" w:w="2768"/>
             <w:tcBorders>
               <w:top w:val="single" w:sz="4" w:color="E5E7EB"/>
               <w:left w:val="single" w:sz="4" w:color="E5E7EB"/>
@@ -2804,7 +3194,7 @@
         </w:tc>
         <w:tc>
           <w:tcPr>
-            <w:tcW w:type="dxa" w:w="3024"/>
+            <w:tcW w:type="dxa" w:w="2769"/>
             <w:tcBorders>
               <w:top w:val="single" w:sz="4" w:color="E5E7EB"/>
               <w:left w:val="single" w:sz="4" w:color="E5E7EB"/>
@@ -2831,7 +3221,7 @@
       <w:tr>
         <w:tc>
           <w:tcPr>
-            <w:tcW w:type="dxa" w:w="3023"/>
+            <w:tcW w:type="dxa" w:w="2768"/>
             <w:tcBorders>
               <w:top w:val="single" w:sz="4" w:color="E5E7EB"/>
               <w:left w:val="single" w:sz="4" w:color="E5E7EB"/>
@@ -2856,7 +3246,7 @@
         </w:tc>
         <w:tc>
           <w:tcPr>
-            <w:tcW w:type="dxa" w:w="3023"/>
+            <w:tcW w:type="dxa" w:w="2768"/>
             <w:tcBorders>
               <w:top w:val="single" w:sz="4" w:color="E5E7EB"/>
               <w:left w:val="single" w:sz="4" w:color="E5E7EB"/>
@@ -2881,7 +3271,7 @@
         </w:tc>
         <w:tc>
           <w:tcPr>
-            <w:tcW w:type="dxa" w:w="3024"/>
+            <w:tcW w:type="dxa" w:w="2769"/>
             <w:tcBorders>
               <w:top w:val="single" w:sz="4" w:color="E5E7EB"/>
               <w:left w:val="single" w:sz="4" w:color="E5E7EB"/>
@@ -2948,27 +3338,32 @@
     <w:p>
       <w:pPr>
         <w:pStyle w:val="FirstParagraph"/>
-      </w:pPr>
-      <w:r>
-        <w:rPr>
-          <w:rFonts w:hint="eastAsia"/>
+        <w:spacing w:line="360" w:lineRule="auto"/>
+      </w:pPr>
+      <w:r>
+        <w:rPr>
+          <w:rFonts w:hint="eastAsia" w:ascii="Times New Roman" w:hAnsi="Times New Roman" w:eastAsia="宋体"/>
           <w:b/>
           <w:bCs/>
+          <w:sz w:val="24"/>
         </w:rPr>
         <w:t xml:space="preserve">固件调用（HTTP</w:t>
       </w:r>
       <w:r>
         <w:rPr>
+          <w:rFonts w:ascii="Times New Roman" w:hAnsi="Times New Roman" w:eastAsia="宋体"/>
           <w:b/>
           <w:bCs/>
+          <w:sz w:val="24"/>
         </w:rPr>
         <w:t xml:space="preserve"> </w:t>
       </w:r>
       <w:r>
         <w:rPr>
-          <w:rFonts w:hint="eastAsia"/>
+          <w:rFonts w:hint="eastAsia" w:ascii="Times New Roman" w:hAnsi="Times New Roman" w:eastAsia="宋体"/>
           <w:b/>
           <w:bCs/>
+          <w:sz w:val="24"/>
         </w:rPr>
         <w:t xml:space="preserve">POST）：</w:t>
       </w:r>
@@ -2976,14 +3371,14 @@
     <w:tbl>
       <w:tblPr>
         <w:tblStyle w:val="Table"/>
-        <w:tblW w:type="dxa" w:w="9070"/>
+        <w:tblW w:type="dxa" w:w="8305"/>
         <w:jc w:val="center"/>
         <w:tblLayout w:type="fixed"/>
         <w:tblLook w:firstRow="1" w:lastRow="0" w:firstColumn="0" w:lastColumn="0" w:noHBand="0" w:noVBand="0" w:val="0020"/>
       </w:tblPr>
       <w:tblGrid>
-        <w:gridCol w:w="4535"/>
-        <w:gridCol w:w="4535"/>
+        <w:gridCol w:w="4152"/>
+        <w:gridCol w:w="4153"/>
       </w:tblGrid>
       <w:tr>
         <w:trPr>
@@ -2992,7 +3387,7 @@
         <w:tc>
           <w:tcPr>
             <w:shd w:val="clear" w:color="auto" w:fill="2E5A9C"/>
-            <w:tcW w:type="dxa" w:w="4534"/>
+            <w:tcW w:type="dxa" w:w="4151"/>
             <w:tcBorders>
               <w:top w:val="single" w:sz="8" w:color="2E5A9C"/>
               <w:left w:val="single" w:sz="8" w:color="2E5A9C"/>
@@ -3020,7 +3415,7 @@
         <w:tc>
           <w:tcPr>
             <w:shd w:val="clear" w:color="auto" w:fill="2E5A9C"/>
-            <w:tcW w:type="dxa" w:w="4534"/>
+            <w:tcW w:type="dxa" w:w="4152"/>
             <w:tcBorders>
               <w:top w:val="single" w:sz="8" w:color="2E5A9C"/>
               <w:left w:val="single" w:sz="8" w:color="2E5A9C"/>
@@ -3049,7 +3444,7 @@
       <w:tr>
         <w:tc>
           <w:tcPr>
-            <w:tcW w:type="dxa" w:w="4534"/>
+            <w:tcW w:type="dxa" w:w="4151"/>
             <w:tcBorders>
               <w:top w:val="single" w:sz="4" w:color="E5E7EB"/>
               <w:left w:val="single" w:sz="4" w:color="E5E7EB"/>
@@ -3074,7 +3469,7 @@
         </w:tc>
         <w:tc>
           <w:tcPr>
-            <w:tcW w:type="dxa" w:w="4534"/>
+            <w:tcW w:type="dxa" w:w="4152"/>
             <w:tcBorders>
               <w:top w:val="single" w:sz="4" w:color="E5E7EB"/>
               <w:left w:val="single" w:sz="4" w:color="E5E7EB"/>
@@ -3101,7 +3496,7 @@
       <w:tr>
         <w:tc>
           <w:tcPr>
-            <w:tcW w:type="dxa" w:w="4534"/>
+            <w:tcW w:type="dxa" w:w="4151"/>
             <w:tcBorders>
               <w:top w:val="single" w:sz="4" w:color="E5E7EB"/>
               <w:left w:val="single" w:sz="4" w:color="E5E7EB"/>
@@ -3126,7 +3521,7 @@
         </w:tc>
         <w:tc>
           <w:tcPr>
-            <w:tcW w:type="dxa" w:w="4534"/>
+            <w:tcW w:type="dxa" w:w="4152"/>
             <w:tcBorders>
               <w:top w:val="single" w:sz="4" w:color="E5E7EB"/>
               <w:left w:val="single" w:sz="4" w:color="E5E7EB"/>
@@ -3153,7 +3548,7 @@
       <w:tr>
         <w:tc>
           <w:tcPr>
-            <w:tcW w:type="dxa" w:w="4534"/>
+            <w:tcW w:type="dxa" w:w="4151"/>
             <w:tcBorders>
               <w:top w:val="single" w:sz="4" w:color="E5E7EB"/>
               <w:left w:val="single" w:sz="4" w:color="E5E7EB"/>
@@ -3178,7 +3573,7 @@
         </w:tc>
         <w:tc>
           <w:tcPr>
-            <w:tcW w:type="dxa" w:w="4534"/>
+            <w:tcW w:type="dxa" w:w="4152"/>
             <w:tcBorders>
               <w:top w:val="single" w:sz="4" w:color="E5E7EB"/>
               <w:left w:val="single" w:sz="4" w:color="E5E7EB"/>
@@ -3205,7 +3600,7 @@
       <w:tr>
         <w:tc>
           <w:tcPr>
-            <w:tcW w:type="dxa" w:w="4534"/>
+            <w:tcW w:type="dxa" w:w="4151"/>
             <w:tcBorders>
               <w:top w:val="single" w:sz="4" w:color="E5E7EB"/>
               <w:left w:val="single" w:sz="4" w:color="E5E7EB"/>
@@ -3230,7 +3625,7 @@
         </w:tc>
         <w:tc>
           <w:tcPr>
-            <w:tcW w:type="dxa" w:w="4534"/>
+            <w:tcW w:type="dxa" w:w="4152"/>
             <w:tcBorders>
               <w:top w:val="single" w:sz="4" w:color="E5E7EB"/>
               <w:left w:val="single" w:sz="4" w:color="E5E7EB"/>
@@ -3257,7 +3652,7 @@
       <w:tr>
         <w:tc>
           <w:tcPr>
-            <w:tcW w:type="dxa" w:w="4534"/>
+            <w:tcW w:type="dxa" w:w="4151"/>
             <w:tcBorders>
               <w:top w:val="single" w:sz="4" w:color="E5E7EB"/>
               <w:left w:val="single" w:sz="4" w:color="E5E7EB"/>
@@ -3282,7 +3677,7 @@
         </w:tc>
         <w:tc>
           <w:tcPr>
-            <w:tcW w:type="dxa" w:w="4534"/>
+            <w:tcW w:type="dxa" w:w="4152"/>
             <w:tcBorders>
               <w:top w:val="single" w:sz="4" w:color="E5E7EB"/>
               <w:left w:val="single" w:sz="4" w:color="E5E7EB"/>
@@ -3309,7 +3704,7 @@
       <w:tr>
         <w:tc>
           <w:tcPr>
-            <w:tcW w:type="dxa" w:w="4534"/>
+            <w:tcW w:type="dxa" w:w="4151"/>
             <w:tcBorders>
               <w:top w:val="single" w:sz="4" w:color="E5E7EB"/>
               <w:left w:val="single" w:sz="4" w:color="E5E7EB"/>
@@ -3334,7 +3729,7 @@
         </w:tc>
         <w:tc>
           <w:tcPr>
-            <w:tcW w:type="dxa" w:w="4534"/>
+            <w:tcW w:type="dxa" w:w="4152"/>
             <w:tcBorders>
               <w:top w:val="single" w:sz="4" w:color="E5E7EB"/>
               <w:left w:val="single" w:sz="4" w:color="E5E7EB"/>
@@ -3361,7 +3756,7 @@
       <w:tr>
         <w:tc>
           <w:tcPr>
-            <w:tcW w:type="dxa" w:w="4534"/>
+            <w:tcW w:type="dxa" w:w="4151"/>
             <w:tcBorders>
               <w:top w:val="single" w:sz="4" w:color="E5E7EB"/>
               <w:left w:val="single" w:sz="4" w:color="E5E7EB"/>
@@ -3386,7 +3781,7 @@
         </w:tc>
         <w:tc>
           <w:tcPr>
-            <w:tcW w:type="dxa" w:w="4534"/>
+            <w:tcW w:type="dxa" w:w="4152"/>
             <w:tcBorders>
               <w:top w:val="single" w:sz="4" w:color="E5E7EB"/>
               <w:left w:val="single" w:sz="4" w:color="E5E7EB"/>
@@ -3413,7 +3808,7 @@
       <w:tr>
         <w:tc>
           <w:tcPr>
-            <w:tcW w:type="dxa" w:w="4534"/>
+            <w:tcW w:type="dxa" w:w="4151"/>
             <w:tcBorders>
               <w:top w:val="single" w:sz="4" w:color="E5E7EB"/>
               <w:left w:val="single" w:sz="4" w:color="E5E7EB"/>
@@ -3438,7 +3833,7 @@
         </w:tc>
         <w:tc>
           <w:tcPr>
-            <w:tcW w:type="dxa" w:w="4534"/>
+            <w:tcW w:type="dxa" w:w="4152"/>
             <w:tcBorders>
               <w:top w:val="single" w:sz="4" w:color="E5E7EB"/>
               <w:left w:val="single" w:sz="4" w:color="E5E7EB"/>
@@ -3466,12 +3861,14 @@
     <w:p>
       <w:pPr>
         <w:pStyle w:val="BodyText"/>
-      </w:pPr>
-      <w:r>
-        <w:rPr>
-          <w:rFonts w:hint="eastAsia"/>
+        <w:spacing w:line="360" w:lineRule="auto"/>
+      </w:pPr>
+      <w:r>
+        <w:rPr>
+          <w:rFonts w:hint="eastAsia" w:ascii="Times New Roman" w:hAnsi="Times New Roman" w:eastAsia="宋体"/>
           <w:b/>
           <w:bCs/>
+          <w:sz w:val="24"/>
         </w:rPr>
         <w:t xml:space="preserve">小程序调用（wx.cloud.callFunction）：</w:t>
       </w:r>
@@ -3479,14 +3876,14 @@
     <w:tbl>
       <w:tblPr>
         <w:tblStyle w:val="Table"/>
-        <w:tblW w:type="dxa" w:w="9070"/>
+        <w:tblW w:type="dxa" w:w="8305"/>
         <w:jc w:val="center"/>
         <w:tblLayout w:type="fixed"/>
         <w:tblLook w:firstRow="1" w:lastRow="0" w:firstColumn="0" w:lastColumn="0" w:noHBand="0" w:noVBand="0" w:val="0020"/>
       </w:tblPr>
       <w:tblGrid>
-        <w:gridCol w:w="4535"/>
-        <w:gridCol w:w="4535"/>
+        <w:gridCol w:w="4152"/>
+        <w:gridCol w:w="4153"/>
       </w:tblGrid>
       <w:tr>
         <w:trPr>
@@ -3495,7 +3892,7 @@
         <w:tc>
           <w:tcPr>
             <w:shd w:val="clear" w:color="auto" w:fill="2E5A9C"/>
-            <w:tcW w:type="dxa" w:w="4534"/>
+            <w:tcW w:type="dxa" w:w="4151"/>
             <w:tcBorders>
               <w:top w:val="single" w:sz="8" w:color="2E5A9C"/>
               <w:left w:val="single" w:sz="8" w:color="2E5A9C"/>
@@ -3523,7 +3920,7 @@
         <w:tc>
           <w:tcPr>
             <w:shd w:val="clear" w:color="auto" w:fill="2E5A9C"/>
-            <w:tcW w:type="dxa" w:w="4534"/>
+            <w:tcW w:type="dxa" w:w="4152"/>
             <w:tcBorders>
               <w:top w:val="single" w:sz="8" w:color="2E5A9C"/>
               <w:left w:val="single" w:sz="8" w:color="2E5A9C"/>
@@ -3552,7 +3949,7 @@
       <w:tr>
         <w:tc>
           <w:tcPr>
-            <w:tcW w:type="dxa" w:w="4534"/>
+            <w:tcW w:type="dxa" w:w="4151"/>
             <w:tcBorders>
               <w:top w:val="single" w:sz="4" w:color="E5E7EB"/>
               <w:left w:val="single" w:sz="4" w:color="E5E7EB"/>
@@ -3577,7 +3974,7 @@
         </w:tc>
         <w:tc>
           <w:tcPr>
-            <w:tcW w:type="dxa" w:w="4534"/>
+            <w:tcW w:type="dxa" w:w="4152"/>
             <w:tcBorders>
               <w:top w:val="single" w:sz="4" w:color="E5E7EB"/>
               <w:left w:val="single" w:sz="4" w:color="E5E7EB"/>
@@ -3604,7 +4001,7 @@
       <w:tr>
         <w:tc>
           <w:tcPr>
-            <w:tcW w:type="dxa" w:w="4534"/>
+            <w:tcW w:type="dxa" w:w="4151"/>
             <w:tcBorders>
               <w:top w:val="single" w:sz="4" w:color="E5E7EB"/>
               <w:left w:val="single" w:sz="4" w:color="E5E7EB"/>
@@ -3629,7 +4026,7 @@
         </w:tc>
         <w:tc>
           <w:tcPr>
-            <w:tcW w:type="dxa" w:w="4534"/>
+            <w:tcW w:type="dxa" w:w="4152"/>
             <w:tcBorders>
               <w:top w:val="single" w:sz="4" w:color="E5E7EB"/>
               <w:left w:val="single" w:sz="4" w:color="E5E7EB"/>
@@ -3656,7 +4053,7 @@
       <w:tr>
         <w:tc>
           <w:tcPr>
-            <w:tcW w:type="dxa" w:w="4534"/>
+            <w:tcW w:type="dxa" w:w="4151"/>
             <w:tcBorders>
               <w:top w:val="single" w:sz="4" w:color="E5E7EB"/>
               <w:left w:val="single" w:sz="4" w:color="E5E7EB"/>
@@ -3681,7 +4078,7 @@
         </w:tc>
         <w:tc>
           <w:tcPr>
-            <w:tcW w:type="dxa" w:w="4534"/>
+            <w:tcW w:type="dxa" w:w="4152"/>
             <w:tcBorders>
               <w:top w:val="single" w:sz="4" w:color="E5E7EB"/>
               <w:left w:val="single" w:sz="4" w:color="E5E7EB"/>
@@ -3708,7 +4105,7 @@
       <w:tr>
         <w:tc>
           <w:tcPr>
-            <w:tcW w:type="dxa" w:w="4534"/>
+            <w:tcW w:type="dxa" w:w="4151"/>
             <w:tcBorders>
               <w:top w:val="single" w:sz="4" w:color="E5E7EB"/>
               <w:left w:val="single" w:sz="4" w:color="E5E7EB"/>
@@ -3733,7 +4130,7 @@
         </w:tc>
         <w:tc>
           <w:tcPr>
-            <w:tcW w:type="dxa" w:w="4534"/>
+            <w:tcW w:type="dxa" w:w="4152"/>
             <w:tcBorders>
               <w:top w:val="single" w:sz="4" w:color="E5E7EB"/>
               <w:left w:val="single" w:sz="4" w:color="E5E7EB"/>
@@ -3760,7 +4157,7 @@
       <w:tr>
         <w:tc>
           <w:tcPr>
-            <w:tcW w:type="dxa" w:w="4534"/>
+            <w:tcW w:type="dxa" w:w="4151"/>
             <w:tcBorders>
               <w:top w:val="single" w:sz="4" w:color="E5E7EB"/>
               <w:left w:val="single" w:sz="4" w:color="E5E7EB"/>
@@ -3785,7 +4182,7 @@
         </w:tc>
         <w:tc>
           <w:tcPr>
-            <w:tcW w:type="dxa" w:w="4534"/>
+            <w:tcW w:type="dxa" w:w="4152"/>
             <w:tcBorders>
               <w:top w:val="single" w:sz="4" w:color="E5E7EB"/>
               <w:left w:val="single" w:sz="4" w:color="E5E7EB"/>
@@ -3812,7 +4209,7 @@
       <w:tr>
         <w:tc>
           <w:tcPr>
-            <w:tcW w:type="dxa" w:w="4534"/>
+            <w:tcW w:type="dxa" w:w="4151"/>
             <w:tcBorders>
               <w:top w:val="single" w:sz="4" w:color="E5E7EB"/>
               <w:left w:val="single" w:sz="4" w:color="E5E7EB"/>
@@ -3837,7 +4234,7 @@
         </w:tc>
         <w:tc>
           <w:tcPr>
-            <w:tcW w:type="dxa" w:w="4534"/>
+            <w:tcW w:type="dxa" w:w="4152"/>
             <w:tcBorders>
               <w:top w:val="single" w:sz="4" w:color="E5E7EB"/>
               <w:left w:val="single" w:sz="4" w:color="E5E7EB"/>
@@ -3865,78 +4262,121 @@
     <w:p>
       <w:pPr>
         <w:pStyle w:val="BlockText"/>
-      </w:pPr>
-      <w:r>
-        <w:rPr>
-          <w:rFonts w:hint="eastAsia"/>
+        <w:spacing w:line="360" w:lineRule="auto"/>
+      </w:pPr>
+      <w:r>
+        <w:rPr>
+          <w:rFonts w:hint="eastAsia" w:ascii="Times New Roman" w:hAnsi="Times New Roman" w:eastAsia="宋体"/>
           <w:b/>
           <w:bCs/>
+          <w:sz w:val="24"/>
         </w:rPr>
         <w:t xml:space="preserve">注：</w:t>
       </w:r>
       <w:r>
+        <w:rPr>
+          <w:rFonts w:ascii="Times New Roman" w:hAnsi="Times New Roman" w:eastAsia="宋体"/>
+          <w:sz w:val="24"/>
+        </w:rPr>
         <w:t xml:space="preserve"> </w:t>
       </w:r>
       <w:r>
+        <w:rPr>
+          <w:rFonts w:ascii="Times New Roman" w:hAnsi="Times New Roman" w:eastAsia="宋体"/>
+          <w:sz w:val="24"/>
+        </w:rPr>
         <w:t xml:space="preserve">cloudfunctions/ </w:t>
       </w:r>
       <w:r>
         <w:rPr>
-          <w:rFonts w:hint="eastAsia"/>
+          <w:rFonts w:hint="eastAsia" w:ascii="Times New Roman" w:hAnsi="Times New Roman" w:eastAsia="宋体"/>
+          <w:sz w:val="24"/>
         </w:rPr>
         <w:t xml:space="preserve">目录下另有</w:t>
       </w:r>
       <w:r>
+        <w:rPr>
+          <w:rFonts w:ascii="Times New Roman" w:hAnsi="Times New Roman" w:eastAsia="宋体"/>
+          <w:sz w:val="24"/>
+        </w:rPr>
         <w:t xml:space="preserve"> </w:t>
       </w:r>
       <w:r>
         <w:rPr>
           <w:rStyle w:val="VerbatimChar"/>
+          <w:rFonts w:ascii="Times New Roman" w:hAnsi="Times New Roman" w:eastAsia="宋体"/>
+          <w:sz w:val="24"/>
         </w:rPr>
         <w:t xml:space="preserve">cleanSessions</w:t>
       </w:r>
       <w:r>
+        <w:rPr>
+          <w:rFonts w:ascii="Times New Roman" w:hAnsi="Times New Roman" w:eastAsia="宋体"/>
+          <w:sz w:val="24"/>
+        </w:rPr>
         <w:t xml:space="preserve">、</w:t>
       </w:r>
       <w:r>
         <w:rPr>
           <w:rStyle w:val="VerbatimChar"/>
+          <w:rFonts w:ascii="Times New Roman" w:hAnsi="Times New Roman" w:eastAsia="宋体"/>
+          <w:sz w:val="24"/>
         </w:rPr>
         <w:t xml:space="preserve">clearCollections</w:t>
       </w:r>
       <w:r>
+        <w:rPr>
+          <w:rFonts w:ascii="Times New Roman" w:hAnsi="Times New Roman" w:eastAsia="宋体"/>
+          <w:sz w:val="24"/>
+        </w:rPr>
         <w:t xml:space="preserve"> </w:t>
       </w:r>
       <w:r>
         <w:rPr>
-          <w:rFonts w:hint="eastAsia"/>
+          <w:rFonts w:hint="eastAsia" w:ascii="Times New Roman" w:hAnsi="Times New Roman" w:eastAsia="宋体"/>
+          <w:sz w:val="24"/>
         </w:rPr>
         <w:t xml:space="preserve">两个运维函数，用于数据库清理和会话归档，不在业务运行时链路中，故未列入上表。总计</w:t>
       </w:r>
       <w:r>
+        <w:rPr>
+          <w:rFonts w:ascii="Times New Roman" w:hAnsi="Times New Roman" w:eastAsia="宋体"/>
+          <w:sz w:val="24"/>
+        </w:rPr>
         <w:t xml:space="preserve"> 16 </w:t>
       </w:r>
       <w:r>
         <w:rPr>
-          <w:rFonts w:hint="eastAsia"/>
+          <w:rFonts w:hint="eastAsia" w:ascii="Times New Roman" w:hAnsi="Times New Roman" w:eastAsia="宋体"/>
+          <w:sz w:val="24"/>
         </w:rPr>
         <w:t xml:space="preserve">个云函数（14</w:t>
       </w:r>
       <w:r>
+        <w:rPr>
+          <w:rFonts w:ascii="Times New Roman" w:hAnsi="Times New Roman" w:eastAsia="宋体"/>
+          <w:sz w:val="24"/>
+        </w:rPr>
         <w:t xml:space="preserve"> </w:t>
       </w:r>
       <w:r>
         <w:rPr>
-          <w:rFonts w:hint="eastAsia"/>
+          <w:rFonts w:hint="eastAsia" w:ascii="Times New Roman" w:hAnsi="Times New Roman" w:eastAsia="宋体"/>
+          <w:sz w:val="24"/>
         </w:rPr>
         <w:t xml:space="preserve">个业务</w:t>
       </w:r>
       <w:r>
+        <w:rPr>
+          <w:rFonts w:ascii="Times New Roman" w:hAnsi="Times New Roman" w:eastAsia="宋体"/>
+          <w:sz w:val="24"/>
+        </w:rPr>
         <w:t xml:space="preserve"> + 2 </w:t>
       </w:r>
       <w:r>
         <w:rPr>
-          <w:rFonts w:hint="eastAsia"/>
+          <w:rFonts w:hint="eastAsia" w:ascii="Times New Roman" w:hAnsi="Times New Roman" w:eastAsia="宋体"/>
+          <w:sz w:val="24"/>
         </w:rPr>
         <w:t xml:space="preserve">个运维）。</w:t>
       </w:r>
@@ -3960,19 +4400,23 @@
     <w:p>
       <w:pPr>
         <w:pStyle w:val="FirstParagraph"/>
-      </w:pPr>
-      <w:r>
-        <w:rPr>
+        <w:spacing w:line="360" w:lineRule="auto"/>
+      </w:pPr>
+      <w:r>
+        <w:rPr>
+          <w:rFonts w:ascii="Times New Roman" w:hAnsi="Times New Roman" w:eastAsia="宋体"/>
           <w:b/>
           <w:bCs/>
+          <w:sz w:val="24"/>
         </w:rPr>
         <w:t xml:space="preserve">6 </w:t>
       </w:r>
       <w:r>
         <w:rPr>
-          <w:rFonts w:hint="eastAsia"/>
+          <w:rFonts w:hint="eastAsia" w:ascii="Times New Roman" w:hAnsi="Times New Roman" w:eastAsia="宋体"/>
           <w:b/>
           <w:bCs/>
+          <w:sz w:val="24"/>
         </w:rPr>
         <w:t xml:space="preserve">个集合：</w:t>
       </w:r>
@@ -3980,15 +4424,15 @@
     <w:tbl>
       <w:tblPr>
         <w:tblStyle w:val="Table"/>
-        <w:tblW w:type="dxa" w:w="9070"/>
+        <w:tblW w:type="dxa" w:w="8305"/>
         <w:jc w:val="center"/>
         <w:tblLayout w:type="fixed"/>
         <w:tblLook w:firstRow="1" w:lastRow="0" w:firstColumn="0" w:lastColumn="0" w:noHBand="0" w:noVBand="0" w:val="0020"/>
       </w:tblPr>
       <w:tblGrid>
-        <w:gridCol w:w="3023"/>
-        <w:gridCol w:w="3023"/>
-        <w:gridCol w:w="3024"/>
+        <w:gridCol w:w="2768"/>
+        <w:gridCol w:w="2768"/>
+        <w:gridCol w:w="2769"/>
       </w:tblGrid>
       <w:tr>
         <w:trPr>
@@ -3997,7 +4441,7 @@
         <w:tc>
           <w:tcPr>
             <w:shd w:val="clear" w:color="auto" w:fill="2E5A9C"/>
-            <w:tcW w:type="dxa" w:w="3023"/>
+            <w:tcW w:type="dxa" w:w="2768"/>
             <w:tcBorders>
               <w:top w:val="single" w:sz="8" w:color="2E5A9C"/>
               <w:left w:val="single" w:sz="8" w:color="2E5A9C"/>
@@ -4025,7 +4469,7 @@
         <w:tc>
           <w:tcPr>
             <w:shd w:val="clear" w:color="auto" w:fill="2E5A9C"/>
-            <w:tcW w:type="dxa" w:w="3023"/>
+            <w:tcW w:type="dxa" w:w="2768"/>
             <w:tcBorders>
               <w:top w:val="single" w:sz="8" w:color="2E5A9C"/>
               <w:left w:val="single" w:sz="8" w:color="2E5A9C"/>
@@ -4053,7 +4497,7 @@
         <w:tc>
           <w:tcPr>
             <w:shd w:val="clear" w:color="auto" w:fill="2E5A9C"/>
-            <w:tcW w:type="dxa" w:w="3024"/>
+            <w:tcW w:type="dxa" w:w="2769"/>
             <w:tcBorders>
               <w:top w:val="single" w:sz="8" w:color="2E5A9C"/>
               <w:left w:val="single" w:sz="8" w:color="2E5A9C"/>
@@ -4082,7 +4526,7 @@
       <w:tr>
         <w:tc>
           <w:tcPr>
-            <w:tcW w:type="dxa" w:w="3023"/>
+            <w:tcW w:type="dxa" w:w="2768"/>
             <w:tcBorders>
               <w:top w:val="single" w:sz="4" w:color="E5E7EB"/>
               <w:left w:val="single" w:sz="4" w:color="E5E7EB"/>
@@ -4107,7 +4551,7 @@
         </w:tc>
         <w:tc>
           <w:tcPr>
-            <w:tcW w:type="dxa" w:w="3023"/>
+            <w:tcW w:type="dxa" w:w="2768"/>
             <w:tcBorders>
               <w:top w:val="single" w:sz="4" w:color="E5E7EB"/>
               <w:left w:val="single" w:sz="4" w:color="E5E7EB"/>
@@ -4132,7 +4576,7 @@
         </w:tc>
         <w:tc>
           <w:tcPr>
-            <w:tcW w:type="dxa" w:w="3024"/>
+            <w:tcW w:type="dxa" w:w="2769"/>
             <w:tcBorders>
               <w:top w:val="single" w:sz="4" w:color="E5E7EB"/>
               <w:left w:val="single" w:sz="4" w:color="E5E7EB"/>
@@ -4159,7 +4603,7 @@
       <w:tr>
         <w:tc>
           <w:tcPr>
-            <w:tcW w:type="dxa" w:w="3023"/>
+            <w:tcW w:type="dxa" w:w="2768"/>
             <w:tcBorders>
               <w:top w:val="single" w:sz="4" w:color="E5E7EB"/>
               <w:left w:val="single" w:sz="4" w:color="E5E7EB"/>
@@ -4184,7 +4628,7 @@
         </w:tc>
         <w:tc>
           <w:tcPr>
-            <w:tcW w:type="dxa" w:w="3023"/>
+            <w:tcW w:type="dxa" w:w="2768"/>
             <w:tcBorders>
               <w:top w:val="single" w:sz="4" w:color="E5E7EB"/>
               <w:left w:val="single" w:sz="4" w:color="E5E7EB"/>
@@ -4209,7 +4653,7 @@
         </w:tc>
         <w:tc>
           <w:tcPr>
-            <w:tcW w:type="dxa" w:w="3024"/>
+            <w:tcW w:type="dxa" w:w="2769"/>
             <w:tcBorders>
               <w:top w:val="single" w:sz="4" w:color="E5E7EB"/>
               <w:left w:val="single" w:sz="4" w:color="E5E7EB"/>
@@ -4236,7 +4680,7 @@
       <w:tr>
         <w:tc>
           <w:tcPr>
-            <w:tcW w:type="dxa" w:w="3023"/>
+            <w:tcW w:type="dxa" w:w="2768"/>
             <w:tcBorders>
               <w:top w:val="single" w:sz="4" w:color="E5E7EB"/>
               <w:left w:val="single" w:sz="4" w:color="E5E7EB"/>
@@ -4261,7 +4705,7 @@
         </w:tc>
         <w:tc>
           <w:tcPr>
-            <w:tcW w:type="dxa" w:w="3023"/>
+            <w:tcW w:type="dxa" w:w="2768"/>
             <w:tcBorders>
               <w:top w:val="single" w:sz="4" w:color="E5E7EB"/>
               <w:left w:val="single" w:sz="4" w:color="E5E7EB"/>
@@ -4286,7 +4730,7 @@
         </w:tc>
         <w:tc>
           <w:tcPr>
-            <w:tcW w:type="dxa" w:w="3024"/>
+            <w:tcW w:type="dxa" w:w="2769"/>
             <w:tcBorders>
               <w:top w:val="single" w:sz="4" w:color="E5E7EB"/>
               <w:left w:val="single" w:sz="4" w:color="E5E7EB"/>
@@ -4313,7 +4757,7 @@
       <w:tr>
         <w:tc>
           <w:tcPr>
-            <w:tcW w:type="dxa" w:w="3023"/>
+            <w:tcW w:type="dxa" w:w="2768"/>
             <w:tcBorders>
               <w:top w:val="single" w:sz="4" w:color="E5E7EB"/>
               <w:left w:val="single" w:sz="4" w:color="E5E7EB"/>
@@ -4338,7 +4782,7 @@
         </w:tc>
         <w:tc>
           <w:tcPr>
-            <w:tcW w:type="dxa" w:w="3023"/>
+            <w:tcW w:type="dxa" w:w="2768"/>
             <w:tcBorders>
               <w:top w:val="single" w:sz="4" w:color="E5E7EB"/>
               <w:left w:val="single" w:sz="4" w:color="E5E7EB"/>
@@ -4363,7 +4807,7 @@
         </w:tc>
         <w:tc>
           <w:tcPr>
-            <w:tcW w:type="dxa" w:w="3024"/>
+            <w:tcW w:type="dxa" w:w="2769"/>
             <w:tcBorders>
               <w:top w:val="single" w:sz="4" w:color="E5E7EB"/>
               <w:left w:val="single" w:sz="4" w:color="E5E7EB"/>
@@ -4390,7 +4834,7 @@
       <w:tr>
         <w:tc>
           <w:tcPr>
-            <w:tcW w:type="dxa" w:w="3023"/>
+            <w:tcW w:type="dxa" w:w="2768"/>
             <w:tcBorders>
               <w:top w:val="single" w:sz="4" w:color="E5E7EB"/>
               <w:left w:val="single" w:sz="4" w:color="E5E7EB"/>
@@ -4415,7 +4859,7 @@
         </w:tc>
         <w:tc>
           <w:tcPr>
-            <w:tcW w:type="dxa" w:w="3023"/>
+            <w:tcW w:type="dxa" w:w="2768"/>
             <w:tcBorders>
               <w:top w:val="single" w:sz="4" w:color="E5E7EB"/>
               <w:left w:val="single" w:sz="4" w:color="E5E7EB"/>
@@ -4440,7 +4884,7 @@
         </w:tc>
         <w:tc>
           <w:tcPr>
-            <w:tcW w:type="dxa" w:w="3024"/>
+            <w:tcW w:type="dxa" w:w="2769"/>
             <w:tcBorders>
               <w:top w:val="single" w:sz="4" w:color="E5E7EB"/>
               <w:left w:val="single" w:sz="4" w:color="E5E7EB"/>
@@ -4467,7 +4911,7 @@
       <w:tr>
         <w:tc>
           <w:tcPr>
-            <w:tcW w:type="dxa" w:w="3023"/>
+            <w:tcW w:type="dxa" w:w="2768"/>
             <w:tcBorders>
               <w:top w:val="single" w:sz="4" w:color="E5E7EB"/>
               <w:left w:val="single" w:sz="4" w:color="E5E7EB"/>
@@ -4492,7 +4936,7 @@
         </w:tc>
         <w:tc>
           <w:tcPr>
-            <w:tcW w:type="dxa" w:w="3023"/>
+            <w:tcW w:type="dxa" w:w="2768"/>
             <w:tcBorders>
               <w:top w:val="single" w:sz="4" w:color="E5E7EB"/>
               <w:left w:val="single" w:sz="4" w:color="E5E7EB"/>
@@ -4517,7 +4961,7 @@
         </w:tc>
         <w:tc>
           <w:tcPr>
-            <w:tcW w:type="dxa" w:w="3024"/>
+            <w:tcW w:type="dxa" w:w="2769"/>
             <w:tcBorders>
               <w:top w:val="single" w:sz="4" w:color="E5E7EB"/>
               <w:left w:val="single" w:sz="4" w:color="E5E7EB"/>
@@ -4545,21 +4989,28 @@
     <w:p>
       <w:pPr>
         <w:pStyle w:val="BodyText"/>
-      </w:pPr>
-      <w:r>
-        <w:rPr>
-          <w:rFonts w:hint="eastAsia"/>
+        <w:spacing w:line="360" w:lineRule="auto"/>
+      </w:pPr>
+      <w:r>
+        <w:rPr>
+          <w:rFonts w:hint="eastAsia" w:ascii="Times New Roman" w:hAnsi="Times New Roman" w:eastAsia="宋体"/>
           <w:b/>
           <w:bCs/>
+          <w:sz w:val="24"/>
         </w:rPr>
         <w:t xml:space="preserve">权限设置：</w:t>
       </w:r>
       <w:r>
+        <w:rPr>
+          <w:rFonts w:ascii="Times New Roman" w:hAnsi="Times New Roman" w:eastAsia="宋体"/>
+          <w:sz w:val="24"/>
+        </w:rPr>
         <w:t xml:space="preserve"> </w:t>
       </w:r>
       <w:r>
         <w:rPr>
-          <w:rFonts w:hint="eastAsia"/>
+          <w:rFonts w:hint="eastAsia" w:ascii="Times New Roman" w:hAnsi="Times New Roman" w:eastAsia="宋体"/>
+          <w:sz w:val="24"/>
         </w:rPr>
         <w:t xml:space="preserve">所有集合均为「仅创建者可写，所有人可读」。</w:t>
       </w:r>
@@ -4583,28 +5034,40 @@
     <w:p>
       <w:pPr>
         <w:pStyle w:val="FirstParagraph"/>
-      </w:pPr>
-      <w:r>
-        <w:rPr>
-          <w:rFonts w:hint="eastAsia"/>
+        <w:spacing w:line="360" w:lineRule="auto"/>
+      </w:pPr>
+      <w:r>
+        <w:rPr>
+          <w:rFonts w:hint="eastAsia" w:ascii="Times New Roman" w:hAnsi="Times New Roman" w:eastAsia="宋体"/>
+          <w:sz w:val="24"/>
         </w:rPr>
         <w:t xml:space="preserve">固件通过</w:t>
       </w:r>
       <w:r>
+        <w:rPr>
+          <w:rFonts w:ascii="Times New Roman" w:hAnsi="Times New Roman" w:eastAsia="宋体"/>
+          <w:sz w:val="24"/>
+        </w:rPr>
         <w:t xml:space="preserve"> HTTP </w:t>
       </w:r>
       <w:r>
         <w:rPr>
-          <w:rFonts w:hint="eastAsia"/>
+          <w:rFonts w:hint="eastAsia" w:ascii="Times New Roman" w:hAnsi="Times New Roman" w:eastAsia="宋体"/>
+          <w:sz w:val="24"/>
         </w:rPr>
         <w:t xml:space="preserve">调用云函数，需在云开发控制台「HTTP</w:t>
       </w:r>
       <w:r>
+        <w:rPr>
+          <w:rFonts w:ascii="Times New Roman" w:hAnsi="Times New Roman" w:eastAsia="宋体"/>
+          <w:sz w:val="24"/>
+        </w:rPr>
         <w:t xml:space="preserve"> </w:t>
       </w:r>
       <w:r>
         <w:rPr>
-          <w:rFonts w:hint="eastAsia"/>
+          <w:rFonts w:hint="eastAsia" w:ascii="Times New Roman" w:hAnsi="Times New Roman" w:eastAsia="宋体"/>
+          <w:sz w:val="24"/>
         </w:rPr>
         <w:t xml:space="preserve">访问服务」登记以下路径：</w:t>
       </w:r>
@@ -4612,14 +5075,14 @@
     <w:tbl>
       <w:tblPr>
         <w:tblStyle w:val="Table"/>
-        <w:tblW w:type="dxa" w:w="9070"/>
+        <w:tblW w:type="dxa" w:w="8305"/>
         <w:jc w:val="center"/>
         <w:tblLayout w:type="fixed"/>
         <w:tblLook w:firstRow="1" w:lastRow="0" w:firstColumn="0" w:lastColumn="0" w:noHBand="0" w:noVBand="0" w:val="0020"/>
       </w:tblPr>
       <w:tblGrid>
-        <w:gridCol w:w="4535"/>
-        <w:gridCol w:w="4535"/>
+        <w:gridCol w:w="4152"/>
+        <w:gridCol w:w="4153"/>
       </w:tblGrid>
       <w:tr>
         <w:trPr>
@@ -4628,7 +5091,7 @@
         <w:tc>
           <w:tcPr>
             <w:shd w:val="clear" w:color="auto" w:fill="2E5A9C"/>
-            <w:tcW w:type="dxa" w:w="4534"/>
+            <w:tcW w:type="dxa" w:w="4151"/>
             <w:tcBorders>
               <w:top w:val="single" w:sz="8" w:color="2E5A9C"/>
               <w:left w:val="single" w:sz="8" w:color="2E5A9C"/>
@@ -4656,7 +5119,7 @@
         <w:tc>
           <w:tcPr>
             <w:shd w:val="clear" w:color="auto" w:fill="2E5A9C"/>
-            <w:tcW w:type="dxa" w:w="4534"/>
+            <w:tcW w:type="dxa" w:w="4152"/>
             <w:tcBorders>
               <w:top w:val="single" w:sz="8" w:color="2E5A9C"/>
               <w:left w:val="single" w:sz="8" w:color="2E5A9C"/>
@@ -4685,7 +5148,7 @@
       <w:tr>
         <w:tc>
           <w:tcPr>
-            <w:tcW w:type="dxa" w:w="4534"/>
+            <w:tcW w:type="dxa" w:w="4151"/>
             <w:tcBorders>
               <w:top w:val="single" w:sz="4" w:color="E5E7EB"/>
               <w:left w:val="single" w:sz="4" w:color="E5E7EB"/>
@@ -4710,7 +5173,7 @@
         </w:tc>
         <w:tc>
           <w:tcPr>
-            <w:tcW w:type="dxa" w:w="4534"/>
+            <w:tcW w:type="dxa" w:w="4152"/>
             <w:tcBorders>
               <w:top w:val="single" w:sz="4" w:color="E5E7EB"/>
               <w:left w:val="single" w:sz="4" w:color="E5E7EB"/>
@@ -4737,7 +5200,7 @@
       <w:tr>
         <w:tc>
           <w:tcPr>
-            <w:tcW w:type="dxa" w:w="4534"/>
+            <w:tcW w:type="dxa" w:w="4151"/>
             <w:tcBorders>
               <w:top w:val="single" w:sz="4" w:color="E5E7EB"/>
               <w:left w:val="single" w:sz="4" w:color="E5E7EB"/>
@@ -4762,7 +5225,7 @@
         </w:tc>
         <w:tc>
           <w:tcPr>
-            <w:tcW w:type="dxa" w:w="4534"/>
+            <w:tcW w:type="dxa" w:w="4152"/>
             <w:tcBorders>
               <w:top w:val="single" w:sz="4" w:color="E5E7EB"/>
               <w:left w:val="single" w:sz="4" w:color="E5E7EB"/>
@@ -4789,7 +5252,7 @@
       <w:tr>
         <w:tc>
           <w:tcPr>
-            <w:tcW w:type="dxa" w:w="4534"/>
+            <w:tcW w:type="dxa" w:w="4151"/>
             <w:tcBorders>
               <w:top w:val="single" w:sz="4" w:color="E5E7EB"/>
               <w:left w:val="single" w:sz="4" w:color="E5E7EB"/>
@@ -4814,7 +5277,7 @@
         </w:tc>
         <w:tc>
           <w:tcPr>
-            <w:tcW w:type="dxa" w:w="4534"/>
+            <w:tcW w:type="dxa" w:w="4152"/>
             <w:tcBorders>
               <w:top w:val="single" w:sz="4" w:color="E5E7EB"/>
               <w:left w:val="single" w:sz="4" w:color="E5E7EB"/>
@@ -4841,7 +5304,7 @@
       <w:tr>
         <w:tc>
           <w:tcPr>
-            <w:tcW w:type="dxa" w:w="4534"/>
+            <w:tcW w:type="dxa" w:w="4151"/>
             <w:tcBorders>
               <w:top w:val="single" w:sz="4" w:color="E5E7EB"/>
               <w:left w:val="single" w:sz="4" w:color="E5E7EB"/>
@@ -4866,7 +5329,7 @@
         </w:tc>
         <w:tc>
           <w:tcPr>
-            <w:tcW w:type="dxa" w:w="4534"/>
+            <w:tcW w:type="dxa" w:w="4152"/>
             <w:tcBorders>
               <w:top w:val="single" w:sz="4" w:color="E5E7EB"/>
               <w:left w:val="single" w:sz="4" w:color="E5E7EB"/>
@@ -4893,7 +5356,7 @@
       <w:tr>
         <w:tc>
           <w:tcPr>
-            <w:tcW w:type="dxa" w:w="4534"/>
+            <w:tcW w:type="dxa" w:w="4151"/>
             <w:tcBorders>
               <w:top w:val="single" w:sz="4" w:color="E5E7EB"/>
               <w:left w:val="single" w:sz="4" w:color="E5E7EB"/>
@@ -4918,7 +5381,7 @@
         </w:tc>
         <w:tc>
           <w:tcPr>
-            <w:tcW w:type="dxa" w:w="4534"/>
+            <w:tcW w:type="dxa" w:w="4152"/>
             <w:tcBorders>
               <w:top w:val="single" w:sz="4" w:color="E5E7EB"/>
               <w:left w:val="single" w:sz="4" w:color="E5E7EB"/>
@@ -4945,7 +5408,7 @@
       <w:tr>
         <w:tc>
           <w:tcPr>
-            <w:tcW w:type="dxa" w:w="4534"/>
+            <w:tcW w:type="dxa" w:w="4151"/>
             <w:tcBorders>
               <w:top w:val="single" w:sz="4" w:color="E5E7EB"/>
               <w:left w:val="single" w:sz="4" w:color="E5E7EB"/>
@@ -4970,7 +5433,7 @@
         </w:tc>
         <w:tc>
           <w:tcPr>
-            <w:tcW w:type="dxa" w:w="4534"/>
+            <w:tcW w:type="dxa" w:w="4152"/>
             <w:tcBorders>
               <w:top w:val="single" w:sz="4" w:color="E5E7EB"/>
               <w:left w:val="single" w:sz="4" w:color="E5E7EB"/>
@@ -4997,7 +5460,7 @@
       <w:tr>
         <w:tc>
           <w:tcPr>
-            <w:tcW w:type="dxa" w:w="4534"/>
+            <w:tcW w:type="dxa" w:w="4151"/>
             <w:tcBorders>
               <w:top w:val="single" w:sz="4" w:color="E5E7EB"/>
               <w:left w:val="single" w:sz="4" w:color="E5E7EB"/>
@@ -5022,7 +5485,7 @@
         </w:tc>
         <w:tc>
           <w:tcPr>
-            <w:tcW w:type="dxa" w:w="4534"/>
+            <w:tcW w:type="dxa" w:w="4152"/>
             <w:tcBorders>
               <w:top w:val="single" w:sz="4" w:color="E5E7EB"/>
               <w:left w:val="single" w:sz="4" w:color="E5E7EB"/>
@@ -5049,7 +5512,7 @@
       <w:tr>
         <w:tc>
           <w:tcPr>
-            <w:tcW w:type="dxa" w:w="4534"/>
+            <w:tcW w:type="dxa" w:w="4151"/>
             <w:tcBorders>
               <w:top w:val="single" w:sz="4" w:color="E5E7EB"/>
               <w:left w:val="single" w:sz="4" w:color="E5E7EB"/>
@@ -5074,7 +5537,7 @@
         </w:tc>
         <w:tc>
           <w:tcPr>
-            <w:tcW w:type="dxa" w:w="4534"/>
+            <w:tcW w:type="dxa" w:w="4152"/>
             <w:tcBorders>
               <w:top w:val="single" w:sz="4" w:color="E5E7EB"/>
               <w:left w:val="single" w:sz="4" w:color="E5E7EB"/>
@@ -5102,21 +5565,29 @@
     <w:p>
       <w:pPr>
         <w:pStyle w:val="BodyText"/>
-      </w:pPr>
-      <w:r>
-        <w:rPr>
-          <w:rFonts w:hint="eastAsia"/>
+        <w:spacing w:line="360" w:lineRule="auto"/>
+      </w:pPr>
+      <w:r>
+        <w:rPr>
+          <w:rFonts w:hint="eastAsia" w:ascii="Times New Roman" w:hAnsi="Times New Roman" w:eastAsia="宋体"/>
           <w:b/>
           <w:bCs/>
+          <w:sz w:val="24"/>
         </w:rPr>
         <w:t xml:space="preserve">目标域名：</w:t>
       </w:r>
       <w:r>
+        <w:rPr>
+          <w:rFonts w:ascii="Times New Roman" w:hAnsi="Times New Roman" w:eastAsia="宋体"/>
+          <w:sz w:val="24"/>
+        </w:rPr>
         <w:t xml:space="preserve"> </w:t>
       </w:r>
       <w:r>
         <w:rPr>
           <w:rStyle w:val="VerbatimChar"/>
+          <w:rFonts w:ascii="Times New Roman" w:hAnsi="Times New Roman" w:eastAsia="宋体"/>
+          <w:sz w:val="24"/>
         </w:rPr>
         <w:t xml:space="preserve">http://cloud1-d4gqmimmo05b12c94-1446329561.ap-shanghai.app.tcloudbase.com</w:t>
       </w:r>
@@ -5163,15 +5634,15 @@
     <w:tbl>
       <w:tblPr>
         <w:tblStyle w:val="Table"/>
-        <w:tblW w:type="dxa" w:w="9070"/>
+        <w:tblW w:type="dxa" w:w="8305"/>
         <w:jc w:val="center"/>
         <w:tblLayout w:type="fixed"/>
         <w:tblLook w:firstRow="1" w:lastRow="0" w:firstColumn="0" w:lastColumn="0" w:noHBand="0" w:noVBand="0" w:val="0020"/>
       </w:tblPr>
       <w:tblGrid>
-        <w:gridCol w:w="3023"/>
-        <w:gridCol w:w="3023"/>
-        <w:gridCol w:w="3024"/>
+        <w:gridCol w:w="2768"/>
+        <w:gridCol w:w="2768"/>
+        <w:gridCol w:w="2769"/>
       </w:tblGrid>
       <w:tr>
         <w:trPr>
@@ -5180,7 +5651,7 @@
         <w:tc>
           <w:tcPr>
             <w:shd w:val="clear" w:color="auto" w:fill="2E5A9C"/>
-            <w:tcW w:type="dxa" w:w="3023"/>
+            <w:tcW w:type="dxa" w:w="2768"/>
             <w:tcBorders>
               <w:top w:val="single" w:sz="8" w:color="2E5A9C"/>
               <w:left w:val="single" w:sz="8" w:color="2E5A9C"/>
@@ -5208,7 +5679,7 @@
         <w:tc>
           <w:tcPr>
             <w:shd w:val="clear" w:color="auto" w:fill="2E5A9C"/>
-            <w:tcW w:type="dxa" w:w="3023"/>
+            <w:tcW w:type="dxa" w:w="2768"/>
             <w:tcBorders>
               <w:top w:val="single" w:sz="8" w:color="2E5A9C"/>
               <w:left w:val="single" w:sz="8" w:color="2E5A9C"/>
@@ -5236,7 +5707,7 @@
         <w:tc>
           <w:tcPr>
             <w:shd w:val="clear" w:color="auto" w:fill="2E5A9C"/>
-            <w:tcW w:type="dxa" w:w="3024"/>
+            <w:tcW w:type="dxa" w:w="2769"/>
             <w:tcBorders>
               <w:top w:val="single" w:sz="8" w:color="2E5A9C"/>
               <w:left w:val="single" w:sz="8" w:color="2E5A9C"/>
@@ -5265,7 +5736,7 @@
       <w:tr>
         <w:tc>
           <w:tcPr>
-            <w:tcW w:type="dxa" w:w="3023"/>
+            <w:tcW w:type="dxa" w:w="2768"/>
             <w:tcBorders>
               <w:top w:val="single" w:sz="4" w:color="E5E7EB"/>
               <w:left w:val="single" w:sz="4" w:color="E5E7EB"/>
@@ -5290,7 +5761,7 @@
         </w:tc>
         <w:tc>
           <w:tcPr>
-            <w:tcW w:type="dxa" w:w="3023"/>
+            <w:tcW w:type="dxa" w:w="2768"/>
             <w:tcBorders>
               <w:top w:val="single" w:sz="4" w:color="E5E7EB"/>
               <w:left w:val="single" w:sz="4" w:color="E5E7EB"/>
@@ -5315,7 +5786,7 @@
         </w:tc>
         <w:tc>
           <w:tcPr>
-            <w:tcW w:type="dxa" w:w="3024"/>
+            <w:tcW w:type="dxa" w:w="2769"/>
             <w:tcBorders>
               <w:top w:val="single" w:sz="4" w:color="E5E7EB"/>
               <w:left w:val="single" w:sz="4" w:color="E5E7EB"/>
@@ -5342,7 +5813,7 @@
       <w:tr>
         <w:tc>
           <w:tcPr>
-            <w:tcW w:type="dxa" w:w="3023"/>
+            <w:tcW w:type="dxa" w:w="2768"/>
             <w:tcBorders>
               <w:top w:val="single" w:sz="4" w:color="E5E7EB"/>
               <w:left w:val="single" w:sz="4" w:color="E5E7EB"/>
@@ -5367,7 +5838,7 @@
         </w:tc>
         <w:tc>
           <w:tcPr>
-            <w:tcW w:type="dxa" w:w="3023"/>
+            <w:tcW w:type="dxa" w:w="2768"/>
             <w:tcBorders>
               <w:top w:val="single" w:sz="4" w:color="E5E7EB"/>
               <w:left w:val="single" w:sz="4" w:color="E5E7EB"/>
@@ -5392,7 +5863,7 @@
         </w:tc>
         <w:tc>
           <w:tcPr>
-            <w:tcW w:type="dxa" w:w="3024"/>
+            <w:tcW w:type="dxa" w:w="2769"/>
             <w:tcBorders>
               <w:top w:val="single" w:sz="4" w:color="E5E7EB"/>
               <w:left w:val="single" w:sz="4" w:color="E5E7EB"/>
@@ -5419,7 +5890,7 @@
       <w:tr>
         <w:tc>
           <w:tcPr>
-            <w:tcW w:type="dxa" w:w="3023"/>
+            <w:tcW w:type="dxa" w:w="2768"/>
             <w:tcBorders>
               <w:top w:val="single" w:sz="4" w:color="E5E7EB"/>
               <w:left w:val="single" w:sz="4" w:color="E5E7EB"/>
@@ -5444,7 +5915,7 @@
         </w:tc>
         <w:tc>
           <w:tcPr>
-            <w:tcW w:type="dxa" w:w="3023"/>
+            <w:tcW w:type="dxa" w:w="2768"/>
             <w:tcBorders>
               <w:top w:val="single" w:sz="4" w:color="E5E7EB"/>
               <w:left w:val="single" w:sz="4" w:color="E5E7EB"/>
@@ -5469,7 +5940,7 @@
         </w:tc>
         <w:tc>
           <w:tcPr>
-            <w:tcW w:type="dxa" w:w="3024"/>
+            <w:tcW w:type="dxa" w:w="2769"/>
             <w:tcBorders>
               <w:top w:val="single" w:sz="4" w:color="E5E7EB"/>
               <w:left w:val="single" w:sz="4" w:color="E5E7EB"/>
@@ -5496,7 +5967,7 @@
       <w:tr>
         <w:tc>
           <w:tcPr>
-            <w:tcW w:type="dxa" w:w="3023"/>
+            <w:tcW w:type="dxa" w:w="2768"/>
             <w:tcBorders>
               <w:top w:val="single" w:sz="4" w:color="E5E7EB"/>
               <w:left w:val="single" w:sz="4" w:color="E5E7EB"/>
@@ -5521,7 +5992,7 @@
         </w:tc>
         <w:tc>
           <w:tcPr>
-            <w:tcW w:type="dxa" w:w="3023"/>
+            <w:tcW w:type="dxa" w:w="2768"/>
             <w:tcBorders>
               <w:top w:val="single" w:sz="4" w:color="E5E7EB"/>
               <w:left w:val="single" w:sz="4" w:color="E5E7EB"/>
@@ -5546,7 +6017,7 @@
         </w:tc>
         <w:tc>
           <w:tcPr>
-            <w:tcW w:type="dxa" w:w="3024"/>
+            <w:tcW w:type="dxa" w:w="2769"/>
             <w:tcBorders>
               <w:top w:val="single" w:sz="4" w:color="E5E7EB"/>
               <w:left w:val="single" w:sz="4" w:color="E5E7EB"/>
@@ -5604,10 +6075,12 @@
     <w:p>
       <w:pPr>
         <w:pStyle w:val="BlockText"/>
-      </w:pPr>
-      <w:r>
-        <w:rPr>
-          <w:rFonts w:hint="eastAsia"/>
+        <w:spacing w:line="360" w:lineRule="auto"/>
+      </w:pPr>
+      <w:r>
+        <w:rPr>
+          <w:rFonts w:hint="eastAsia" w:ascii="Times New Roman" w:hAnsi="Times New Roman" w:eastAsia="宋体"/>
+          <w:sz w:val="24"/>
         </w:rPr>
         <w:t xml:space="preserve">肌电信号存在显著的个体差异（生理、测量、时间、环境四类因素，见下图），校准用于建立个人基准，使激活度、疲劳度的归一化计算结果具有个体可比性。</w:t>
       </w:r>
@@ -5662,6 +6135,7 @@
     <w:p>
       <w:pPr>
         <w:pStyle w:val="ImageCaption"/>
+        <w:spacing w:line="360" w:lineRule="auto"/>
         <w:jc w:val="center"/>
       </w:pPr>
       <w:r>
@@ -5675,179 +6149,233 @@
     <w:p>
       <w:pPr>
         <w:pStyle w:val="SourceCode"/>
-      </w:pPr>
-      <w:r>
-        <w:rPr>
-          <w:rStyle w:val="VerbatimChar"/>
-          <w:rFonts w:hint="eastAsia"/>
+        <w:spacing w:line="360" w:lineRule="auto"/>
+      </w:pPr>
+      <w:r>
+        <w:rPr>
+          <w:rStyle w:val="VerbatimChar"/>
+          <w:rFonts w:hint="eastAsia" w:ascii="Times New Roman" w:hAnsi="Times New Roman" w:eastAsia="宋体"/>
+          <w:sz w:val="24"/>
         </w:rPr>
         <w:t xml:space="preserve">点击"开始校准"</w:t>
       </w:r>
       <w:r>
         <w:rPr>
           <w:rStyle w:val="VerbatimChar"/>
+          <w:rFonts w:ascii="Times New Roman" w:hAnsi="Times New Roman" w:eastAsia="宋体"/>
+          <w:sz w:val="24"/>
         </w:rPr>
         <w:t xml:space="preserve"> → </w:t>
       </w:r>
       <w:r>
         <w:rPr>
           <w:rStyle w:val="VerbatimChar"/>
-          <w:rFonts w:hint="eastAsia"/>
+          <w:rFonts w:hint="eastAsia" w:ascii="Times New Roman" w:hAnsi="Times New Roman" w:eastAsia="宋体"/>
+          <w:sz w:val="24"/>
         </w:rPr>
         <w:t xml:space="preserve">检查用户信息</w:t>
       </w:r>
       <w:r>
         <w:rPr>
           <w:rStyle w:val="VerbatimChar"/>
+          <w:rFonts w:ascii="Times New Roman" w:hAnsi="Times New Roman" w:eastAsia="宋体"/>
+          <w:sz w:val="24"/>
         </w:rPr>
         <w:t xml:space="preserve"> → </w:t>
       </w:r>
       <w:r>
         <w:rPr>
           <w:rStyle w:val="VerbatimChar"/>
-          <w:rFonts w:hint="eastAsia"/>
+          <w:rFonts w:hint="eastAsia" w:ascii="Times New Roman" w:hAnsi="Times New Roman" w:eastAsia="宋体"/>
+          <w:sz w:val="24"/>
         </w:rPr>
         <w:t xml:space="preserve">发送record_relax命令</w:t>
       </w:r>
       <w:r>
+        <w:rPr>
+          <w:rFonts w:ascii="Times New Roman" w:hAnsi="Times New Roman" w:eastAsia="宋体"/>
+          <w:sz w:val="24"/>
+        </w:rPr>
         <w:br/>
       </w:r>
       <w:r>
         <w:rPr>
           <w:rStyle w:val="VerbatimChar"/>
+          <w:rFonts w:ascii="Times New Roman" w:hAnsi="Times New Roman" w:eastAsia="宋体"/>
+          <w:sz w:val="24"/>
         </w:rPr>
         <w:t xml:space="preserve">    → </w:t>
       </w:r>
       <w:r>
         <w:rPr>
           <w:rStyle w:val="VerbatimChar"/>
-          <w:rFonts w:hint="eastAsia"/>
+          <w:rFonts w:hint="eastAsia" w:ascii="Times New Roman" w:hAnsi="Times New Roman" w:eastAsia="宋体"/>
+          <w:sz w:val="24"/>
         </w:rPr>
         <w:t xml:space="preserve">云端轮询sessions集合(1秒间隔)</w:t>
       </w:r>
       <w:r>
         <w:rPr>
           <w:rStyle w:val="VerbatimChar"/>
+          <w:rFonts w:ascii="Times New Roman" w:hAnsi="Times New Roman" w:eastAsia="宋体"/>
+          <w:sz w:val="24"/>
         </w:rPr>
         <w:t xml:space="preserve"> → </w:t>
       </w:r>
       <w:r>
         <w:rPr>
           <w:rStyle w:val="VerbatimChar"/>
-          <w:rFonts w:hint="eastAsia"/>
+          <w:rFonts w:hint="eastAsia" w:ascii="Times New Roman" w:hAnsi="Times New Roman" w:eastAsia="宋体"/>
+          <w:sz w:val="24"/>
         </w:rPr>
         <w:t xml:space="preserve">收到relax结果</w:t>
       </w:r>
       <w:r>
+        <w:rPr>
+          <w:rFonts w:ascii="Times New Roman" w:hAnsi="Times New Roman" w:eastAsia="宋体"/>
+          <w:sz w:val="24"/>
+        </w:rPr>
         <w:br/>
       </w:r>
       <w:r>
         <w:rPr>
           <w:rStyle w:val="VerbatimChar"/>
+          <w:rFonts w:ascii="Times New Roman" w:hAnsi="Times New Roman" w:eastAsia="宋体"/>
+          <w:sz w:val="24"/>
         </w:rPr>
         <w:t xml:space="preserve">    → </w:t>
       </w:r>
       <w:r>
         <w:rPr>
           <w:rStyle w:val="VerbatimChar"/>
-          <w:rFonts w:hint="eastAsia"/>
+          <w:rFonts w:hint="eastAsia" w:ascii="Times New Roman" w:hAnsi="Times New Roman" w:eastAsia="宋体"/>
+          <w:sz w:val="24"/>
         </w:rPr>
         <w:t xml:space="preserve">显示实时RMS/MDF</w:t>
       </w:r>
       <w:r>
         <w:rPr>
           <w:rStyle w:val="VerbatimChar"/>
+          <w:rFonts w:ascii="Times New Roman" w:hAnsi="Times New Roman" w:eastAsia="宋体"/>
+          <w:sz w:val="24"/>
         </w:rPr>
         <w:t xml:space="preserve"> → </w:t>
       </w:r>
       <w:r>
         <w:rPr>
           <w:rStyle w:val="VerbatimChar"/>
-          <w:rFonts w:hint="eastAsia"/>
+          <w:rFonts w:hint="eastAsia" w:ascii="Times New Roman" w:hAnsi="Times New Roman" w:eastAsia="宋体"/>
+          <w:sz w:val="24"/>
         </w:rPr>
         <w:t xml:space="preserve">用户确认</w:t>
       </w:r>
       <w:r>
         <w:rPr>
           <w:rStyle w:val="VerbatimChar"/>
+          <w:rFonts w:ascii="Times New Roman" w:hAnsi="Times New Roman" w:eastAsia="宋体"/>
+          <w:sz w:val="24"/>
         </w:rPr>
         <w:t xml:space="preserve"> → </w:t>
       </w:r>
       <w:r>
         <w:rPr>
           <w:rStyle w:val="VerbatimChar"/>
-          <w:rFonts w:hint="eastAsia"/>
+          <w:rFonts w:hint="eastAsia" w:ascii="Times New Roman" w:hAnsi="Times New Roman" w:eastAsia="宋体"/>
+          <w:sz w:val="24"/>
         </w:rPr>
         <w:t xml:space="preserve">发送record_active命令</w:t>
       </w:r>
       <w:r>
+        <w:rPr>
+          <w:rFonts w:ascii="Times New Roman" w:hAnsi="Times New Roman" w:eastAsia="宋体"/>
+          <w:sz w:val="24"/>
+        </w:rPr>
         <w:br/>
       </w:r>
       <w:r>
         <w:rPr>
           <w:rStyle w:val="VerbatimChar"/>
+          <w:rFonts w:ascii="Times New Roman" w:hAnsi="Times New Roman" w:eastAsia="宋体"/>
+          <w:sz w:val="24"/>
         </w:rPr>
         <w:t xml:space="preserve">    → </w:t>
       </w:r>
       <w:r>
         <w:rPr>
           <w:rStyle w:val="VerbatimChar"/>
-          <w:rFonts w:hint="eastAsia"/>
+          <w:rFonts w:hint="eastAsia" w:ascii="Times New Roman" w:hAnsi="Times New Roman" w:eastAsia="宋体"/>
+          <w:sz w:val="24"/>
         </w:rPr>
         <w:t xml:space="preserve">收到active结果</w:t>
       </w:r>
       <w:r>
         <w:rPr>
           <w:rStyle w:val="VerbatimChar"/>
+          <w:rFonts w:ascii="Times New Roman" w:hAnsi="Times New Roman" w:eastAsia="宋体"/>
+          <w:sz w:val="24"/>
         </w:rPr>
         <w:t xml:space="preserve"> → </w:t>
       </w:r>
       <w:r>
         <w:rPr>
           <w:rStyle w:val="VerbatimChar"/>
-          <w:rFonts w:hint="eastAsia"/>
+          <w:rFonts w:hint="eastAsia" w:ascii="Times New Roman" w:hAnsi="Times New Roman" w:eastAsia="宋体"/>
+          <w:sz w:val="24"/>
         </w:rPr>
         <w:t xml:space="preserve">校验结果有效性</w:t>
       </w:r>
       <w:r>
         <w:rPr>
           <w:rStyle w:val="VerbatimChar"/>
+          <w:rFonts w:ascii="Times New Roman" w:hAnsi="Times New Roman" w:eastAsia="宋体"/>
+          <w:sz w:val="24"/>
         </w:rPr>
         <w:t xml:space="preserve"> → </w:t>
       </w:r>
       <w:r>
         <w:rPr>
           <w:rStyle w:val="VerbatimChar"/>
-          <w:rFonts w:hint="eastAsia"/>
+          <w:rFonts w:hint="eastAsia" w:ascii="Times New Roman" w:hAnsi="Times New Roman" w:eastAsia="宋体"/>
+          <w:sz w:val="24"/>
         </w:rPr>
         <w:t xml:space="preserve">用户确认保存</w:t>
       </w:r>
       <w:r>
+        <w:rPr>
+          <w:rFonts w:ascii="Times New Roman" w:hAnsi="Times New Roman" w:eastAsia="宋体"/>
+          <w:sz w:val="24"/>
+        </w:rPr>
         <w:br/>
       </w:r>
       <w:r>
         <w:rPr>
           <w:rStyle w:val="VerbatimChar"/>
+          <w:rFonts w:ascii="Times New Roman" w:hAnsi="Times New Roman" w:eastAsia="宋体"/>
+          <w:sz w:val="24"/>
         </w:rPr>
         <w:t xml:space="preserve">    → </w:t>
       </w:r>
       <w:r>
         <w:rPr>
           <w:rStyle w:val="VerbatimChar"/>
-          <w:rFonts w:hint="eastAsia"/>
+          <w:rFonts w:hint="eastAsia" w:ascii="Times New Roman" w:hAnsi="Times New Roman" w:eastAsia="宋体"/>
+          <w:sz w:val="24"/>
         </w:rPr>
         <w:t xml:space="preserve">发送save_calib命令</w:t>
       </w:r>
       <w:r>
         <w:rPr>
           <w:rStyle w:val="VerbatimChar"/>
+          <w:rFonts w:ascii="Times New Roman" w:hAnsi="Times New Roman" w:eastAsia="宋体"/>
+          <w:sz w:val="24"/>
         </w:rPr>
         <w:t xml:space="preserve"> → </w:t>
       </w:r>
       <w:r>
         <w:rPr>
           <w:rStyle w:val="VerbatimChar"/>
-          <w:rFonts w:hint="eastAsia"/>
+          <w:rFonts w:hint="eastAsia" w:ascii="Times New Roman" w:hAnsi="Times New Roman" w:eastAsia="宋体"/>
+          <w:sz w:val="24"/>
         </w:rPr>
         <w:t xml:space="preserve">更新本地存储</w:t>
       </w:r>
@@ -5855,18 +6383,21 @@
     <w:p>
       <w:pPr>
         <w:pStyle w:val="FirstParagraph"/>
-      </w:pPr>
-      <w:r>
-        <w:rPr>
-          <w:rFonts w:hint="eastAsia"/>
+        <w:spacing w:line="360" w:lineRule="auto"/>
+      </w:pPr>
+      <w:r>
+        <w:rPr>
+          <w:rFonts w:hint="eastAsia" w:ascii="Times New Roman" w:hAnsi="Times New Roman" w:eastAsia="宋体"/>
           <w:b/>
           <w:bCs/>
+          <w:sz w:val="24"/>
         </w:rPr>
         <w:t xml:space="preserve">结果校验：</w:t>
       </w:r>
       <w:r>
         <w:rPr>
-          <w:rFonts w:hint="eastAsia"/>
+          <w:rFonts w:hint="eastAsia" w:ascii="Times New Roman" w:hAnsi="Times New Roman" w:eastAsia="宋体"/>
+          <w:sz w:val="24"/>
         </w:rPr>
         <w:t xml:space="preserve">（阈值由固件收缩检测算法定义）</w:t>
       </w:r>
@@ -5878,32 +6409,48 @@
           <w:ilvl w:val="0"/>
           <w:numId w:val="1008"/>
         </w:numPr>
-      </w:pPr>
-      <w:r>
-        <w:rPr>
-          <w:rFonts w:hint="eastAsia"/>
+        <w:spacing w:line="360" w:lineRule="auto"/>
+      </w:pPr>
+      <w:r>
+        <w:rPr>
+          <w:rFonts w:hint="eastAsia" w:ascii="Times New Roman" w:hAnsi="Times New Roman" w:eastAsia="宋体"/>
+          <w:sz w:val="24"/>
         </w:rPr>
         <w:t xml:space="preserve">RMS：收缩值</w:t>
       </w:r>
       <w:r>
+        <w:rPr>
+          <w:rFonts w:ascii="Times New Roman" w:hAnsi="Times New Roman" w:eastAsia="宋体"/>
+          <w:sz w:val="24"/>
+        </w:rPr>
         <w:t xml:space="preserve"> &gt; </w:t>
       </w:r>
       <w:r>
         <w:rPr>
-          <w:rFonts w:hint="eastAsia"/>
+          <w:rFonts w:hint="eastAsia" w:ascii="Times New Roman" w:hAnsi="Times New Roman" w:eastAsia="宋体"/>
+          <w:sz w:val="24"/>
         </w:rPr>
         <w:t xml:space="preserve">放松值</w:t>
       </w:r>
       <w:r>
+        <w:rPr>
+          <w:rFonts w:ascii="Times New Roman" w:hAnsi="Times New Roman" w:eastAsia="宋体"/>
+          <w:sz w:val="24"/>
+        </w:rPr>
         <w:t xml:space="preserve"> × </w:t>
       </w:r>
       <w:r>
         <w:rPr>
-          <w:rFonts w:hint="eastAsia"/>
+          <w:rFonts w:hint="eastAsia" w:ascii="Times New Roman" w:hAnsi="Times New Roman" w:eastAsia="宋体"/>
+          <w:sz w:val="24"/>
         </w:rPr>
         <w:t xml:space="preserve">2.0，且收缩值</w:t>
       </w:r>
       <w:r>
+        <w:rPr>
+          <w:rFonts w:ascii="Times New Roman" w:hAnsi="Times New Roman" w:eastAsia="宋体"/>
+          <w:sz w:val="24"/>
+        </w:rPr>
         <w:t xml:space="preserve"> ≥ 0.5mV</w:t>
       </w:r>
     </w:p>
@@ -5914,19 +6461,26 @@
           <w:ilvl w:val="0"/>
           <w:numId w:val="1008"/>
         </w:numPr>
-      </w:pPr>
-      <w:r>
-        <w:rPr>
-          <w:rFonts w:hint="eastAsia"/>
+        <w:spacing w:line="360" w:lineRule="auto"/>
+      </w:pPr>
+      <w:r>
+        <w:rPr>
+          <w:rFonts w:hint="eastAsia" w:ascii="Times New Roman" w:hAnsi="Times New Roman" w:eastAsia="宋体"/>
+          <w:sz w:val="24"/>
         </w:rPr>
         <w:t xml:space="preserve">MDF：放松值和收缩值均在</w:t>
       </w:r>
       <w:r>
+        <w:rPr>
+          <w:rFonts w:ascii="Times New Roman" w:hAnsi="Times New Roman" w:eastAsia="宋体"/>
+          <w:sz w:val="24"/>
+        </w:rPr>
         <w:t xml:space="preserve"> 20~250Hz </w:t>
       </w:r>
       <w:r>
         <w:rPr>
-          <w:rFonts w:hint="eastAsia"/>
+          <w:rFonts w:hint="eastAsia" w:ascii="Times New Roman" w:hAnsi="Times New Roman" w:eastAsia="宋体"/>
+          <w:sz w:val="24"/>
         </w:rPr>
         <w:t xml:space="preserve">范围内</w:t>
       </w:r>
@@ -5950,85 +6504,114 @@
     <w:p>
       <w:pPr>
         <w:pStyle w:val="SourceCode"/>
-      </w:pPr>
-      <w:r>
-        <w:rPr>
-          <w:rStyle w:val="VerbatimChar"/>
-          <w:rFonts w:hint="eastAsia"/>
+        <w:spacing w:line="360" w:lineRule="auto"/>
+      </w:pPr>
+      <w:r>
+        <w:rPr>
+          <w:rStyle w:val="VerbatimChar"/>
+          <w:rFonts w:hint="eastAsia" w:ascii="Times New Roman" w:hAnsi="Times New Roman" w:eastAsia="宋体"/>
+          <w:sz w:val="24"/>
         </w:rPr>
         <w:t xml:space="preserve">页面加载</w:t>
       </w:r>
       <w:r>
         <w:rPr>
           <w:rStyle w:val="VerbatimChar"/>
+          <w:rFonts w:ascii="Times New Roman" w:hAnsi="Times New Roman" w:eastAsia="宋体"/>
+          <w:sz w:val="24"/>
         </w:rPr>
         <w:t xml:space="preserve"> → </w:t>
       </w:r>
       <w:r>
         <w:rPr>
           <w:rStyle w:val="VerbatimChar"/>
-          <w:rFonts w:hint="eastAsia"/>
+          <w:rFonts w:hint="eastAsia" w:ascii="Times New Roman" w:hAnsi="Times New Roman" w:eastAsia="宋体"/>
+          <w:sz w:val="24"/>
         </w:rPr>
         <w:t xml:space="preserve">启动云数据库watch</w:t>
       </w:r>
       <w:r>
         <w:rPr>
           <w:rStyle w:val="VerbatimChar"/>
+          <w:rFonts w:ascii="Times New Roman" w:hAnsi="Times New Roman" w:eastAsia="宋体"/>
+          <w:sz w:val="24"/>
         </w:rPr>
         <w:t xml:space="preserve"> → </w:t>
       </w:r>
       <w:r>
         <w:rPr>
           <w:rStyle w:val="VerbatimChar"/>
-          <w:rFonts w:hint="eastAsia"/>
+          <w:rFonts w:hint="eastAsia" w:ascii="Times New Roman" w:hAnsi="Times New Roman" w:eastAsia="宋体"/>
+          <w:sz w:val="24"/>
         </w:rPr>
         <w:t xml:space="preserve">接收实时数据点</w:t>
       </w:r>
       <w:r>
+        <w:rPr>
+          <w:rFonts w:ascii="Times New Roman" w:hAnsi="Times New Roman" w:eastAsia="宋体"/>
+          <w:sz w:val="24"/>
+        </w:rPr>
         <w:br/>
       </w:r>
       <w:r>
         <w:rPr>
           <w:rStyle w:val="VerbatimChar"/>
+          <w:rFonts w:ascii="Times New Roman" w:hAnsi="Times New Roman" w:eastAsia="宋体"/>
+          <w:sz w:val="24"/>
         </w:rPr>
         <w:t xml:space="preserve">    → </w:t>
       </w:r>
       <w:r>
         <w:rPr>
           <w:rStyle w:val="VerbatimChar"/>
-          <w:rFonts w:hint="eastAsia"/>
+          <w:rFonts w:hint="eastAsia" w:ascii="Times New Roman" w:hAnsi="Times New Roman" w:eastAsia="宋体"/>
+          <w:sz w:val="24"/>
         </w:rPr>
         <w:t xml:space="preserve">更新显示（RMS/MDF/激活度/疲劳度/质量）</w:t>
       </w:r>
       <w:r>
+        <w:rPr>
+          <w:rFonts w:ascii="Times New Roman" w:hAnsi="Times New Roman" w:eastAsia="宋体"/>
+          <w:sz w:val="24"/>
+        </w:rPr>
         <w:br/>
       </w:r>
       <w:r>
         <w:rPr>
           <w:rStyle w:val="VerbatimChar"/>
+          <w:rFonts w:ascii="Times New Roman" w:hAnsi="Times New Roman" w:eastAsia="宋体"/>
+          <w:sz w:val="24"/>
         </w:rPr>
         <w:t xml:space="preserve">    → </w:t>
       </w:r>
       <w:r>
         <w:rPr>
           <w:rStyle w:val="VerbatimChar"/>
-          <w:rFonts w:hint="eastAsia"/>
+          <w:rFonts w:hint="eastAsia" w:ascii="Times New Roman" w:hAnsi="Times New Roman" w:eastAsia="宋体"/>
+          <w:sz w:val="24"/>
         </w:rPr>
         <w:t xml:space="preserve">维护5行滚动历史表格</w:t>
       </w:r>
       <w:r>
+        <w:rPr>
+          <w:rFonts w:ascii="Times New Roman" w:hAnsi="Times New Roman" w:eastAsia="宋体"/>
+          <w:sz w:val="24"/>
+        </w:rPr>
         <w:br/>
       </w:r>
       <w:r>
         <w:rPr>
           <w:rStyle w:val="VerbatimChar"/>
+          <w:rFonts w:ascii="Times New Roman" w:hAnsi="Times New Roman" w:eastAsia="宋体"/>
+          <w:sz w:val="24"/>
         </w:rPr>
         <w:t xml:space="preserve">    → </w:t>
       </w:r>
       <w:r>
         <w:rPr>
           <w:rStyle w:val="VerbatimChar"/>
-          <w:rFonts w:hint="eastAsia"/>
+          <w:rFonts w:hint="eastAsia" w:ascii="Times New Roman" w:hAnsi="Times New Roman" w:eastAsia="宋体"/>
+          <w:sz w:val="24"/>
         </w:rPr>
         <w:t xml:space="preserve">页面隐藏时暂停渲染（不关闭watch）</w:t>
       </w:r>
@@ -6036,57 +6619,86 @@
     <w:p>
       <w:pPr>
         <w:pStyle w:val="FirstParagraph"/>
-      </w:pPr>
-      <w:r>
-        <w:rPr>
-          <w:rFonts w:hint="eastAsia"/>
+        <w:spacing w:line="360" w:lineRule="auto"/>
+      </w:pPr>
+      <w:r>
+        <w:rPr>
+          <w:rFonts w:hint="eastAsia" w:ascii="Times New Roman" w:hAnsi="Times New Roman" w:eastAsia="宋体"/>
           <w:b/>
           <w:bCs/>
+          <w:sz w:val="24"/>
         </w:rPr>
         <w:t xml:space="preserve">数据接收方式：</w:t>
       </w:r>
       <w:r>
+        <w:rPr>
+          <w:rFonts w:ascii="Times New Roman" w:hAnsi="Times New Roman" w:eastAsia="宋体"/>
+          <w:sz w:val="24"/>
+        </w:rPr>
         <w:t xml:space="preserve"> </w:t>
       </w:r>
       <w:r>
         <w:rPr>
-          <w:rFonts w:hint="eastAsia"/>
+          <w:rFonts w:hint="eastAsia" w:ascii="Times New Roman" w:hAnsi="Times New Roman" w:eastAsia="宋体"/>
+          <w:sz w:val="24"/>
         </w:rPr>
         <w:t xml:space="preserve">云数据库</w:t>
       </w:r>
       <w:r>
+        <w:rPr>
+          <w:rFonts w:ascii="Times New Roman" w:hAnsi="Times New Roman" w:eastAsia="宋体"/>
+          <w:sz w:val="24"/>
+        </w:rPr>
         <w:t xml:space="preserve"> </w:t>
       </w:r>
       <w:r>
         <w:rPr>
           <w:rStyle w:val="VerbatimChar"/>
+          <w:rFonts w:ascii="Times New Roman" w:hAnsi="Times New Roman" w:eastAsia="宋体"/>
+          <w:sz w:val="24"/>
         </w:rPr>
         <w:t xml:space="preserve">watch()</w:t>
       </w:r>
       <w:r>
+        <w:rPr>
+          <w:rFonts w:ascii="Times New Roman" w:hAnsi="Times New Roman" w:eastAsia="宋体"/>
+          <w:sz w:val="24"/>
+        </w:rPr>
         <w:t xml:space="preserve"> </w:t>
       </w:r>
       <w:r>
         <w:rPr>
-          <w:rFonts w:hint="eastAsia"/>
+          <w:rFonts w:hint="eastAsia" w:ascii="Times New Roman" w:hAnsi="Times New Roman" w:eastAsia="宋体"/>
+          <w:sz w:val="24"/>
         </w:rPr>
         <w:t xml:space="preserve">监听</w:t>
       </w:r>
       <w:r>
+        <w:rPr>
+          <w:rFonts w:ascii="Times New Roman" w:hAnsi="Times New Roman" w:eastAsia="宋体"/>
+          <w:sz w:val="24"/>
+        </w:rPr>
         <w:t xml:space="preserve"> </w:t>
       </w:r>
       <w:r>
         <w:rPr>
           <w:rStyle w:val="VerbatimChar"/>
+          <w:rFonts w:ascii="Times New Roman" w:hAnsi="Times New Roman" w:eastAsia="宋体"/>
+          <w:sz w:val="24"/>
         </w:rPr>
         <w:t xml:space="preserve">data_points</w:t>
       </w:r>
       <w:r>
+        <w:rPr>
+          <w:rFonts w:ascii="Times New Roman" w:hAnsi="Times New Roman" w:eastAsia="宋体"/>
+          <w:sz w:val="24"/>
+        </w:rPr>
         <w:t xml:space="preserve"> </w:t>
       </w:r>
       <w:r>
         <w:rPr>
-          <w:rFonts w:hint="eastAsia"/>
+          <w:rFonts w:hint="eastAsia" w:ascii="Times New Roman" w:hAnsi="Times New Roman" w:eastAsia="宋体"/>
+          <w:sz w:val="24"/>
         </w:rPr>
         <w:t xml:space="preserve">集合最新数据。</w:t>
       </w:r>
@@ -6110,107 +6722,145 @@
     <w:p>
       <w:pPr>
         <w:pStyle w:val="SourceCode"/>
-      </w:pPr>
-      <w:r>
-        <w:rPr>
-          <w:rStyle w:val="VerbatimChar"/>
-          <w:rFonts w:hint="eastAsia"/>
+        <w:spacing w:line="360" w:lineRule="auto"/>
+      </w:pPr>
+      <w:r>
+        <w:rPr>
+          <w:rStyle w:val="VerbatimChar"/>
+          <w:rFonts w:hint="eastAsia" w:ascii="Times New Roman" w:hAnsi="Times New Roman" w:eastAsia="宋体"/>
+          <w:sz w:val="24"/>
         </w:rPr>
         <w:t xml:space="preserve">选择日期范围</w:t>
       </w:r>
       <w:r>
         <w:rPr>
           <w:rStyle w:val="VerbatimChar"/>
+          <w:rFonts w:ascii="Times New Roman" w:hAnsi="Times New Roman" w:eastAsia="宋体"/>
+          <w:sz w:val="24"/>
         </w:rPr>
         <w:t xml:space="preserve"> → </w:t>
       </w:r>
       <w:r>
         <w:rPr>
           <w:rStyle w:val="VerbatimChar"/>
-          <w:rFonts w:hint="eastAsia"/>
+          <w:rFonts w:hint="eastAsia" w:ascii="Times New Roman" w:hAnsi="Times New Roman" w:eastAsia="宋体"/>
+          <w:sz w:val="24"/>
         </w:rPr>
         <w:t xml:space="preserve">调用queryDataPoints云函数（查询模式，单次上限2000条，前端降采样到200点用于绘图）+</w:t>
       </w:r>
       <w:r>
         <w:rPr>
           <w:rStyle w:val="VerbatimChar"/>
+          <w:rFonts w:ascii="Times New Roman" w:hAnsi="Times New Roman" w:eastAsia="宋体"/>
+          <w:sz w:val="24"/>
         </w:rPr>
         <w:t xml:space="preserve"> </w:t>
       </w:r>
       <w:r>
         <w:rPr>
           <w:rStyle w:val="VerbatimChar"/>
-          <w:rFonts w:hint="eastAsia"/>
+          <w:rFonts w:hint="eastAsia" w:ascii="Times New Roman" w:hAnsi="Times New Roman" w:eastAsia="宋体"/>
+          <w:sz w:val="24"/>
         </w:rPr>
         <w:t xml:space="preserve">聚合统计</w:t>
       </w:r>
       <w:r>
+        <w:rPr>
+          <w:rFonts w:ascii="Times New Roman" w:hAnsi="Times New Roman" w:eastAsia="宋体"/>
+          <w:sz w:val="24"/>
+        </w:rPr>
         <w:br/>
       </w:r>
       <w:r>
         <w:rPr>
           <w:rStyle w:val="VerbatimChar"/>
+          <w:rFonts w:ascii="Times New Roman" w:hAnsi="Times New Roman" w:eastAsia="宋体"/>
+          <w:sz w:val="24"/>
         </w:rPr>
         <w:t xml:space="preserve">    → </w:t>
       </w:r>
       <w:r>
         <w:rPr>
           <w:rStyle w:val="VerbatimChar"/>
-          <w:rFonts w:hint="eastAsia"/>
+          <w:rFonts w:hint="eastAsia" w:ascii="Times New Roman" w:hAnsi="Times New Roman" w:eastAsia="宋体"/>
+          <w:sz w:val="24"/>
         </w:rPr>
         <w:t xml:space="preserve">计算峰值疲劳度、监测时长、趋势</w:t>
       </w:r>
       <w:r>
+        <w:rPr>
+          <w:rFonts w:ascii="Times New Roman" w:hAnsi="Times New Roman" w:eastAsia="宋体"/>
+          <w:sz w:val="24"/>
+        </w:rPr>
         <w:br/>
       </w:r>
       <w:r>
         <w:rPr>
           <w:rStyle w:val="VerbatimChar"/>
+          <w:rFonts w:ascii="Times New Roman" w:hAnsi="Times New Roman" w:eastAsia="宋体"/>
+          <w:sz w:val="24"/>
         </w:rPr>
         <w:t xml:space="preserve">    → </w:t>
       </w:r>
       <w:r>
         <w:rPr>
           <w:rStyle w:val="VerbatimChar"/>
-          <w:rFonts w:hint="eastAsia"/>
+          <w:rFonts w:hint="eastAsia" w:ascii="Times New Roman" w:hAnsi="Times New Roman" w:eastAsia="宋体"/>
+          <w:sz w:val="24"/>
         </w:rPr>
         <w:t xml:space="preserve">绘制疲劳度趋势图(Canvas</w:t>
       </w:r>
       <w:r>
         <w:rPr>
           <w:rStyle w:val="VerbatimChar"/>
+          <w:rFonts w:ascii="Times New Roman" w:hAnsi="Times New Roman" w:eastAsia="宋体"/>
+          <w:sz w:val="24"/>
         </w:rPr>
         <w:t xml:space="preserve"> 2D)</w:t>
       </w:r>
       <w:r>
+        <w:rPr>
+          <w:rFonts w:ascii="Times New Roman" w:hAnsi="Times New Roman" w:eastAsia="宋体"/>
+          <w:sz w:val="24"/>
+        </w:rPr>
         <w:br/>
       </w:r>
       <w:r>
         <w:rPr>
           <w:rStyle w:val="VerbatimChar"/>
+          <w:rFonts w:ascii="Times New Roman" w:hAnsi="Times New Roman" w:eastAsia="宋体"/>
+          <w:sz w:val="24"/>
         </w:rPr>
         <w:t xml:space="preserve">    → </w:t>
       </w:r>
       <w:r>
         <w:rPr>
           <w:rStyle w:val="VerbatimChar"/>
-          <w:rFonts w:hint="eastAsia"/>
+          <w:rFonts w:hint="eastAsia" w:ascii="Times New Roman" w:hAnsi="Times New Roman" w:eastAsia="宋体"/>
+          <w:sz w:val="24"/>
         </w:rPr>
         <w:t xml:space="preserve">显示疲劳等级统计(正常/轻度/重度)</w:t>
       </w:r>
       <w:r>
+        <w:rPr>
+          <w:rFonts w:ascii="Times New Roman" w:hAnsi="Times New Roman" w:eastAsia="宋体"/>
+          <w:sz w:val="24"/>
+        </w:rPr>
         <w:br/>
       </w:r>
       <w:r>
         <w:rPr>
           <w:rStyle w:val="VerbatimChar"/>
+          <w:rFonts w:ascii="Times New Roman" w:hAnsi="Times New Roman" w:eastAsia="宋体"/>
+          <w:sz w:val="24"/>
         </w:rPr>
         <w:t xml:space="preserve">    → </w:t>
       </w:r>
       <w:r>
         <w:rPr>
           <w:rStyle w:val="VerbatimChar"/>
-          <w:rFonts w:hint="eastAsia"/>
+          <w:rFonts w:hint="eastAsia" w:ascii="Times New Roman" w:hAnsi="Times New Roman" w:eastAsia="宋体"/>
+          <w:sz w:val="24"/>
         </w:rPr>
         <w:t xml:space="preserve">支持CSV导出（导出模式，游标分页每批3000条，可拉取全部数据）</w:t>
       </w:r>
@@ -6218,12 +6868,14 @@
     <w:p>
       <w:pPr>
         <w:pStyle w:val="FirstParagraph"/>
-      </w:pPr>
-      <w:r>
-        <w:rPr>
-          <w:rFonts w:hint="eastAsia"/>
+        <w:spacing w:line="360" w:lineRule="auto"/>
+      </w:pPr>
+      <w:r>
+        <w:rPr>
+          <w:rFonts w:hint="eastAsia" w:ascii="Times New Roman" w:hAnsi="Times New Roman" w:eastAsia="宋体"/>
           <w:b/>
           <w:bCs/>
+          <w:sz w:val="24"/>
         </w:rPr>
         <w:t xml:space="preserve">疲劳等级划分：</w:t>
       </w:r>
@@ -6231,15 +6883,15 @@
     <w:tbl>
       <w:tblPr>
         <w:tblStyle w:val="Table"/>
-        <w:tblW w:type="dxa" w:w="9070"/>
+        <w:tblW w:type="dxa" w:w="8305"/>
         <w:jc w:val="center"/>
         <w:tblLayout w:type="fixed"/>
         <w:tblLook w:firstRow="1" w:lastRow="0" w:firstColumn="0" w:lastColumn="0" w:noHBand="0" w:noVBand="0" w:val="0020"/>
       </w:tblPr>
       <w:tblGrid>
-        <w:gridCol w:w="3023"/>
-        <w:gridCol w:w="3023"/>
-        <w:gridCol w:w="3024"/>
+        <w:gridCol w:w="2768"/>
+        <w:gridCol w:w="2768"/>
+        <w:gridCol w:w="2769"/>
       </w:tblGrid>
       <w:tr>
         <w:trPr>
@@ -6248,7 +6900,7 @@
         <w:tc>
           <w:tcPr>
             <w:shd w:val="clear" w:color="auto" w:fill="2E5A9C"/>
-            <w:tcW w:type="dxa" w:w="3023"/>
+            <w:tcW w:type="dxa" w:w="2768"/>
             <w:tcBorders>
               <w:top w:val="single" w:sz="8" w:color="2E5A9C"/>
               <w:left w:val="single" w:sz="8" w:color="2E5A9C"/>
@@ -6276,7 +6928,7 @@
         <w:tc>
           <w:tcPr>
             <w:shd w:val="clear" w:color="auto" w:fill="2E5A9C"/>
-            <w:tcW w:type="dxa" w:w="3023"/>
+            <w:tcW w:type="dxa" w:w="2768"/>
             <w:tcBorders>
               <w:top w:val="single" w:sz="8" w:color="2E5A9C"/>
               <w:left w:val="single" w:sz="8" w:color="2E5A9C"/>
@@ -6304,7 +6956,7 @@
         <w:tc>
           <w:tcPr>
             <w:shd w:val="clear" w:color="auto" w:fill="2E5A9C"/>
-            <w:tcW w:type="dxa" w:w="3024"/>
+            <w:tcW w:type="dxa" w:w="2769"/>
             <w:tcBorders>
               <w:top w:val="single" w:sz="8" w:color="2E5A9C"/>
               <w:left w:val="single" w:sz="8" w:color="2E5A9C"/>
@@ -6333,7 +6985,7 @@
       <w:tr>
         <w:tc>
           <w:tcPr>
-            <w:tcW w:type="dxa" w:w="3023"/>
+            <w:tcW w:type="dxa" w:w="2768"/>
             <w:tcBorders>
               <w:top w:val="single" w:sz="4" w:color="E5E7EB"/>
               <w:left w:val="single" w:sz="4" w:color="E5E7EB"/>
@@ -6358,7 +7010,7 @@
         </w:tc>
         <w:tc>
           <w:tcPr>
-            <w:tcW w:type="dxa" w:w="3023"/>
+            <w:tcW w:type="dxa" w:w="2768"/>
             <w:tcBorders>
               <w:top w:val="single" w:sz="4" w:color="E5E7EB"/>
               <w:left w:val="single" w:sz="4" w:color="E5E7EB"/>
@@ -6383,7 +7035,7 @@
         </w:tc>
         <w:tc>
           <w:tcPr>
-            <w:tcW w:type="dxa" w:w="3024"/>
+            <w:tcW w:type="dxa" w:w="2769"/>
             <w:tcBorders>
               <w:top w:val="single" w:sz="4" w:color="E5E7EB"/>
               <w:left w:val="single" w:sz="4" w:color="E5E7EB"/>
@@ -6410,7 +7062,7 @@
       <w:tr>
         <w:tc>
           <w:tcPr>
-            <w:tcW w:type="dxa" w:w="3023"/>
+            <w:tcW w:type="dxa" w:w="2768"/>
             <w:tcBorders>
               <w:top w:val="single" w:sz="4" w:color="E5E7EB"/>
               <w:left w:val="single" w:sz="4" w:color="E5E7EB"/>
@@ -6435,7 +7087,7 @@
         </w:tc>
         <w:tc>
           <w:tcPr>
-            <w:tcW w:type="dxa" w:w="3023"/>
+            <w:tcW w:type="dxa" w:w="2768"/>
             <w:tcBorders>
               <w:top w:val="single" w:sz="4" w:color="E5E7EB"/>
               <w:left w:val="single" w:sz="4" w:color="E5E7EB"/>
@@ -6460,7 +7112,7 @@
         </w:tc>
         <w:tc>
           <w:tcPr>
-            <w:tcW w:type="dxa" w:w="3024"/>
+            <w:tcW w:type="dxa" w:w="2769"/>
             <w:tcBorders>
               <w:top w:val="single" w:sz="4" w:color="E5E7EB"/>
               <w:left w:val="single" w:sz="4" w:color="E5E7EB"/>
@@ -6487,7 +7139,7 @@
       <w:tr>
         <w:tc>
           <w:tcPr>
-            <w:tcW w:type="dxa" w:w="3023"/>
+            <w:tcW w:type="dxa" w:w="2768"/>
             <w:tcBorders>
               <w:top w:val="single" w:sz="4" w:color="E5E7EB"/>
               <w:left w:val="single" w:sz="4" w:color="E5E7EB"/>
@@ -6512,7 +7164,7 @@
         </w:tc>
         <w:tc>
           <w:tcPr>
-            <w:tcW w:type="dxa" w:w="3023"/>
+            <w:tcW w:type="dxa" w:w="2768"/>
             <w:tcBorders>
               <w:top w:val="single" w:sz="4" w:color="E5E7EB"/>
               <w:left w:val="single" w:sz="4" w:color="E5E7EB"/>
@@ -6537,7 +7189,7 @@
         </w:tc>
         <w:tc>
           <w:tcPr>
-            <w:tcW w:type="dxa" w:w="3024"/>
+            <w:tcW w:type="dxa" w:w="2769"/>
             <w:tcBorders>
               <w:top w:val="single" w:sz="4" w:color="E5E7EB"/>
               <w:left w:val="single" w:sz="4" w:color="E5E7EB"/>
@@ -6581,153 +7233,201 @@
     <w:p>
       <w:pPr>
         <w:pStyle w:val="SourceCode"/>
-      </w:pPr>
-      <w:r>
-        <w:rPr>
-          <w:rStyle w:val="VerbatimChar"/>
-          <w:rFonts w:hint="eastAsia"/>
+        <w:spacing w:line="360" w:lineRule="auto"/>
+      </w:pPr>
+      <w:r>
+        <w:rPr>
+          <w:rStyle w:val="VerbatimChar"/>
+          <w:rFonts w:hint="eastAsia" w:ascii="Times New Roman" w:hAnsi="Times New Roman" w:eastAsia="宋体"/>
+          <w:sz w:val="24"/>
         </w:rPr>
         <w:t xml:space="preserve">点击"扫描设备"</w:t>
       </w:r>
       <w:r>
         <w:rPr>
           <w:rStyle w:val="VerbatimChar"/>
+          <w:rFonts w:ascii="Times New Roman" w:hAnsi="Times New Roman" w:eastAsia="宋体"/>
+          <w:sz w:val="24"/>
         </w:rPr>
         <w:t xml:space="preserve"> → </w:t>
       </w:r>
       <w:r>
         <w:rPr>
           <w:rStyle w:val="VerbatimChar"/>
-          <w:rFonts w:hint="eastAsia"/>
+          <w:rFonts w:hint="eastAsia" w:ascii="Times New Roman" w:hAnsi="Times New Roman" w:eastAsia="宋体"/>
+          <w:sz w:val="24"/>
         </w:rPr>
         <w:t xml:space="preserve">BLE扫描(15秒超时)</w:t>
       </w:r>
       <w:r>
         <w:rPr>
           <w:rStyle w:val="VerbatimChar"/>
+          <w:rFonts w:ascii="Times New Roman" w:hAnsi="Times New Roman" w:eastAsia="宋体"/>
+          <w:sz w:val="24"/>
         </w:rPr>
         <w:t xml:space="preserve"> → </w:t>
       </w:r>
       <w:r>
         <w:rPr>
           <w:rStyle w:val="VerbatimChar"/>
-          <w:rFonts w:hint="eastAsia"/>
+          <w:rFonts w:hint="eastAsia" w:ascii="Times New Roman" w:hAnsi="Times New Roman" w:eastAsia="宋体"/>
+          <w:sz w:val="24"/>
         </w:rPr>
         <w:t xml:space="preserve">连接设备</w:t>
       </w:r>
       <w:r>
+        <w:rPr>
+          <w:rFonts w:ascii="Times New Roman" w:hAnsi="Times New Roman" w:eastAsia="宋体"/>
+          <w:sz w:val="24"/>
+        </w:rPr>
         <w:br/>
       </w:r>
       <w:r>
         <w:rPr>
           <w:rStyle w:val="VerbatimChar"/>
+          <w:rFonts w:ascii="Times New Roman" w:hAnsi="Times New Roman" w:eastAsia="宋体"/>
+          <w:sz w:val="24"/>
         </w:rPr>
         <w:t xml:space="preserve">    → </w:t>
       </w:r>
       <w:r>
         <w:rPr>
           <w:rStyle w:val="VerbatimChar"/>
-          <w:rFonts w:hint="eastAsia"/>
+          <w:rFonts w:hint="eastAsia" w:ascii="Times New Roman" w:hAnsi="Times New Roman" w:eastAsia="宋体"/>
+          <w:sz w:val="24"/>
         </w:rPr>
         <w:t xml:space="preserve">读取DeviceID</w:t>
       </w:r>
       <w:r>
         <w:rPr>
           <w:rStyle w:val="VerbatimChar"/>
+          <w:rFonts w:ascii="Times New Roman" w:hAnsi="Times New Roman" w:eastAsia="宋体"/>
+          <w:sz w:val="24"/>
         </w:rPr>
         <w:t xml:space="preserve"> → </w:t>
       </w:r>
       <w:r>
         <w:rPr>
           <w:rStyle w:val="VerbatimChar"/>
-          <w:rFonts w:hint="eastAsia"/>
+          <w:rFonts w:hint="eastAsia" w:ascii="Times New Roman" w:hAnsi="Times New Roman" w:eastAsia="宋体"/>
+          <w:sz w:val="24"/>
         </w:rPr>
         <w:t xml:space="preserve">订阅配网结果通知</w:t>
       </w:r>
       <w:r>
+        <w:rPr>
+          <w:rFonts w:ascii="Times New Roman" w:hAnsi="Times New Roman" w:eastAsia="宋体"/>
+          <w:sz w:val="24"/>
+        </w:rPr>
         <w:br/>
       </w:r>
       <w:r>
         <w:rPr>
           <w:rStyle w:val="VerbatimChar"/>
+          <w:rFonts w:ascii="Times New Roman" w:hAnsi="Times New Roman" w:eastAsia="宋体"/>
+          <w:sz w:val="24"/>
         </w:rPr>
         <w:t xml:space="preserve">    → </w:t>
       </w:r>
       <w:r>
         <w:rPr>
           <w:rStyle w:val="VerbatimChar"/>
-          <w:rFonts w:hint="eastAsia"/>
+          <w:rFonts w:hint="eastAsia" w:ascii="Times New Roman" w:hAnsi="Times New Roman" w:eastAsia="宋体"/>
+          <w:sz w:val="24"/>
         </w:rPr>
         <w:t xml:space="preserve">用户输入WiFi</w:t>
       </w:r>
       <w:r>
         <w:rPr>
           <w:rStyle w:val="VerbatimChar"/>
+          <w:rFonts w:ascii="Times New Roman" w:hAnsi="Times New Roman" w:eastAsia="宋体"/>
+          <w:sz w:val="24"/>
         </w:rPr>
         <w:t xml:space="preserve"> </w:t>
       </w:r>
       <w:r>
         <w:rPr>
           <w:rStyle w:val="VerbatimChar"/>
-          <w:rFonts w:hint="eastAsia"/>
+          <w:rFonts w:hint="eastAsia" w:ascii="Times New Roman" w:hAnsi="Times New Roman" w:eastAsia="宋体"/>
+          <w:sz w:val="24"/>
         </w:rPr>
         <w:t xml:space="preserve">SSID/密码</w:t>
       </w:r>
       <w:r>
         <w:rPr>
           <w:rStyle w:val="VerbatimChar"/>
+          <w:rFonts w:ascii="Times New Roman" w:hAnsi="Times New Roman" w:eastAsia="宋体"/>
+          <w:sz w:val="24"/>
         </w:rPr>
         <w:t xml:space="preserve"> → </w:t>
       </w:r>
       <w:r>
         <w:rPr>
           <w:rStyle w:val="VerbatimChar"/>
-          <w:rFonts w:hint="eastAsia"/>
+          <w:rFonts w:hint="eastAsia" w:ascii="Times New Roman" w:hAnsi="Times New Roman" w:eastAsia="宋体"/>
+          <w:sz w:val="24"/>
         </w:rPr>
         <w:t xml:space="preserve">写入BLE</w:t>
       </w:r>
       <w:r>
+        <w:rPr>
+          <w:rFonts w:ascii="Times New Roman" w:hAnsi="Times New Roman" w:eastAsia="宋体"/>
+          <w:sz w:val="24"/>
+        </w:rPr>
         <w:br/>
       </w:r>
       <w:r>
         <w:rPr>
           <w:rStyle w:val="VerbatimChar"/>
+          <w:rFonts w:ascii="Times New Roman" w:hAnsi="Times New Roman" w:eastAsia="宋体"/>
+          <w:sz w:val="24"/>
         </w:rPr>
         <w:t xml:space="preserve">    → </w:t>
       </w:r>
       <w:r>
         <w:rPr>
           <w:rStyle w:val="VerbatimChar"/>
-          <w:rFonts w:hint="eastAsia"/>
+          <w:rFonts w:hint="eastAsia" w:ascii="Times New Roman" w:hAnsi="Times New Roman" w:eastAsia="宋体"/>
+          <w:sz w:val="24"/>
         </w:rPr>
         <w:t xml:space="preserve">等待配网结果(35秒超时)</w:t>
       </w:r>
       <w:r>
         <w:rPr>
           <w:rStyle w:val="VerbatimChar"/>
+          <w:rFonts w:ascii="Times New Roman" w:hAnsi="Times New Roman" w:eastAsia="宋体"/>
+          <w:sz w:val="24"/>
         </w:rPr>
         <w:t xml:space="preserve"> → </w:t>
       </w:r>
       <w:r>
         <w:rPr>
           <w:rStyle w:val="VerbatimChar"/>
-          <w:rFonts w:hint="eastAsia"/>
+          <w:rFonts w:hint="eastAsia" w:ascii="Times New Roman" w:hAnsi="Times New Roman" w:eastAsia="宋体"/>
+          <w:sz w:val="24"/>
         </w:rPr>
         <w:t xml:space="preserve">成功/失败提示</w:t>
       </w:r>
       <w:r>
+        <w:rPr>
+          <w:rFonts w:ascii="Times New Roman" w:hAnsi="Times New Roman" w:eastAsia="宋体"/>
+          <w:sz w:val="24"/>
+        </w:rPr>
         <w:br/>
       </w:r>
       <w:r>
         <w:rPr>
           <w:rStyle w:val="VerbatimChar"/>
+          <w:rFonts w:ascii="Times New Roman" w:hAnsi="Times New Roman" w:eastAsia="宋体"/>
+          <w:sz w:val="24"/>
         </w:rPr>
         <w:t xml:space="preserve">    → </w:t>
       </w:r>
       <w:r>
         <w:rPr>
           <w:rStyle w:val="VerbatimChar"/>
-          <w:rFonts w:hint="eastAsia"/>
+          <w:rFonts w:hint="eastAsia" w:ascii="Times New Roman" w:hAnsi="Times New Roman" w:eastAsia="宋体"/>
+          <w:sz w:val="24"/>
         </w:rPr>
         <w:t xml:space="preserve">从云端查询设备IP/SSID</w:t>
       </w:r>
@@ -6774,72 +7474,92 @@
     <w:p>
       <w:pPr>
         <w:pStyle w:val="SourceCode"/>
-      </w:pPr>
-      <w:r>
-        <w:rPr>
-          <w:rStyle w:val="VerbatimChar"/>
-          <w:rFonts w:hint="eastAsia"/>
+        <w:spacing w:line="360" w:lineRule="auto"/>
+      </w:pPr>
+      <w:r>
+        <w:rPr>
+          <w:rStyle w:val="VerbatimChar"/>
+          <w:rFonts w:hint="eastAsia" w:ascii="Times New Roman" w:hAnsi="Times New Roman" w:eastAsia="宋体"/>
+          <w:sz w:val="24"/>
         </w:rPr>
         <w:t xml:space="preserve">固件(1kHz采样)</w:t>
       </w:r>
       <w:r>
         <w:rPr>
           <w:rStyle w:val="VerbatimChar"/>
+          <w:rFonts w:ascii="Times New Roman" w:hAnsi="Times New Roman" w:eastAsia="宋体"/>
+          <w:sz w:val="24"/>
         </w:rPr>
         <w:t xml:space="preserve"> → </w:t>
       </w:r>
       <w:r>
         <w:rPr>
           <w:rStyle w:val="VerbatimChar"/>
-          <w:rFonts w:hint="eastAsia"/>
+          <w:rFonts w:hint="eastAsia" w:ascii="Times New Roman" w:hAnsi="Times New Roman" w:eastAsia="宋体"/>
+          <w:sz w:val="24"/>
         </w:rPr>
         <w:t xml:space="preserve">SignalProcessor(10Hz处理)</w:t>
       </w:r>
       <w:r>
         <w:rPr>
           <w:rStyle w:val="VerbatimChar"/>
+          <w:rFonts w:ascii="Times New Roman" w:hAnsi="Times New Roman" w:eastAsia="宋体"/>
+          <w:sz w:val="24"/>
         </w:rPr>
         <w:t xml:space="preserve"> → NetManager(HTTP POST)</w:t>
       </w:r>
       <w:r>
+        <w:rPr>
+          <w:rFonts w:ascii="Times New Roman" w:hAnsi="Times New Roman" w:eastAsia="宋体"/>
+          <w:sz w:val="24"/>
+        </w:rPr>
         <w:br/>
       </w:r>
       <w:r>
         <w:rPr>
           <w:rStyle w:val="VerbatimChar"/>
+          <w:rFonts w:ascii="Times New Roman" w:hAnsi="Times New Roman" w:eastAsia="宋体"/>
+          <w:sz w:val="24"/>
         </w:rPr>
         <w:t xml:space="preserve">    → </w:t>
       </w:r>
       <w:r>
         <w:rPr>
           <w:rStyle w:val="VerbatimChar"/>
-          <w:rFonts w:hint="eastAsia"/>
+          <w:rFonts w:hint="eastAsia" w:ascii="Times New Roman" w:hAnsi="Times New Roman" w:eastAsia="宋体"/>
+          <w:sz w:val="24"/>
         </w:rPr>
         <w:t xml:space="preserve">dataIngest云函数</w:t>
       </w:r>
       <w:r>
         <w:rPr>
           <w:rStyle w:val="VerbatimChar"/>
+          <w:rFonts w:ascii="Times New Roman" w:hAnsi="Times New Roman" w:eastAsia="宋体"/>
+          <w:sz w:val="24"/>
         </w:rPr>
         <w:t xml:space="preserve"> → </w:t>
       </w:r>
       <w:r>
         <w:rPr>
           <w:rStyle w:val="VerbatimChar"/>
-          <w:rFonts w:hint="eastAsia"/>
+          <w:rFonts w:hint="eastAsia" w:ascii="Times New Roman" w:hAnsi="Times New Roman" w:eastAsia="宋体"/>
+          <w:sz w:val="24"/>
         </w:rPr>
         <w:t xml:space="preserve">data_points集合</w:t>
       </w:r>
       <w:r>
         <w:rPr>
           <w:rStyle w:val="VerbatimChar"/>
+          <w:rFonts w:ascii="Times New Roman" w:hAnsi="Times New Roman" w:eastAsia="宋体"/>
+          <w:sz w:val="24"/>
         </w:rPr>
         <w:t xml:space="preserve"> → watch() → </w:t>
       </w:r>
       <w:r>
         <w:rPr>
           <w:rStyle w:val="VerbatimChar"/>
-          <w:rFonts w:hint="eastAsia"/>
+          <w:rFonts w:hint="eastAsia" w:ascii="Times New Roman" w:hAnsi="Times New Roman" w:eastAsia="宋体"/>
+          <w:sz w:val="24"/>
         </w:rPr>
         <w:t xml:space="preserve">小程序实时显示</w:t>
       </w:r>
@@ -6863,72 +7583,92 @@
     <w:p>
       <w:pPr>
         <w:pStyle w:val="SourceCode"/>
-      </w:pPr>
-      <w:r>
-        <w:rPr>
-          <w:rStyle w:val="VerbatimChar"/>
-          <w:rFonts w:hint="eastAsia"/>
+        <w:spacing w:line="360" w:lineRule="auto"/>
+      </w:pPr>
+      <w:r>
+        <w:rPr>
+          <w:rStyle w:val="VerbatimChar"/>
+          <w:rFonts w:hint="eastAsia" w:ascii="Times New Roman" w:hAnsi="Times New Roman" w:eastAsia="宋体"/>
+          <w:sz w:val="24"/>
         </w:rPr>
         <w:t xml:space="preserve">小程序</w:t>
       </w:r>
       <w:r>
         <w:rPr>
           <w:rStyle w:val="VerbatimChar"/>
+          <w:rFonts w:ascii="Times New Roman" w:hAnsi="Times New Roman" w:eastAsia="宋体"/>
+          <w:sz w:val="24"/>
         </w:rPr>
         <w:t xml:space="preserve"> → </w:t>
       </w:r>
       <w:r>
         <w:rPr>
           <w:rStyle w:val="VerbatimChar"/>
-          <w:rFonts w:hint="eastAsia"/>
+          <w:rFonts w:hint="eastAsia" w:ascii="Times New Roman" w:hAnsi="Times New Roman" w:eastAsia="宋体"/>
+          <w:sz w:val="24"/>
         </w:rPr>
         <w:t xml:space="preserve">sendDeviceCommand云函数</w:t>
       </w:r>
       <w:r>
         <w:rPr>
           <w:rStyle w:val="VerbatimChar"/>
+          <w:rFonts w:ascii="Times New Roman" w:hAnsi="Times New Roman" w:eastAsia="宋体"/>
+          <w:sz w:val="24"/>
         </w:rPr>
         <w:t xml:space="preserve"> → </w:t>
       </w:r>
       <w:r>
         <w:rPr>
           <w:rStyle w:val="VerbatimChar"/>
-          <w:rFonts w:hint="eastAsia"/>
+          <w:rFonts w:hint="eastAsia" w:ascii="Times New Roman" w:hAnsi="Times New Roman" w:eastAsia="宋体"/>
+          <w:sz w:val="24"/>
         </w:rPr>
         <w:t xml:space="preserve">device_commands集合</w:t>
       </w:r>
       <w:r>
+        <w:rPr>
+          <w:rFonts w:ascii="Times New Roman" w:hAnsi="Times New Roman" w:eastAsia="宋体"/>
+          <w:sz w:val="24"/>
+        </w:rPr>
         <w:br/>
       </w:r>
       <w:r>
         <w:rPr>
           <w:rStyle w:val="VerbatimChar"/>
+          <w:rFonts w:ascii="Times New Roman" w:hAnsi="Times New Roman" w:eastAsia="宋体"/>
+          <w:sz w:val="24"/>
         </w:rPr>
         <w:t xml:space="preserve">    → </w:t>
       </w:r>
       <w:r>
         <w:rPr>
           <w:rStyle w:val="VerbatimChar"/>
-          <w:rFonts w:hint="eastAsia"/>
+          <w:rFonts w:hint="eastAsia" w:ascii="Times New Roman" w:hAnsi="Times New Roman" w:eastAsia="宋体"/>
+          <w:sz w:val="24"/>
         </w:rPr>
         <w:t xml:space="preserve">固件轮询(3秒)</w:t>
       </w:r>
       <w:r>
         <w:rPr>
           <w:rStyle w:val="VerbatimChar"/>
+          <w:rFonts w:ascii="Times New Roman" w:hAnsi="Times New Roman" w:eastAsia="宋体"/>
+          <w:sz w:val="24"/>
         </w:rPr>
         <w:t xml:space="preserve"> → getDeviceCommand → </w:t>
       </w:r>
       <w:r>
         <w:rPr>
           <w:rStyle w:val="VerbatimChar"/>
-          <w:rFonts w:hint="eastAsia"/>
+          <w:rFonts w:hint="eastAsia" w:ascii="Times New Roman" w:hAnsi="Times New Roman" w:eastAsia="宋体"/>
+          <w:sz w:val="24"/>
         </w:rPr>
         <w:t xml:space="preserve">执行命令</w:t>
       </w:r>
       <w:r>
         <w:rPr>
           <w:rStyle w:val="VerbatimChar"/>
+          <w:rFonts w:ascii="Times New Roman" w:hAnsi="Times New Roman" w:eastAsia="宋体"/>
+          <w:sz w:val="24"/>
         </w:rPr>
         <w:t xml:space="preserve"> → ackDeviceCommand</w:t>
       </w:r>
@@ -6952,121 +7692,155 @@
     <w:p>
       <w:pPr>
         <w:pStyle w:val="SourceCode"/>
-      </w:pPr>
-      <w:r>
-        <w:rPr>
-          <w:rStyle w:val="VerbatimChar"/>
-          <w:rFonts w:hint="eastAsia"/>
+        <w:spacing w:line="360" w:lineRule="auto"/>
+      </w:pPr>
+      <w:r>
+        <w:rPr>
+          <w:rStyle w:val="VerbatimChar"/>
+          <w:rFonts w:hint="eastAsia" w:ascii="Times New Roman" w:hAnsi="Times New Roman" w:eastAsia="宋体"/>
+          <w:sz w:val="24"/>
         </w:rPr>
         <w:t xml:space="preserve">小程序</w:t>
       </w:r>
       <w:r>
         <w:rPr>
           <w:rStyle w:val="VerbatimChar"/>
+          <w:rFonts w:ascii="Times New Roman" w:hAnsi="Times New Roman" w:eastAsia="宋体"/>
+          <w:sz w:val="24"/>
         </w:rPr>
         <w:t xml:space="preserve"> → </w:t>
       </w:r>
       <w:r>
         <w:rPr>
           <w:rStyle w:val="VerbatimChar"/>
-          <w:rFonts w:hint="eastAsia"/>
+          <w:rFonts w:hint="eastAsia" w:ascii="Times New Roman" w:hAnsi="Times New Roman" w:eastAsia="宋体"/>
+          <w:sz w:val="24"/>
         </w:rPr>
         <w:t xml:space="preserve">BLE写入SSID/密码</w:t>
       </w:r>
       <w:r>
         <w:rPr>
           <w:rStyle w:val="VerbatimChar"/>
+          <w:rFonts w:ascii="Times New Roman" w:hAnsi="Times New Roman" w:eastAsia="宋体"/>
+          <w:sz w:val="24"/>
         </w:rPr>
         <w:t xml:space="preserve"> → </w:t>
       </w:r>
       <w:r>
         <w:rPr>
           <w:rStyle w:val="VerbatimChar"/>
-          <w:rFonts w:hint="eastAsia"/>
+          <w:rFonts w:hint="eastAsia" w:ascii="Times New Roman" w:hAnsi="Times New Roman" w:eastAsia="宋体"/>
+          <w:sz w:val="24"/>
         </w:rPr>
         <w:t xml:space="preserve">固件EEPROM</w:t>
       </w:r>
       <w:r>
         <w:rPr>
           <w:rStyle w:val="VerbatimChar"/>
+          <w:rFonts w:ascii="Times New Roman" w:hAnsi="Times New Roman" w:eastAsia="宋体"/>
+          <w:sz w:val="24"/>
         </w:rPr>
         <w:t xml:space="preserve"> → </w:t>
       </w:r>
       <w:r>
         <w:rPr>
           <w:rStyle w:val="VerbatimChar"/>
-          <w:rFonts w:hint="eastAsia"/>
+          <w:rFonts w:hint="eastAsia" w:ascii="Times New Roman" w:hAnsi="Times New Roman" w:eastAsia="宋体"/>
+          <w:sz w:val="24"/>
         </w:rPr>
         <w:t xml:space="preserve">NetManager连接WiFi</w:t>
       </w:r>
       <w:r>
+        <w:rPr>
+          <w:rFonts w:ascii="Times New Roman" w:hAnsi="Times New Roman" w:eastAsia="宋体"/>
+          <w:sz w:val="24"/>
+        </w:rPr>
         <w:br/>
       </w:r>
       <w:r>
         <w:rPr>
           <w:rStyle w:val="VerbatimChar"/>
+          <w:rFonts w:ascii="Times New Roman" w:hAnsi="Times New Roman" w:eastAsia="宋体"/>
+          <w:sz w:val="24"/>
         </w:rPr>
         <w:t xml:space="preserve">    → </w:t>
       </w:r>
       <w:r>
         <w:rPr>
           <w:rStyle w:val="VerbatimChar"/>
-          <w:rFonts w:hint="eastAsia"/>
+          <w:rFonts w:hint="eastAsia" w:ascii="Times New Roman" w:hAnsi="Times New Roman" w:eastAsia="宋体"/>
+          <w:sz w:val="24"/>
         </w:rPr>
         <w:t xml:space="preserve">DHCP获取IP</w:t>
       </w:r>
       <w:r>
         <w:rPr>
           <w:rStyle w:val="VerbatimChar"/>
+          <w:rFonts w:ascii="Times New Roman" w:hAnsi="Times New Roman" w:eastAsia="宋体"/>
+          <w:sz w:val="24"/>
         </w:rPr>
         <w:t xml:space="preserve"> → </w:t>
       </w:r>
       <w:r>
         <w:rPr>
           <w:rStyle w:val="VerbatimChar"/>
-          <w:rFonts w:hint="eastAsia"/>
+          <w:rFonts w:hint="eastAsia" w:ascii="Times New Roman" w:hAnsi="Times New Roman" w:eastAsia="宋体"/>
+          <w:sz w:val="24"/>
         </w:rPr>
         <w:t xml:space="preserve">reportDeviceStatus云函数</w:t>
       </w:r>
       <w:r>
         <w:rPr>
           <w:rStyle w:val="VerbatimChar"/>
+          <w:rFonts w:ascii="Times New Roman" w:hAnsi="Times New Roman" w:eastAsia="宋体"/>
+          <w:sz w:val="24"/>
         </w:rPr>
         <w:t xml:space="preserve"> → </w:t>
       </w:r>
       <w:r>
         <w:rPr>
           <w:rStyle w:val="VerbatimChar"/>
-          <w:rFonts w:hint="eastAsia"/>
+          <w:rFonts w:hint="eastAsia" w:ascii="Times New Roman" w:hAnsi="Times New Roman" w:eastAsia="宋体"/>
+          <w:sz w:val="24"/>
         </w:rPr>
         <w:t xml:space="preserve">device_status集合</w:t>
       </w:r>
       <w:r>
+        <w:rPr>
+          <w:rFonts w:ascii="Times New Roman" w:hAnsi="Times New Roman" w:eastAsia="宋体"/>
+          <w:sz w:val="24"/>
+        </w:rPr>
         <w:br/>
       </w:r>
       <w:r>
         <w:rPr>
           <w:rStyle w:val="VerbatimChar"/>
+          <w:rFonts w:ascii="Times New Roman" w:hAnsi="Times New Roman" w:eastAsia="宋体"/>
+          <w:sz w:val="24"/>
         </w:rPr>
         <w:t xml:space="preserve">    → </w:t>
       </w:r>
       <w:r>
         <w:rPr>
           <w:rStyle w:val="VerbatimChar"/>
-          <w:rFonts w:hint="eastAsia"/>
+          <w:rFonts w:hint="eastAsia" w:ascii="Times New Roman" w:hAnsi="Times New Roman" w:eastAsia="宋体"/>
+          <w:sz w:val="24"/>
         </w:rPr>
         <w:t xml:space="preserve">小程序查询</w:t>
       </w:r>
       <w:r>
         <w:rPr>
           <w:rStyle w:val="VerbatimChar"/>
+          <w:rFonts w:ascii="Times New Roman" w:hAnsi="Times New Roman" w:eastAsia="宋体"/>
+          <w:sz w:val="24"/>
         </w:rPr>
         <w:t xml:space="preserve"> → </w:t>
       </w:r>
       <w:r>
         <w:rPr>
           <w:rStyle w:val="VerbatimChar"/>
-          <w:rFonts w:hint="eastAsia"/>
+          <w:rFonts w:hint="eastAsia" w:ascii="Times New Roman" w:hAnsi="Times New Roman" w:eastAsia="宋体"/>
+          <w:sz w:val="24"/>
         </w:rPr>
         <w:t xml:space="preserve">显示设备IP</w:t>
       </w:r>
@@ -7090,79 +7864,100 @@
     <w:p>
       <w:pPr>
         <w:pStyle w:val="SourceCode"/>
-      </w:pPr>
-      <w:r>
-        <w:rPr>
-          <w:rStyle w:val="VerbatimChar"/>
-          <w:rFonts w:hint="eastAsia"/>
+        <w:spacing w:line="360" w:lineRule="auto"/>
+      </w:pPr>
+      <w:r>
+        <w:rPr>
+          <w:rStyle w:val="VerbatimChar"/>
+          <w:rFonts w:hint="eastAsia" w:ascii="Times New Roman" w:hAnsi="Times New Roman" w:eastAsia="宋体"/>
+          <w:sz w:val="24"/>
         </w:rPr>
         <w:t xml:space="preserve">设备启动</w:t>
       </w:r>
       <w:r>
         <w:rPr>
           <w:rStyle w:val="VerbatimChar"/>
+          <w:rFonts w:ascii="Times New Roman" w:hAnsi="Times New Roman" w:eastAsia="宋体"/>
+          <w:sz w:val="24"/>
         </w:rPr>
         <w:t xml:space="preserve"> → </w:t>
       </w:r>
       <w:r>
         <w:rPr>
           <w:rStyle w:val="VerbatimChar"/>
-          <w:rFonts w:hint="eastAsia"/>
+          <w:rFonts w:hint="eastAsia" w:ascii="Times New Roman" w:hAnsi="Times New Roman" w:eastAsia="宋体"/>
+          <w:sz w:val="24"/>
         </w:rPr>
         <w:t xml:space="preserve">getProfile云函数</w:t>
       </w:r>
       <w:r>
         <w:rPr>
           <w:rStyle w:val="VerbatimChar"/>
+          <w:rFonts w:ascii="Times New Roman" w:hAnsi="Times New Roman" w:eastAsia="宋体"/>
+          <w:sz w:val="24"/>
         </w:rPr>
         <w:t xml:space="preserve"> → </w:t>
       </w:r>
       <w:r>
         <w:rPr>
           <w:rStyle w:val="VerbatimChar"/>
-          <w:rFonts w:hint="eastAsia"/>
+          <w:rFonts w:hint="eastAsia" w:ascii="Times New Roman" w:hAnsi="Times New Roman" w:eastAsia="宋体"/>
+          <w:sz w:val="24"/>
         </w:rPr>
         <w:t xml:space="preserve">查询sessions集合中的历史校准数据</w:t>
       </w:r>
       <w:r>
+        <w:rPr>
+          <w:rFonts w:ascii="Times New Roman" w:hAnsi="Times New Roman" w:eastAsia="宋体"/>
+          <w:sz w:val="24"/>
+        </w:rPr>
         <w:br/>
       </w:r>
       <w:r>
         <w:rPr>
           <w:rStyle w:val="VerbatimChar"/>
+          <w:rFonts w:ascii="Times New Roman" w:hAnsi="Times New Roman" w:eastAsia="宋体"/>
+          <w:sz w:val="24"/>
         </w:rPr>
         <w:t xml:space="preserve">    → </w:t>
       </w:r>
       <w:r>
         <w:rPr>
           <w:rStyle w:val="VerbatimChar"/>
-          <w:rFonts w:hint="eastAsia"/>
+          <w:rFonts w:hint="eastAsia" w:ascii="Times New Roman" w:hAnsi="Times New Roman" w:eastAsia="宋体"/>
+          <w:sz w:val="24"/>
         </w:rPr>
         <w:t xml:space="preserve">返回优化后的疲劳判定基线</w:t>
       </w:r>
       <w:r>
         <w:rPr>
           <w:rStyle w:val="VerbatimChar"/>
+          <w:rFonts w:ascii="Times New Roman" w:hAnsi="Times New Roman" w:eastAsia="宋体"/>
+          <w:sz w:val="24"/>
         </w:rPr>
         <w:t xml:space="preserve"> → </w:t>
       </w:r>
       <w:r>
         <w:rPr>
           <w:rStyle w:val="VerbatimChar"/>
-          <w:rFonts w:hint="eastAsia"/>
+          <w:rFonts w:hint="eastAsia" w:ascii="Times New Roman" w:hAnsi="Times New Roman" w:eastAsia="宋体"/>
+          <w:sz w:val="24"/>
         </w:rPr>
         <w:t xml:space="preserve">应用到当前校准参数</w:t>
       </w:r>
       <w:r>
         <w:rPr>
           <w:rStyle w:val="VerbatimChar"/>
+          <w:rFonts w:ascii="Times New Roman" w:hAnsi="Times New Roman" w:eastAsia="宋体"/>
+          <w:sz w:val="24"/>
         </w:rPr>
         <w:t xml:space="preserve"> → </w:t>
       </w:r>
       <w:r>
         <w:rPr>
           <w:rStyle w:val="VerbatimChar"/>
-          <w:rFonts w:hint="eastAsia"/>
+          <w:rFonts w:hint="eastAsia" w:ascii="Times New Roman" w:hAnsi="Times New Roman" w:eastAsia="宋体"/>
+          <w:sz w:val="24"/>
         </w:rPr>
         <w:t xml:space="preserve">更新本地存储</w:t>
       </w:r>
@@ -7170,21 +7965,28 @@
     <w:p>
       <w:pPr>
         <w:pStyle w:val="FirstParagraph"/>
-      </w:pPr>
-      <w:r>
-        <w:rPr>
-          <w:rFonts w:hint="eastAsia"/>
+        <w:spacing w:line="360" w:lineRule="auto"/>
+      </w:pPr>
+      <w:r>
+        <w:rPr>
+          <w:rFonts w:hint="eastAsia" w:ascii="Times New Roman" w:hAnsi="Times New Roman" w:eastAsia="宋体"/>
           <w:b/>
           <w:bCs/>
+          <w:sz w:val="24"/>
         </w:rPr>
         <w:t xml:space="preserve">说明：</w:t>
       </w:r>
       <w:r>
+        <w:rPr>
+          <w:rFonts w:ascii="Times New Roman" w:hAnsi="Times New Roman" w:eastAsia="宋体"/>
+          <w:sz w:val="24"/>
+        </w:rPr>
         <w:t xml:space="preserve"> </w:t>
       </w:r>
       <w:r>
         <w:rPr>
-          <w:rFonts w:hint="eastAsia"/>
+          <w:rFonts w:hint="eastAsia" w:ascii="Times New Roman" w:hAnsi="Times New Roman" w:eastAsia="宋体"/>
+          <w:sz w:val="24"/>
         </w:rPr>
         <w:t xml:space="preserve">每次校准后，云端会保留历史记录。设备重启时，会从云端拉取历史数据优化当前的疲劳判定基线，实现”越用越准”的效果。</w:t>
       </w:r>
@@ -7231,15 +8033,15 @@
     <w:tbl>
       <w:tblPr>
         <w:tblStyle w:val="Table"/>
-        <w:tblW w:type="dxa" w:w="9070"/>
+        <w:tblW w:type="dxa" w:w="8305"/>
         <w:jc w:val="center"/>
         <w:tblLayout w:type="fixed"/>
         <w:tblLook w:firstRow="1" w:lastRow="0" w:firstColumn="0" w:lastColumn="0" w:noHBand="0" w:noVBand="0" w:val="0020"/>
       </w:tblPr>
       <w:tblGrid>
-        <w:gridCol w:w="3023"/>
-        <w:gridCol w:w="3023"/>
-        <w:gridCol w:w="3024"/>
+        <w:gridCol w:w="2768"/>
+        <w:gridCol w:w="2768"/>
+        <w:gridCol w:w="2769"/>
       </w:tblGrid>
       <w:tr>
         <w:trPr>
@@ -7248,7 +8050,7 @@
         <w:tc>
           <w:tcPr>
             <w:shd w:val="clear" w:color="auto" w:fill="2E5A9C"/>
-            <w:tcW w:type="dxa" w:w="3023"/>
+            <w:tcW w:type="dxa" w:w="2768"/>
             <w:tcBorders>
               <w:top w:val="single" w:sz="8" w:color="2E5A9C"/>
               <w:left w:val="single" w:sz="8" w:color="2E5A9C"/>
@@ -7276,7 +8078,7 @@
         <w:tc>
           <w:tcPr>
             <w:shd w:val="clear" w:color="auto" w:fill="2E5A9C"/>
-            <w:tcW w:type="dxa" w:w="3023"/>
+            <w:tcW w:type="dxa" w:w="2768"/>
             <w:tcBorders>
               <w:top w:val="single" w:sz="8" w:color="2E5A9C"/>
               <w:left w:val="single" w:sz="8" w:color="2E5A9C"/>
@@ -7304,7 +8106,7 @@
         <w:tc>
           <w:tcPr>
             <w:shd w:val="clear" w:color="auto" w:fill="2E5A9C"/>
-            <w:tcW w:type="dxa" w:w="3024"/>
+            <w:tcW w:type="dxa" w:w="2769"/>
             <w:tcBorders>
               <w:top w:val="single" w:sz="8" w:color="2E5A9C"/>
               <w:left w:val="single" w:sz="8" w:color="2E5A9C"/>
@@ -7333,7 +8135,7 @@
       <w:tr>
         <w:tc>
           <w:tcPr>
-            <w:tcW w:type="dxa" w:w="3023"/>
+            <w:tcW w:type="dxa" w:w="2768"/>
             <w:tcBorders>
               <w:top w:val="single" w:sz="4" w:color="E5E7EB"/>
               <w:left w:val="single" w:sz="4" w:color="E5E7EB"/>
@@ -7358,7 +8160,7 @@
         </w:tc>
         <w:tc>
           <w:tcPr>
-            <w:tcW w:type="dxa" w:w="3023"/>
+            <w:tcW w:type="dxa" w:w="2768"/>
             <w:tcBorders>
               <w:top w:val="single" w:sz="4" w:color="E5E7EB"/>
               <w:left w:val="single" w:sz="4" w:color="E5E7EB"/>
@@ -7383,7 +8185,7 @@
         </w:tc>
         <w:tc>
           <w:tcPr>
-            <w:tcW w:type="dxa" w:w="3024"/>
+            <w:tcW w:type="dxa" w:w="2769"/>
             <w:tcBorders>
               <w:top w:val="single" w:sz="4" w:color="E5E7EB"/>
               <w:left w:val="single" w:sz="4" w:color="E5E7EB"/>
@@ -7410,7 +8212,7 @@
       <w:tr>
         <w:tc>
           <w:tcPr>
-            <w:tcW w:type="dxa" w:w="3023"/>
+            <w:tcW w:type="dxa" w:w="2768"/>
             <w:tcBorders>
               <w:top w:val="single" w:sz="4" w:color="E5E7EB"/>
               <w:left w:val="single" w:sz="4" w:color="E5E7EB"/>
@@ -7435,7 +8237,7 @@
         </w:tc>
         <w:tc>
           <w:tcPr>
-            <w:tcW w:type="dxa" w:w="3023"/>
+            <w:tcW w:type="dxa" w:w="2768"/>
             <w:tcBorders>
               <w:top w:val="single" w:sz="4" w:color="E5E7EB"/>
               <w:left w:val="single" w:sz="4" w:color="E5E7EB"/>
@@ -7460,7 +8262,7 @@
         </w:tc>
         <w:tc>
           <w:tcPr>
-            <w:tcW w:type="dxa" w:w="3024"/>
+            <w:tcW w:type="dxa" w:w="2769"/>
             <w:tcBorders>
               <w:top w:val="single" w:sz="4" w:color="E5E7EB"/>
               <w:left w:val="single" w:sz="4" w:color="E5E7EB"/>
@@ -7487,7 +8289,7 @@
       <w:tr>
         <w:tc>
           <w:tcPr>
-            <w:tcW w:type="dxa" w:w="3023"/>
+            <w:tcW w:type="dxa" w:w="2768"/>
             <w:tcBorders>
               <w:top w:val="single" w:sz="4" w:color="E5E7EB"/>
               <w:left w:val="single" w:sz="4" w:color="E5E7EB"/>
@@ -7512,7 +8314,7 @@
         </w:tc>
         <w:tc>
           <w:tcPr>
-            <w:tcW w:type="dxa" w:w="3023"/>
+            <w:tcW w:type="dxa" w:w="2768"/>
             <w:tcBorders>
               <w:top w:val="single" w:sz="4" w:color="E5E7EB"/>
               <w:left w:val="single" w:sz="4" w:color="E5E7EB"/>
@@ -7537,7 +8339,7 @@
         </w:tc>
         <w:tc>
           <w:tcPr>
-            <w:tcW w:type="dxa" w:w="3024"/>
+            <w:tcW w:type="dxa" w:w="2769"/>
             <w:tcBorders>
               <w:top w:val="single" w:sz="4" w:color="E5E7EB"/>
               <w:left w:val="single" w:sz="4" w:color="E5E7EB"/>
@@ -7564,7 +8366,7 @@
       <w:tr>
         <w:tc>
           <w:tcPr>
-            <w:tcW w:type="dxa" w:w="3023"/>
+            <w:tcW w:type="dxa" w:w="2768"/>
             <w:tcBorders>
               <w:top w:val="single" w:sz="4" w:color="E5E7EB"/>
               <w:left w:val="single" w:sz="4" w:color="E5E7EB"/>
@@ -7589,7 +8391,7 @@
         </w:tc>
         <w:tc>
           <w:tcPr>
-            <w:tcW w:type="dxa" w:w="3023"/>
+            <w:tcW w:type="dxa" w:w="2768"/>
             <w:tcBorders>
               <w:top w:val="single" w:sz="4" w:color="E5E7EB"/>
               <w:left w:val="single" w:sz="4" w:color="E5E7EB"/>
@@ -7614,7 +8416,7 @@
         </w:tc>
         <w:tc>
           <w:tcPr>
-            <w:tcW w:type="dxa" w:w="3024"/>
+            <w:tcW w:type="dxa" w:w="2769"/>
             <w:tcBorders>
               <w:top w:val="single" w:sz="4" w:color="E5E7EB"/>
               <w:left w:val="single" w:sz="4" w:color="E5E7EB"/>
@@ -7641,7 +8443,7 @@
       <w:tr>
         <w:tc>
           <w:tcPr>
-            <w:tcW w:type="dxa" w:w="3023"/>
+            <w:tcW w:type="dxa" w:w="2768"/>
             <w:tcBorders>
               <w:top w:val="single" w:sz="4" w:color="E5E7EB"/>
               <w:left w:val="single" w:sz="4" w:color="E5E7EB"/>
@@ -7666,7 +8468,7 @@
         </w:tc>
         <w:tc>
           <w:tcPr>
-            <w:tcW w:type="dxa" w:w="3023"/>
+            <w:tcW w:type="dxa" w:w="2768"/>
             <w:tcBorders>
               <w:top w:val="single" w:sz="4" w:color="E5E7EB"/>
               <w:left w:val="single" w:sz="4" w:color="E5E7EB"/>
@@ -7691,7 +8493,7 @@
         </w:tc>
         <w:tc>
           <w:tcPr>
-            <w:tcW w:type="dxa" w:w="3024"/>
+            <w:tcW w:type="dxa" w:w="2769"/>
             <w:tcBorders>
               <w:top w:val="single" w:sz="4" w:color="E5E7EB"/>
               <w:left w:val="single" w:sz="4" w:color="E5E7EB"/>
@@ -7718,7 +8520,7 @@
       <w:tr>
         <w:tc>
           <w:tcPr>
-            <w:tcW w:type="dxa" w:w="3023"/>
+            <w:tcW w:type="dxa" w:w="2768"/>
             <w:tcBorders>
               <w:top w:val="single" w:sz="4" w:color="E5E7EB"/>
               <w:left w:val="single" w:sz="4" w:color="E5E7EB"/>
@@ -7743,7 +8545,7 @@
         </w:tc>
         <w:tc>
           <w:tcPr>
-            <w:tcW w:type="dxa" w:w="3023"/>
+            <w:tcW w:type="dxa" w:w="2768"/>
             <w:tcBorders>
               <w:top w:val="single" w:sz="4" w:color="E5E7EB"/>
               <w:left w:val="single" w:sz="4" w:color="E5E7EB"/>
@@ -7768,7 +8570,7 @@
         </w:tc>
         <w:tc>
           <w:tcPr>
-            <w:tcW w:type="dxa" w:w="3024"/>
+            <w:tcW w:type="dxa" w:w="2769"/>
             <w:tcBorders>
               <w:top w:val="single" w:sz="4" w:color="E5E7EB"/>
               <w:left w:val="single" w:sz="4" w:color="E5E7EB"/>
@@ -7795,7 +8597,7 @@
       <w:tr>
         <w:tc>
           <w:tcPr>
-            <w:tcW w:type="dxa" w:w="3023"/>
+            <w:tcW w:type="dxa" w:w="2768"/>
             <w:tcBorders>
               <w:top w:val="single" w:sz="4" w:color="E5E7EB"/>
               <w:left w:val="single" w:sz="4" w:color="E5E7EB"/>
@@ -7820,7 +8622,7 @@
         </w:tc>
         <w:tc>
           <w:tcPr>
-            <w:tcW w:type="dxa" w:w="3023"/>
+            <w:tcW w:type="dxa" w:w="2768"/>
             <w:tcBorders>
               <w:top w:val="single" w:sz="4" w:color="E5E7EB"/>
               <w:left w:val="single" w:sz="4" w:color="E5E7EB"/>
@@ -7845,7 +8647,7 @@
         </w:tc>
         <w:tc>
           <w:tcPr>
-            <w:tcW w:type="dxa" w:w="3024"/>
+            <w:tcW w:type="dxa" w:w="2769"/>
             <w:tcBorders>
               <w:top w:val="single" w:sz="4" w:color="E5E7EB"/>
               <w:left w:val="single" w:sz="4" w:color="E5E7EB"/>
@@ -7872,7 +8674,7 @@
       <w:tr>
         <w:tc>
           <w:tcPr>
-            <w:tcW w:type="dxa" w:w="3023"/>
+            <w:tcW w:type="dxa" w:w="2768"/>
             <w:tcBorders>
               <w:top w:val="single" w:sz="4" w:color="E5E7EB"/>
               <w:left w:val="single" w:sz="4" w:color="E5E7EB"/>
@@ -7897,7 +8699,7 @@
         </w:tc>
         <w:tc>
           <w:tcPr>
-            <w:tcW w:type="dxa" w:w="3023"/>
+            <w:tcW w:type="dxa" w:w="2768"/>
             <w:tcBorders>
               <w:top w:val="single" w:sz="4" w:color="E5E7EB"/>
               <w:left w:val="single" w:sz="4" w:color="E5E7EB"/>
@@ -7922,7 +8724,7 @@
         </w:tc>
         <w:tc>
           <w:tcPr>
-            <w:tcW w:type="dxa" w:w="3024"/>
+            <w:tcW w:type="dxa" w:w="2769"/>
             <w:tcBorders>
               <w:top w:val="single" w:sz="4" w:color="E5E7EB"/>
               <w:left w:val="single" w:sz="4" w:color="E5E7EB"/>
@@ -7949,7 +8751,7 @@
       <w:tr>
         <w:tc>
           <w:tcPr>
-            <w:tcW w:type="dxa" w:w="3023"/>
+            <w:tcW w:type="dxa" w:w="2768"/>
             <w:tcBorders>
               <w:top w:val="single" w:sz="4" w:color="E5E7EB"/>
               <w:left w:val="single" w:sz="4" w:color="E5E7EB"/>
@@ -7974,7 +8776,7 @@
         </w:tc>
         <w:tc>
           <w:tcPr>
-            <w:tcW w:type="dxa" w:w="3023"/>
+            <w:tcW w:type="dxa" w:w="2768"/>
             <w:tcBorders>
               <w:top w:val="single" w:sz="4" w:color="E5E7EB"/>
               <w:left w:val="single" w:sz="4" w:color="E5E7EB"/>
@@ -7999,7 +8801,7 @@
         </w:tc>
         <w:tc>
           <w:tcPr>
-            <w:tcW w:type="dxa" w:w="3024"/>
+            <w:tcW w:type="dxa" w:w="2769"/>
             <w:tcBorders>
               <w:top w:val="single" w:sz="4" w:color="E5E7EB"/>
               <w:left w:val="single" w:sz="4" w:color="E5E7EB"/>
@@ -8026,7 +8828,7 @@
       <w:tr>
         <w:tc>
           <w:tcPr>
-            <w:tcW w:type="dxa" w:w="3023"/>
+            <w:tcW w:type="dxa" w:w="2768"/>
             <w:tcBorders>
               <w:top w:val="single" w:sz="4" w:color="E5E7EB"/>
               <w:left w:val="single" w:sz="4" w:color="E5E7EB"/>
@@ -8051,7 +8853,7 @@
         </w:tc>
         <w:tc>
           <w:tcPr>
-            <w:tcW w:type="dxa" w:w="3023"/>
+            <w:tcW w:type="dxa" w:w="2768"/>
             <w:tcBorders>
               <w:top w:val="single" w:sz="4" w:color="E5E7EB"/>
               <w:left w:val="single" w:sz="4" w:color="E5E7EB"/>
@@ -8076,7 +8878,7 @@
         </w:tc>
         <w:tc>
           <w:tcPr>
-            <w:tcW w:type="dxa" w:w="3024"/>
+            <w:tcW w:type="dxa" w:w="2769"/>
             <w:tcBorders>
               <w:top w:val="single" w:sz="4" w:color="E5E7EB"/>
               <w:left w:val="single" w:sz="4" w:color="E5E7EB"/>
@@ -8103,7 +8905,7 @@
       <w:tr>
         <w:tc>
           <w:tcPr>
-            <w:tcW w:type="dxa" w:w="3023"/>
+            <w:tcW w:type="dxa" w:w="2768"/>
             <w:tcBorders>
               <w:top w:val="single" w:sz="4" w:color="E5E7EB"/>
               <w:left w:val="single" w:sz="4" w:color="E5E7EB"/>
@@ -8128,7 +8930,7 @@
         </w:tc>
         <w:tc>
           <w:tcPr>
-            <w:tcW w:type="dxa" w:w="3023"/>
+            <w:tcW w:type="dxa" w:w="2768"/>
             <w:tcBorders>
               <w:top w:val="single" w:sz="4" w:color="E5E7EB"/>
               <w:left w:val="single" w:sz="4" w:color="E5E7EB"/>
@@ -8153,7 +8955,7 @@
         </w:tc>
         <w:tc>
           <w:tcPr>
-            <w:tcW w:type="dxa" w:w="3024"/>
+            <w:tcW w:type="dxa" w:w="2769"/>
             <w:tcBorders>
               <w:top w:val="single" w:sz="4" w:color="E5E7EB"/>
               <w:left w:val="single" w:sz="4" w:color="E5E7EB"/>
@@ -8197,15 +8999,15 @@
     <w:tbl>
       <w:tblPr>
         <w:tblStyle w:val="Table"/>
-        <w:tblW w:type="dxa" w:w="9070"/>
+        <w:tblW w:type="dxa" w:w="8305"/>
         <w:jc w:val="center"/>
         <w:tblLayout w:type="fixed"/>
         <w:tblLook w:firstRow="1" w:lastRow="0" w:firstColumn="0" w:lastColumn="0" w:noHBand="0" w:noVBand="0" w:val="0020"/>
       </w:tblPr>
       <w:tblGrid>
-        <w:gridCol w:w="3023"/>
-        <w:gridCol w:w="3023"/>
-        <w:gridCol w:w="3024"/>
+        <w:gridCol w:w="2768"/>
+        <w:gridCol w:w="2768"/>
+        <w:gridCol w:w="2769"/>
       </w:tblGrid>
       <w:tr>
         <w:trPr>
@@ -8214,7 +9016,7 @@
         <w:tc>
           <w:tcPr>
             <w:shd w:val="clear" w:color="auto" w:fill="2E5A9C"/>
-            <w:tcW w:type="dxa" w:w="3023"/>
+            <w:tcW w:type="dxa" w:w="2768"/>
             <w:tcBorders>
               <w:top w:val="single" w:sz="8" w:color="2E5A9C"/>
               <w:left w:val="single" w:sz="8" w:color="2E5A9C"/>
@@ -8242,7 +9044,7 @@
         <w:tc>
           <w:tcPr>
             <w:shd w:val="clear" w:color="auto" w:fill="2E5A9C"/>
-            <w:tcW w:type="dxa" w:w="3023"/>
+            <w:tcW w:type="dxa" w:w="2768"/>
             <w:tcBorders>
               <w:top w:val="single" w:sz="8" w:color="2E5A9C"/>
               <w:left w:val="single" w:sz="8" w:color="2E5A9C"/>
@@ -8270,7 +9072,7 @@
         <w:tc>
           <w:tcPr>
             <w:shd w:val="clear" w:color="auto" w:fill="2E5A9C"/>
-            <w:tcW w:type="dxa" w:w="3024"/>
+            <w:tcW w:type="dxa" w:w="2769"/>
             <w:tcBorders>
               <w:top w:val="single" w:sz="8" w:color="2E5A9C"/>
               <w:left w:val="single" w:sz="8" w:color="2E5A9C"/>
@@ -8299,7 +9101,7 @@
       <w:tr>
         <w:tc>
           <w:tcPr>
-            <w:tcW w:type="dxa" w:w="3023"/>
+            <w:tcW w:type="dxa" w:w="2768"/>
             <w:tcBorders>
               <w:top w:val="single" w:sz="4" w:color="E5E7EB"/>
               <w:left w:val="single" w:sz="4" w:color="E5E7EB"/>
@@ -8324,7 +9126,7 @@
         </w:tc>
         <w:tc>
           <w:tcPr>
-            <w:tcW w:type="dxa" w:w="3023"/>
+            <w:tcW w:type="dxa" w:w="2768"/>
             <w:tcBorders>
               <w:top w:val="single" w:sz="4" w:color="E5E7EB"/>
               <w:left w:val="single" w:sz="4" w:color="E5E7EB"/>
@@ -8349,7 +9151,7 @@
         </w:tc>
         <w:tc>
           <w:tcPr>
-            <w:tcW w:type="dxa" w:w="3024"/>
+            <w:tcW w:type="dxa" w:w="2769"/>
             <w:tcBorders>
               <w:top w:val="single" w:sz="4" w:color="E5E7EB"/>
               <w:left w:val="single" w:sz="4" w:color="E5E7EB"/>
@@ -8376,7 +9178,7 @@
       <w:tr>
         <w:tc>
           <w:tcPr>
-            <w:tcW w:type="dxa" w:w="3023"/>
+            <w:tcW w:type="dxa" w:w="2768"/>
             <w:tcBorders>
               <w:top w:val="single" w:sz="4" w:color="E5E7EB"/>
               <w:left w:val="single" w:sz="4" w:color="E5E7EB"/>
@@ -8401,7 +9203,7 @@
         </w:tc>
         <w:tc>
           <w:tcPr>
-            <w:tcW w:type="dxa" w:w="3023"/>
+            <w:tcW w:type="dxa" w:w="2768"/>
             <w:tcBorders>
               <w:top w:val="single" w:sz="4" w:color="E5E7EB"/>
               <w:left w:val="single" w:sz="4" w:color="E5E7EB"/>
@@ -8426,7 +9228,7 @@
         </w:tc>
         <w:tc>
           <w:tcPr>
-            <w:tcW w:type="dxa" w:w="3024"/>
+            <w:tcW w:type="dxa" w:w="2769"/>
             <w:tcBorders>
               <w:top w:val="single" w:sz="4" w:color="E5E7EB"/>
               <w:left w:val="single" w:sz="4" w:color="E5E7EB"/>
@@ -8453,7 +9255,7 @@
       <w:tr>
         <w:tc>
           <w:tcPr>
-            <w:tcW w:type="dxa" w:w="3023"/>
+            <w:tcW w:type="dxa" w:w="2768"/>
             <w:tcBorders>
               <w:top w:val="single" w:sz="4" w:color="E5E7EB"/>
               <w:left w:val="single" w:sz="4" w:color="E5E7EB"/>
@@ -8478,7 +9280,7 @@
         </w:tc>
         <w:tc>
           <w:tcPr>
-            <w:tcW w:type="dxa" w:w="3023"/>
+            <w:tcW w:type="dxa" w:w="2768"/>
             <w:tcBorders>
               <w:top w:val="single" w:sz="4" w:color="E5E7EB"/>
               <w:left w:val="single" w:sz="4" w:color="E5E7EB"/>
@@ -8503,7 +9305,7 @@
         </w:tc>
         <w:tc>
           <w:tcPr>
-            <w:tcW w:type="dxa" w:w="3024"/>
+            <w:tcW w:type="dxa" w:w="2769"/>
             <w:tcBorders>
               <w:top w:val="single" w:sz="4" w:color="E5E7EB"/>
               <w:left w:val="single" w:sz="4" w:color="E5E7EB"/>
@@ -8530,7 +9332,7 @@
       <w:tr>
         <w:tc>
           <w:tcPr>
-            <w:tcW w:type="dxa" w:w="3023"/>
+            <w:tcW w:type="dxa" w:w="2768"/>
             <w:tcBorders>
               <w:top w:val="single" w:sz="4" w:color="E5E7EB"/>
               <w:left w:val="single" w:sz="4" w:color="E5E7EB"/>
@@ -8555,7 +9357,7 @@
         </w:tc>
         <w:tc>
           <w:tcPr>
-            <w:tcW w:type="dxa" w:w="3023"/>
+            <w:tcW w:type="dxa" w:w="2768"/>
             <w:tcBorders>
               <w:top w:val="single" w:sz="4" w:color="E5E7EB"/>
               <w:left w:val="single" w:sz="4" w:color="E5E7EB"/>
@@ -8580,7 +9382,7 @@
         </w:tc>
         <w:tc>
           <w:tcPr>
-            <w:tcW w:type="dxa" w:w="3024"/>
+            <w:tcW w:type="dxa" w:w="2769"/>
             <w:tcBorders>
               <w:top w:val="single" w:sz="4" w:color="E5E7EB"/>
               <w:left w:val="single" w:sz="4" w:color="E5E7EB"/>
@@ -8607,7 +9409,7 @@
       <w:tr>
         <w:tc>
           <w:tcPr>
-            <w:tcW w:type="dxa" w:w="3023"/>
+            <w:tcW w:type="dxa" w:w="2768"/>
             <w:tcBorders>
               <w:top w:val="single" w:sz="4" w:color="E5E7EB"/>
               <w:left w:val="single" w:sz="4" w:color="E5E7EB"/>
@@ -8632,7 +9434,7 @@
         </w:tc>
         <w:tc>
           <w:tcPr>
-            <w:tcW w:type="dxa" w:w="3023"/>
+            <w:tcW w:type="dxa" w:w="2768"/>
             <w:tcBorders>
               <w:top w:val="single" w:sz="4" w:color="E5E7EB"/>
               <w:left w:val="single" w:sz="4" w:color="E5E7EB"/>
@@ -8657,7 +9459,7 @@
         </w:tc>
         <w:tc>
           <w:tcPr>
-            <w:tcW w:type="dxa" w:w="3024"/>
+            <w:tcW w:type="dxa" w:w="2769"/>
             <w:tcBorders>
               <w:top w:val="single" w:sz="4" w:color="E5E7EB"/>
               <w:left w:val="single" w:sz="4" w:color="E5E7EB"/>
@@ -8684,7 +9486,7 @@
       <w:tr>
         <w:tc>
           <w:tcPr>
-            <w:tcW w:type="dxa" w:w="3023"/>
+            <w:tcW w:type="dxa" w:w="2768"/>
             <w:tcBorders>
               <w:top w:val="single" w:sz="4" w:color="E5E7EB"/>
               <w:left w:val="single" w:sz="4" w:color="E5E7EB"/>
@@ -8709,7 +9511,7 @@
         </w:tc>
         <w:tc>
           <w:tcPr>
-            <w:tcW w:type="dxa" w:w="3023"/>
+            <w:tcW w:type="dxa" w:w="2768"/>
             <w:tcBorders>
               <w:top w:val="single" w:sz="4" w:color="E5E7EB"/>
               <w:left w:val="single" w:sz="4" w:color="E5E7EB"/>
@@ -8734,7 +9536,7 @@
         </w:tc>
         <w:tc>
           <w:tcPr>
-            <w:tcW w:type="dxa" w:w="3024"/>
+            <w:tcW w:type="dxa" w:w="2769"/>
             <w:tcBorders>
               <w:top w:val="single" w:sz="4" w:color="E5E7EB"/>
               <w:left w:val="single" w:sz="4" w:color="E5E7EB"/>
@@ -8778,14 +9580,14 @@
     <w:tbl>
       <w:tblPr>
         <w:tblStyle w:val="Table"/>
-        <w:tblW w:type="dxa" w:w="9070"/>
+        <w:tblW w:type="dxa" w:w="8305"/>
         <w:jc w:val="center"/>
         <w:tblLayout w:type="fixed"/>
         <w:tblLook w:firstRow="1" w:lastRow="0" w:firstColumn="0" w:lastColumn="0" w:noHBand="0" w:noVBand="0" w:val="0020"/>
       </w:tblPr>
       <w:tblGrid>
-        <w:gridCol w:w="4535"/>
-        <w:gridCol w:w="4535"/>
+        <w:gridCol w:w="4152"/>
+        <w:gridCol w:w="4153"/>
       </w:tblGrid>
       <w:tr>
         <w:trPr>
@@ -8794,7 +9596,7 @@
         <w:tc>
           <w:tcPr>
             <w:shd w:val="clear" w:color="auto" w:fill="2E5A9C"/>
-            <w:tcW w:type="dxa" w:w="4534"/>
+            <w:tcW w:type="dxa" w:w="4151"/>
             <w:tcBorders>
               <w:top w:val="single" w:sz="8" w:color="2E5A9C"/>
               <w:left w:val="single" w:sz="8" w:color="2E5A9C"/>
@@ -8822,7 +9624,7 @@
         <w:tc>
           <w:tcPr>
             <w:shd w:val="clear" w:color="auto" w:fill="2E5A9C"/>
-            <w:tcW w:type="dxa" w:w="4534"/>
+            <w:tcW w:type="dxa" w:w="4152"/>
             <w:tcBorders>
               <w:top w:val="single" w:sz="8" w:color="2E5A9C"/>
               <w:left w:val="single" w:sz="8" w:color="2E5A9C"/>
@@ -8851,7 +9653,7 @@
       <w:tr>
         <w:tc>
           <w:tcPr>
-            <w:tcW w:type="dxa" w:w="4534"/>
+            <w:tcW w:type="dxa" w:w="4151"/>
             <w:tcBorders>
               <w:top w:val="single" w:sz="4" w:color="E5E7EB"/>
               <w:left w:val="single" w:sz="4" w:color="E5E7EB"/>
@@ -8876,7 +9678,7 @@
         </w:tc>
         <w:tc>
           <w:tcPr>
-            <w:tcW w:type="dxa" w:w="4534"/>
+            <w:tcW w:type="dxa" w:w="4152"/>
             <w:tcBorders>
               <w:top w:val="single" w:sz="4" w:color="E5E7EB"/>
               <w:left w:val="single" w:sz="4" w:color="E5E7EB"/>
@@ -8903,7 +9705,7 @@
       <w:tr>
         <w:tc>
           <w:tcPr>
-            <w:tcW w:type="dxa" w:w="4534"/>
+            <w:tcW w:type="dxa" w:w="4151"/>
             <w:tcBorders>
               <w:top w:val="single" w:sz="4" w:color="E5E7EB"/>
               <w:left w:val="single" w:sz="4" w:color="E5E7EB"/>
@@ -8928,7 +9730,7 @@
         </w:tc>
         <w:tc>
           <w:tcPr>
-            <w:tcW w:type="dxa" w:w="4534"/>
+            <w:tcW w:type="dxa" w:w="4152"/>
             <w:tcBorders>
               <w:top w:val="single" w:sz="4" w:color="E5E7EB"/>
               <w:left w:val="single" w:sz="4" w:color="E5E7EB"/>
@@ -8955,7 +9757,7 @@
       <w:tr>
         <w:tc>
           <w:tcPr>
-            <w:tcW w:type="dxa" w:w="4534"/>
+            <w:tcW w:type="dxa" w:w="4151"/>
             <w:tcBorders>
               <w:top w:val="single" w:sz="4" w:color="E5E7EB"/>
               <w:left w:val="single" w:sz="4" w:color="E5E7EB"/>
@@ -8980,7 +9782,7 @@
         </w:tc>
         <w:tc>
           <w:tcPr>
-            <w:tcW w:type="dxa" w:w="4534"/>
+            <w:tcW w:type="dxa" w:w="4152"/>
             <w:tcBorders>
               <w:top w:val="single" w:sz="4" w:color="E5E7EB"/>
               <w:left w:val="single" w:sz="4" w:color="E5E7EB"/>
@@ -9021,7 +9823,7 @@
         <w:numRestart w:val="eachSect"/>
       </w:footnotePr>
       <w:pgSz w:w="11906" w:h="16838"/>
-      <w:pgMar w:top="1417" w:bottom="1417" w:left="1417" w:right="1417"/>
+      <w:pgMar w:top="1440" w:bottom="1440" w:left="1800" w:right="1800"/>
     </w:sectPr>
   </w:body>
 </w:document>
